--- a/fuentes/CFA1_00170000_DU.docx
+++ b/fuentes/CFA1_00170000_DU.docx
@@ -3312,21 +3312,7 @@
         <w:rPr>
           <w:lang w:eastAsia="es-CO"/>
         </w:rPr>
-        <w:t xml:space="preserve"> (Estados Unidos, 1980). Propuesta por </w:t>
-      </w:r>
-      <w:proofErr w:type="spellStart"/>
-      <w:r>
-        <w:rPr>
-          <w:lang w:eastAsia="es-CO"/>
-        </w:rPr>
-        <w:t>Dill</w:t>
-      </w:r>
-      <w:proofErr w:type="spellEnd"/>
-      <w:r>
-        <w:rPr>
-          <w:lang w:eastAsia="es-CO"/>
-        </w:rPr>
-        <w:t>, Thompson, Lawrence, Lorsch y Burns, concibe la organización como un sistema abierto que debe adaptarse a las condiciones cambiantes del entorno.</w:t>
+        <w:t xml:space="preserve"> (Estados Unidos, 1980). Propuesta por Dill, Thompson, Lawrence, Lorsch y Burns, concibe la organización como un sistema abierto que debe adaptarse a las condiciones cambiantes del entorno.</w:t>
       </w:r>
     </w:p>
     <w:p>
@@ -3811,21 +3797,7 @@
         <w:rPr>
           <w:lang w:eastAsia="es-CO"/>
         </w:rPr>
-        <w:t>La empresa es una organización económica y jurídica que desarrolla actividades de producción, distribución o prestación de bienes y servicios con el fin de satisfacer las necesidades de un mercado mediante un beneficio o contraprestación. De acuerdo con el tipo de organización, dicho beneficio puede ser lucrativo o no lucrativo (</w:t>
-      </w:r>
-      <w:proofErr w:type="spellStart"/>
-      <w:r>
-        <w:rPr>
-          <w:lang w:eastAsia="es-CO"/>
-        </w:rPr>
-        <w:t>Tantalean</w:t>
-      </w:r>
-      <w:proofErr w:type="spellEnd"/>
-      <w:r>
-        <w:rPr>
-          <w:lang w:eastAsia="es-CO"/>
-        </w:rPr>
-        <w:t>, 2022).</w:t>
+        <w:t>La empresa es una organización económica y jurídica que desarrolla actividades de producción, distribución o prestación de bienes y servicios con el fin de satisfacer las necesidades de un mercado mediante un beneficio o contraprestación. De acuerdo con el tipo de organización, dicho beneficio puede ser lucrativo o no lucrativo (Tantalean, 2022).</w:t>
       </w:r>
     </w:p>
     <w:p>
@@ -6035,21 +6007,7 @@
         <w:rPr>
           <w:lang w:eastAsia="es-CO"/>
         </w:rPr>
-        <w:t xml:space="preserve">Fuente: </w:t>
-      </w:r>
-      <w:proofErr w:type="spellStart"/>
-      <w:r>
-        <w:rPr>
-          <w:lang w:eastAsia="es-CO"/>
-        </w:rPr>
-        <w:t>Bancoldex</w:t>
-      </w:r>
-      <w:proofErr w:type="spellEnd"/>
-      <w:r>
-        <w:rPr>
-          <w:lang w:eastAsia="es-CO"/>
-        </w:rPr>
-        <w:t xml:space="preserve"> (s.f.)</w:t>
+        <w:t>Fuente: Bancoldex (s.f.)</w:t>
       </w:r>
     </w:p>
     <w:p>
@@ -6112,21 +6070,7 @@
         <w:rPr>
           <w:lang w:eastAsia="es-CO"/>
         </w:rPr>
-        <w:t>La administración se define como la coordinación de recursos orientada al logro de objetivos organizacionales. Por su parte, la Gestión por Resultados (</w:t>
-      </w:r>
-      <w:proofErr w:type="spellStart"/>
-      <w:r>
-        <w:rPr>
-          <w:lang w:eastAsia="es-CO"/>
-        </w:rPr>
-        <w:t>GpR</w:t>
-      </w:r>
-      <w:proofErr w:type="spellEnd"/>
-      <w:r>
-        <w:rPr>
-          <w:lang w:eastAsia="es-CO"/>
-        </w:rPr>
-        <w:t>) es un modelo moderno que utiliza esa base administrativa para priorizar el cumplimiento de los objetivos misionales, la eficiencia y la generación de valor público. La relación entre ambas es de instrumentación:</w:t>
+        <w:t>La administración se define como la coordinación de recursos orientada al logro de objetivos organizacionales. Por su parte, la Gestión por Resultados (GpR) es un modelo moderno que utiliza esa base administrativa para priorizar el cumplimiento de los objetivos misionales, la eficiencia y la generación de valor público. La relación entre ambas es de instrumentación:</w:t>
       </w:r>
     </w:p>
     <w:p>
@@ -6162,21 +6106,7 @@
         <w:rPr>
           <w:lang w:eastAsia="es-CO"/>
         </w:rPr>
-        <w:t xml:space="preserve">La </w:t>
-      </w:r>
-      <w:proofErr w:type="spellStart"/>
-      <w:r>
-        <w:rPr>
-          <w:lang w:eastAsia="es-CO"/>
-        </w:rPr>
-        <w:t>GpR</w:t>
-      </w:r>
-      <w:proofErr w:type="spellEnd"/>
-      <w:r>
-        <w:rPr>
-          <w:lang w:eastAsia="es-CO"/>
-        </w:rPr>
-        <w:t xml:space="preserve"> orienta dichos esfuerzos hacia el impacto final, optimizando recursos y evitando reprocesos o tiempos de holgura.</w:t>
+        <w:t>La GpR orienta dichos esfuerzos hacia el impacto final, optimizando recursos y evitando reprocesos o tiempos de holgura.</w:t>
       </w:r>
     </w:p>
     <w:p>
@@ -6228,21 +6158,7 @@
         <w:rPr>
           <w:lang w:eastAsia="es-CO"/>
         </w:rPr>
-        <w:t xml:space="preserve"> la administración gestiona recursos y tareas, mientras que la </w:t>
-      </w:r>
-      <w:proofErr w:type="spellStart"/>
-      <w:r>
-        <w:rPr>
-          <w:lang w:eastAsia="es-CO"/>
-        </w:rPr>
-        <w:t>GpR</w:t>
-      </w:r>
-      <w:proofErr w:type="spellEnd"/>
-      <w:r>
-        <w:rPr>
-          <w:lang w:eastAsia="es-CO"/>
-        </w:rPr>
-        <w:t xml:space="preserve"> se centra en el desempeño y el impacto generado</w:t>
+        <w:t xml:space="preserve"> la administración gestiona recursos y tareas, mientras que la GpR se centra en el desempeño y el impacto generado</w:t>
       </w:r>
       <w:r>
         <w:rPr>
@@ -6274,21 +6190,7 @@
         <w:rPr>
           <w:lang w:eastAsia="es-CO"/>
         </w:rPr>
-        <w:t xml:space="preserve"> la administración busca la eficiencia operativa y la </w:t>
-      </w:r>
-      <w:proofErr w:type="spellStart"/>
-      <w:r>
-        <w:rPr>
-          <w:lang w:eastAsia="es-CO"/>
-        </w:rPr>
-        <w:t>GpR</w:t>
-      </w:r>
-      <w:proofErr w:type="spellEnd"/>
-      <w:r>
-        <w:rPr>
-          <w:lang w:eastAsia="es-CO"/>
-        </w:rPr>
-        <w:t xml:space="preserve"> persigue resultados de valor para la ciudadanía.</w:t>
+        <w:t xml:space="preserve"> la administración busca la eficiencia operativa y la GpR persigue resultados de valor para la ciudadanía.</w:t>
       </w:r>
     </w:p>
     <w:p>
@@ -6314,21 +6216,7 @@
         <w:rPr>
           <w:lang w:eastAsia="es-CO"/>
         </w:rPr>
-        <w:t xml:space="preserve"> la </w:t>
-      </w:r>
-      <w:proofErr w:type="spellStart"/>
-      <w:r>
-        <w:rPr>
-          <w:lang w:eastAsia="es-CO"/>
-        </w:rPr>
-        <w:t>GpR</w:t>
-      </w:r>
-      <w:proofErr w:type="spellEnd"/>
-      <w:r>
-        <w:rPr>
-          <w:lang w:eastAsia="es-CO"/>
-        </w:rPr>
-        <w:t xml:space="preserve"> transforma la administración tradicional al incorporar planificación estratégica, presupuesto por resultados y evaluación continua.</w:t>
+        <w:t xml:space="preserve"> la GpR transforma la administración tradicional al incorporar planificación estratégica, presupuesto por resultados y evaluación continua.</w:t>
       </w:r>
     </w:p>
     <w:p>
@@ -6355,21 +6243,7 @@
         <w:rPr>
           <w:lang w:eastAsia="es-CO"/>
         </w:rPr>
-        <w:t xml:space="preserve"> la administración aporta la normativa y estructura, mientras que la </w:t>
-      </w:r>
-      <w:proofErr w:type="spellStart"/>
-      <w:r>
-        <w:rPr>
-          <w:lang w:eastAsia="es-CO"/>
-        </w:rPr>
-        <w:t>GpR</w:t>
-      </w:r>
-      <w:proofErr w:type="spellEnd"/>
-      <w:r>
-        <w:rPr>
-          <w:lang w:eastAsia="es-CO"/>
-        </w:rPr>
-        <w:t xml:space="preserve"> define el sentido estratégico y los beneficios sociales.</w:t>
+        <w:t xml:space="preserve"> la administración aporta la normativa y estructura, mientras que la GpR define el sentido estratégico y los beneficios sociales.</w:t>
       </w:r>
     </w:p>
     <w:p>
@@ -6395,21 +6269,7 @@
         <w:rPr>
           <w:lang w:eastAsia="es-CO"/>
         </w:rPr>
-        <w:t xml:space="preserve"> los datos obtenidos de la </w:t>
-      </w:r>
-      <w:proofErr w:type="spellStart"/>
-      <w:r>
-        <w:rPr>
-          <w:lang w:eastAsia="es-CO"/>
-        </w:rPr>
-        <w:t>GpR</w:t>
-      </w:r>
-      <w:proofErr w:type="spellEnd"/>
-      <w:r>
-        <w:rPr>
-          <w:lang w:eastAsia="es-CO"/>
-        </w:rPr>
-        <w:t xml:space="preserve"> permiten a la administración corregir procesos internos y optimizar el gasto público.</w:t>
+        <w:t xml:space="preserve"> los datos obtenidos de la GpR permiten a la administración corregir procesos internos y optimizar el gasto público.</w:t>
       </w:r>
     </w:p>
     <w:p>
@@ -6862,7 +6722,31 @@
         <w:rPr>
           <w:lang w:eastAsia="es-CO"/>
         </w:rPr>
-        <w:t>En la organización la misión, la visión y los valores son esenciales para construir la filosofía de la organización consolidada en una cultura organizacional que vincula políticas, regla, valores construyendo una identidad propia y definiendo las orientaciones para el desarrollo organizacional. Esta orientación se convierte en fundamento para la definición de reglas, normas y políticas que establecen el marco de acción y delimitan el comportamiento del equipo de trabajo y demás miembros; para esto es esencial definir la planeación estratégica, que no es otra cosa que diseñar desde cero la proyección que se anhela alcanzar en un período de tiempo determinado.</w:t>
+        <w:t>En la organización</w:t>
+      </w:r>
+      <w:r>
+        <w:rPr>
+          <w:lang w:eastAsia="es-CO"/>
+        </w:rPr>
+        <w:t>,</w:t>
+      </w:r>
+      <w:r>
+        <w:rPr>
+          <w:lang w:eastAsia="es-CO"/>
+        </w:rPr>
+        <w:t xml:space="preserve"> la misión, la visión y los valores son esenciales para construir la filosofía de la organización consolidada en una cultura organizacional que vincula políticas, regla, valores</w:t>
+      </w:r>
+      <w:r>
+        <w:rPr>
+          <w:lang w:eastAsia="es-CO"/>
+        </w:rPr>
+        <w:t>,</w:t>
+      </w:r>
+      <w:r>
+        <w:rPr>
+          <w:lang w:eastAsia="es-CO"/>
+        </w:rPr>
+        <w:t xml:space="preserve"> construyendo una identidad propia y definiendo las orientaciones para el desarrollo organizacional. Esta orientación se convierte en fundamento para la definición de reglas, normas y políticas que establecen el marco de acción y delimitan el comportamiento del equipo de trabajo y demás miembros; para esto es esencial definir la planeación estratégica, que no es otra cosa que diseñar desde cero la proyección que se anhela alcanzar en un período de tiempo determinado.</w:t>
       </w:r>
     </w:p>
     <w:p>
@@ -9545,25 +9429,7 @@
           <w:bCs/>
           <w:lang w:eastAsia="es-CO"/>
         </w:rPr>
-        <w:t xml:space="preserve">1844. Pioneros de </w:t>
-      </w:r>
-      <w:proofErr w:type="spellStart"/>
-      <w:r>
-        <w:rPr>
-          <w:b/>
-          <w:bCs/>
-          <w:lang w:eastAsia="es-CO"/>
-        </w:rPr>
-        <w:t>Rochdale</w:t>
-      </w:r>
-      <w:proofErr w:type="spellEnd"/>
-      <w:r>
-        <w:rPr>
-          <w:b/>
-          <w:bCs/>
-          <w:lang w:eastAsia="es-CO"/>
-        </w:rPr>
-        <w:t xml:space="preserve"> (Reino Unido)</w:t>
+        <w:t>1844. Pioneros de Rochdale (Reino Unido)</w:t>
       </w:r>
     </w:p>
     <w:p>
@@ -13882,6 +13748,7 @@
       </w:pPr>
       <w:r>
         <w:rPr>
+          <w:noProof/>
           <w:lang w:eastAsia="es-CO"/>
         </w:rPr>
         <w:lastRenderedPageBreak/>
@@ -14001,29 +13868,40 @@
           <w:lang w:eastAsia="es-CO"/>
         </w:rPr>
       </w:pPr>
-      <w:proofErr w:type="spellStart"/>
       <w:r>
         <w:rPr>
           <w:b/>
           <w:bCs/>
           <w:lang w:eastAsia="es-CO"/>
         </w:rPr>
-        <w:t>Autogobernanza</w:t>
-      </w:r>
-      <w:proofErr w:type="spellEnd"/>
+        <w:t>Autogobernanza:</w:t>
+      </w:r>
+      <w:r>
+        <w:rPr>
+          <w:lang w:eastAsia="es-CO"/>
+        </w:rPr>
+        <w:t xml:space="preserve"> capacidad de una organización para administrarse, regularse y sostenerse por sí misma, sin depender de autoridades externas.</w:t>
+      </w:r>
+    </w:p>
+    <w:p>
+      <w:pPr>
+        <w:rPr>
+          <w:lang w:eastAsia="es-CO"/>
+        </w:rPr>
+      </w:pPr>
       <w:r>
         <w:rPr>
           <w:b/>
           <w:bCs/>
           <w:lang w:eastAsia="es-CO"/>
         </w:rPr>
-        <w:t>:</w:t>
-      </w:r>
-      <w:r>
-        <w:rPr>
-          <w:lang w:eastAsia="es-CO"/>
-        </w:rPr>
-        <w:t xml:space="preserve"> capacidad de una organización para administrarse, regularse y sostenerse por sí misma, sin depender de autoridades externas.</w:t>
+        <w:t>Cadena productiva:</w:t>
+      </w:r>
+      <w:r>
+        <w:rPr>
+          <w:lang w:eastAsia="es-CO"/>
+        </w:rPr>
+        <w:t xml:space="preserve"> conjunto de etapas articuladas que van desde la producción de un bien o servicio hasta su consumo final, integrando elaboración, transformación, distribución y comercialización.</w:t>
       </w:r>
     </w:p>
     <w:p>
@@ -14038,13 +13916,13 @@
           <w:bCs/>
           <w:lang w:eastAsia="es-CO"/>
         </w:rPr>
-        <w:t>Cadena productiva:</w:t>
-      </w:r>
-      <w:r>
-        <w:rPr>
-          <w:lang w:eastAsia="es-CO"/>
-        </w:rPr>
-        <w:t xml:space="preserve"> conjunto de etapas articuladas que van desde la producción de un bien o servicio hasta su consumo final, integrando elaboración, transformación, distribución y comercialización.</w:t>
+        <w:t>Gestión democrática:</w:t>
+      </w:r>
+      <w:r>
+        <w:rPr>
+          <w:lang w:eastAsia="es-CO"/>
+        </w:rPr>
+        <w:t xml:space="preserve"> forma de administración en la que todos los asociados participan en la toma de decisiones de manera igualitaria, bajo el principio de un asociado, un voto.</w:t>
       </w:r>
     </w:p>
     <w:p>
@@ -14059,13 +13937,13 @@
           <w:bCs/>
           <w:lang w:eastAsia="es-CO"/>
         </w:rPr>
-        <w:t>Gestión democrática:</w:t>
-      </w:r>
-      <w:r>
-        <w:rPr>
-          <w:lang w:eastAsia="es-CO"/>
-        </w:rPr>
-        <w:t xml:space="preserve"> forma de administración en la que todos los asociados participan en la toma de decisiones de manera igualitaria, bajo el principio de un asociado, un voto.</w:t>
+        <w:t>Justeza:</w:t>
+      </w:r>
+      <w:r>
+        <w:rPr>
+          <w:lang w:eastAsia="es-CO"/>
+        </w:rPr>
+        <w:t xml:space="preserve"> dimensión práctica de la justicia en la economía solidaria que garantiza intercambios equitativos y dignos, ajustados a las necesidades reales de las personas por encima de la acumulación de capital.</w:t>
       </w:r>
     </w:p>
     <w:p>
@@ -14080,13 +13958,13 @@
           <w:bCs/>
           <w:lang w:eastAsia="es-CO"/>
         </w:rPr>
-        <w:t>Justeza:</w:t>
-      </w:r>
-      <w:r>
-        <w:rPr>
-          <w:lang w:eastAsia="es-CO"/>
-        </w:rPr>
-        <w:t xml:space="preserve"> dimensión práctica de la justicia en la economía solidaria que garantiza intercambios equitativos y dignos, ajustados a las necesidades reales de las personas por encima de la acumulación de capital.</w:t>
+        <w:t>Mutualidad:</w:t>
+      </w:r>
+      <w:r>
+        <w:rPr>
+          <w:lang w:eastAsia="es-CO"/>
+        </w:rPr>
+        <w:t xml:space="preserve"> principio de ayuda recíproca entre los miembros de una organización solidaria, orientado a satisfacer necesidades comunes mediante la colaboración y el esfuerzo colectivo.</w:t>
       </w:r>
     </w:p>
     <w:p>
@@ -14101,13 +13979,13 @@
           <w:bCs/>
           <w:lang w:eastAsia="es-CO"/>
         </w:rPr>
-        <w:t>Mutualidad:</w:t>
-      </w:r>
-      <w:r>
-        <w:rPr>
-          <w:lang w:eastAsia="es-CO"/>
-        </w:rPr>
-        <w:t xml:space="preserve"> principio de ayuda recíproca entre los miembros de una organización solidaria, orientado a satisfacer necesidades comunes mediante la colaboración y el esfuerzo colectivo.</w:t>
+        <w:t>PESTEL:</w:t>
+      </w:r>
+      <w:r>
+        <w:rPr>
+          <w:lang w:eastAsia="es-CO"/>
+        </w:rPr>
+        <w:t xml:space="preserve"> herramienta de análisis estratégico que evalúa los factores externos que afectan a una organización: políticos, económicos, socioculturales, tecnológicos, ecológicos y legales.</w:t>
       </w:r>
     </w:p>
     <w:p>
@@ -14122,27 +14000,6 @@
           <w:bCs/>
           <w:lang w:eastAsia="es-CO"/>
         </w:rPr>
-        <w:t>PESTEL:</w:t>
-      </w:r>
-      <w:r>
-        <w:rPr>
-          <w:lang w:eastAsia="es-CO"/>
-        </w:rPr>
-        <w:t xml:space="preserve"> herramienta de análisis estratégico que evalúa los factores externos que afectan a una organización: políticos, económicos, socioculturales, tecnológicos, ecológicos y legales.</w:t>
-      </w:r>
-    </w:p>
-    <w:p>
-      <w:pPr>
-        <w:rPr>
-          <w:lang w:eastAsia="es-CO"/>
-        </w:rPr>
-      </w:pPr>
-      <w:r>
-        <w:rPr>
-          <w:b/>
-          <w:bCs/>
-          <w:lang w:eastAsia="es-CO"/>
-        </w:rPr>
         <w:lastRenderedPageBreak/>
         <w:t>Precooperativa:</w:t>
       </w:r>
@@ -14202,130 +14059,46 @@
         <w:rPr>
           <w:lang w:val="es-MX" w:eastAsia="es-CO"/>
         </w:rPr>
-        <w:t xml:space="preserve">Cardona, L. (2020). La noción de cadena de producción solidaria desde las experiencias de circuitos cortos de comercialización. </w:t>
-      </w:r>
-      <w:proofErr w:type="spellStart"/>
-      <w:r>
+        <w:t>Cardona, L. (2020). La noción de cadena de producción solidaria desde las experiencias de circuitos cortos de comercialización. Journal of Business and Entrepreneurial Studies, 4(1). Corporación Universitaria Minuto de Dios.</w:t>
+      </w:r>
+    </w:p>
+    <w:p>
+      <w:pPr>
         <w:rPr>
           <w:lang w:val="es-MX" w:eastAsia="es-CO"/>
         </w:rPr>
-        <w:t>Journal</w:t>
-      </w:r>
-      <w:proofErr w:type="spellEnd"/>
+      </w:pPr>
       <w:r>
         <w:rPr>
           <w:lang w:val="es-MX" w:eastAsia="es-CO"/>
         </w:rPr>
-        <w:t xml:space="preserve"> </w:t>
-      </w:r>
-      <w:proofErr w:type="spellStart"/>
-      <w:r>
+        <w:t>Congreso de la República de Colombia. (1998). Ley 454 de 1998. Por la cual se determina el marco conceptual que regula la economía solidaria. Diario Oficial n.° 43.357.</w:t>
+      </w:r>
+    </w:p>
+    <w:p>
+      <w:pPr>
         <w:rPr>
           <w:lang w:val="es-MX" w:eastAsia="es-CO"/>
         </w:rPr>
-        <w:t>of</w:t>
-      </w:r>
-      <w:proofErr w:type="spellEnd"/>
+      </w:pPr>
       <w:r>
         <w:rPr>
           <w:lang w:val="es-MX" w:eastAsia="es-CO"/>
         </w:rPr>
-        <w:t xml:space="preserve"> Business and </w:t>
-      </w:r>
-      <w:proofErr w:type="spellStart"/>
-      <w:r>
+        <w:t>Díaz Jiménez, M. A., Quintanilla Ortiz, D. A. y Sandoval Alarcón, J. D. (2020). La economía solidaria en Colombia: una revisión conceptual, económica y normativa. Revista Facultad de Ciencias Contables, Económicas y Administrativas — FACCEA, 10(1), 62-82.</w:t>
+      </w:r>
+    </w:p>
+    <w:p>
+      <w:pPr>
         <w:rPr>
           <w:lang w:val="es-MX" w:eastAsia="es-CO"/>
         </w:rPr>
-        <w:t>Entrepreneurial</w:t>
-      </w:r>
-      <w:proofErr w:type="spellEnd"/>
+      </w:pPr>
       <w:r>
         <w:rPr>
           <w:lang w:val="es-MX" w:eastAsia="es-CO"/>
         </w:rPr>
-        <w:t xml:space="preserve"> </w:t>
-      </w:r>
-      <w:proofErr w:type="spellStart"/>
-      <w:r>
-        <w:rPr>
-          <w:lang w:val="es-MX" w:eastAsia="es-CO"/>
-        </w:rPr>
-        <w:t>Studies</w:t>
-      </w:r>
-      <w:proofErr w:type="spellEnd"/>
-      <w:r>
-        <w:rPr>
-          <w:lang w:val="es-MX" w:eastAsia="es-CO"/>
-        </w:rPr>
-        <w:t>, 4(1). Corporación Universitaria Minuto de Dios.</w:t>
-      </w:r>
-    </w:p>
-    <w:p>
-      <w:pPr>
-        <w:rPr>
-          <w:lang w:val="es-MX" w:eastAsia="es-CO"/>
-        </w:rPr>
-      </w:pPr>
-      <w:r>
-        <w:rPr>
-          <w:lang w:val="es-MX" w:eastAsia="es-CO"/>
-        </w:rPr>
-        <w:t xml:space="preserve">Congreso de la República de Colombia. (1998). Ley 454 de 1998. Por la cual se determina el marco conceptual que regula la economía solidaria. Diario Oficial </w:t>
-      </w:r>
-      <w:proofErr w:type="spellStart"/>
-      <w:r>
-        <w:rPr>
-          <w:lang w:val="es-MX" w:eastAsia="es-CO"/>
-        </w:rPr>
-        <w:t>n.°</w:t>
-      </w:r>
-      <w:proofErr w:type="spellEnd"/>
-      <w:r>
-        <w:rPr>
-          <w:lang w:val="es-MX" w:eastAsia="es-CO"/>
-        </w:rPr>
-        <w:t xml:space="preserve"> 43.357.</w:t>
-      </w:r>
-    </w:p>
-    <w:p>
-      <w:pPr>
-        <w:rPr>
-          <w:lang w:val="es-MX" w:eastAsia="es-CO"/>
-        </w:rPr>
-      </w:pPr>
-      <w:r>
-        <w:rPr>
-          <w:lang w:val="es-MX" w:eastAsia="es-CO"/>
-        </w:rPr>
-        <w:t>Díaz Jiménez, M. A., Quintanilla Ortiz, D. A. y Sandoval Alarcón, J. D. (2020). La economía solidaria en Colombia: una revisión conceptual, económica y normativa. Revista Facultad de Ciencias Contables, Económicas y Administrativas — FACCEA, 10(1), 62-82.</w:t>
-      </w:r>
-    </w:p>
-    <w:p>
-      <w:pPr>
-        <w:rPr>
-          <w:lang w:val="es-MX" w:eastAsia="es-CO"/>
-        </w:rPr>
-      </w:pPr>
-      <w:r>
-        <w:rPr>
-          <w:lang w:val="es-MX" w:eastAsia="es-CO"/>
-        </w:rPr>
-        <w:t xml:space="preserve">Ministerio de Comercio, Industria y Turismo. (2019). Decreto 957 de 2019. Por el cual se adiciona el Capítulo 13 al Título 1 de la Parte 2 del Libro 2 del Decreto número 1074 de 2015 y se reglamenta la clasificación de las micro, pequeñas, medianas y grandes empresas. Diario Oficial </w:t>
-      </w:r>
-      <w:proofErr w:type="spellStart"/>
-      <w:r>
-        <w:rPr>
-          <w:lang w:val="es-MX" w:eastAsia="es-CO"/>
-        </w:rPr>
-        <w:t>n.°</w:t>
-      </w:r>
-      <w:proofErr w:type="spellEnd"/>
-      <w:r>
-        <w:rPr>
-          <w:lang w:val="es-MX" w:eastAsia="es-CO"/>
-        </w:rPr>
-        <w:t xml:space="preserve"> 50.975.</w:t>
+        <w:t>Ministerio de Comercio, Industria y Turismo. (2019). Decreto 957 de 2019. Por el cual se adiciona el Capítulo 13 al Título 1 de la Parte 2 del Libro 2 del Decreto número 1074 de 2015 y se reglamenta la clasificación de las micro, pequeñas, medianas y grandes empresas. Diario Oficial n.° 50.975.</w:t>
       </w:r>
     </w:p>
     <w:p>
@@ -14540,15 +14313,7 @@
               <w:pStyle w:val="TextoTablas"/>
             </w:pPr>
             <w:r>
-              <w:t xml:space="preserve">Diana Rocío </w:t>
-            </w:r>
-            <w:proofErr w:type="spellStart"/>
-            <w:r>
-              <w:t>Possos</w:t>
-            </w:r>
-            <w:proofErr w:type="spellEnd"/>
-            <w:r>
-              <w:t xml:space="preserve"> Beltrán</w:t>
+              <w:t>Diana Rocío Possos Beltrán</w:t>
             </w:r>
           </w:p>
         </w:tc>
@@ -14633,15 +14398,7 @@
               <w:pStyle w:val="TextoTablas"/>
             </w:pPr>
             <w:r>
-              <w:t xml:space="preserve">Gloria Lida </w:t>
-            </w:r>
-            <w:proofErr w:type="spellStart"/>
-            <w:r>
-              <w:t>Alzate</w:t>
-            </w:r>
-            <w:proofErr w:type="spellEnd"/>
-            <w:r>
-              <w:t xml:space="preserve"> Suárez</w:t>
+              <w:t>Gloria Lida Alzate Suárez</w:t>
             </w:r>
           </w:p>
         </w:tc>
@@ -14728,13 +14485,8 @@
             <w:pPr>
               <w:pStyle w:val="TextoTablas"/>
             </w:pPr>
-            <w:proofErr w:type="spellStart"/>
-            <w:r>
-              <w:t>Veimar</w:t>
-            </w:r>
-            <w:proofErr w:type="spellEnd"/>
-            <w:r>
-              <w:t xml:space="preserve"> Celis Meléndez</w:t>
+            <w:r>
+              <w:t>Veimar Celis Meléndez</w:t>
             </w:r>
           </w:p>
         </w:tc>
@@ -14791,13 +14543,8 @@
               <w:pStyle w:val="TextoTablas"/>
             </w:pPr>
             <w:r>
-              <w:t xml:space="preserve">Ernesto Navarro </w:t>
-            </w:r>
-            <w:proofErr w:type="spellStart"/>
-            <w:r>
-              <w:t>Jaimes</w:t>
-            </w:r>
-            <w:proofErr w:type="spellEnd"/>
+              <w:t>Ernesto Navarro Jaimes</w:t>
+            </w:r>
           </w:p>
         </w:tc>
         <w:tc>
@@ -20732,13 +20479,13 @@
 </file>
 
 <file path=customXml/itemProps2.xml><?xml version="1.0" encoding="utf-8"?>
-<ds:datastoreItem xmlns:ds="http://schemas.openxmlformats.org/officeDocument/2006/customXml" ds:itemID="{59454325-92E6-46D5-A4BD-C4972CA53BED}"/>
+<ds:datastoreItem xmlns:ds="http://schemas.openxmlformats.org/officeDocument/2006/customXml" ds:itemID="{46BDC861-658C-4230-8908-7591C8151B60}"/>
 </file>
 
 <file path=customXml/itemProps3.xml><?xml version="1.0" encoding="utf-8"?>
-<ds:datastoreItem xmlns:ds="http://schemas.openxmlformats.org/officeDocument/2006/customXml" ds:itemID="{0A52E6AF-A8E1-4979-B8DD-8EED7F96DF85}"/>
+<ds:datastoreItem xmlns:ds="http://schemas.openxmlformats.org/officeDocument/2006/customXml" ds:itemID="{DDD64C68-432E-453B-B32A-054443CDCF95}"/>
 </file>
 
 <file path=customXml/itemProps4.xml><?xml version="1.0" encoding="utf-8"?>
-<ds:datastoreItem xmlns:ds="http://schemas.openxmlformats.org/officeDocument/2006/customXml" ds:itemID="{95FDEB68-D40B-4494-90AB-1530BF732CCB}"/>
+<ds:datastoreItem xmlns:ds="http://schemas.openxmlformats.org/officeDocument/2006/customXml" ds:itemID="{0A7F7C53-238C-4BC5-8F39-62928CB673BE}"/>
 </file>
--- a/fuentes/CFA1_00170000_DU.docx
+++ b/fuentes/CFA1_00170000_DU.docx
@@ -1,6 +1,6 @@
 
 <file path=word/document.xml><?xml version="1.0" encoding="utf-8"?>
-<w:document xmlns:wpc="http://schemas.microsoft.com/office/word/2010/wordprocessingCanvas" xmlns:cx="http://schemas.microsoft.com/office/drawing/2014/chartex" xmlns:cx1="http://schemas.microsoft.com/office/drawing/2015/9/8/chartex" xmlns:cx2="http://schemas.microsoft.com/office/drawing/2015/10/21/chartex" xmlns:cx3="http://schemas.microsoft.com/office/drawing/2016/5/9/chartex" xmlns:cx4="http://schemas.microsoft.com/office/drawing/2016/5/10/chartex" xmlns:cx5="http://schemas.microsoft.com/office/drawing/2016/5/11/chartex" xmlns:cx6="http://schemas.microsoft.com/office/drawing/2016/5/12/chartex" xmlns:cx7="http://schemas.microsoft.com/office/drawing/2016/5/13/chartex" xmlns:cx8="http://schemas.microsoft.com/office/drawing/2016/5/14/chartex" xmlns:mc="http://schemas.openxmlformats.org/markup-compatibility/2006" xmlns:aink="http://schemas.microsoft.com/office/drawing/2016/ink" xmlns:am3d="http://schemas.microsoft.com/office/drawing/2017/model3d" xmlns:o="urn:schemas-microsoft-com:office:office" xmlns:r="http://schemas.openxmlformats.org/officeDocument/2006/relationships" xmlns:m="http://schemas.openxmlformats.org/officeDocument/2006/math" xmlns:v="urn:schemas-microsoft-com:vml" xmlns:wp14="http://schemas.microsoft.com/office/word/2010/wordprocessingDrawing" xmlns:wp="http://schemas.openxmlformats.org/drawingml/2006/wordprocessingDrawing" xmlns:w10="urn:schemas-microsoft-com:office:word" xmlns:w="http://schemas.openxmlformats.org/wordprocessingml/2006/main" xmlns:w14="http://schemas.microsoft.com/office/word/2010/wordml" xmlns:w15="http://schemas.microsoft.com/office/word/2012/wordml" xmlns:w16cex="http://schemas.microsoft.com/office/word/2018/wordml/cex" xmlns:w16cid="http://schemas.microsoft.com/office/word/2016/wordml/cid" xmlns:w16="http://schemas.microsoft.com/office/word/2018/wordml" xmlns:w16sdtdh="http://schemas.microsoft.com/office/word/2020/wordml/sdtdatahash" xmlns:w16se="http://schemas.microsoft.com/office/word/2015/wordml/symex" xmlns:wpg="http://schemas.microsoft.com/office/word/2010/wordprocessingGroup" xmlns:wpi="http://schemas.microsoft.com/office/word/2010/wordprocessingInk" xmlns:wne="http://schemas.microsoft.com/office/word/2006/wordml" xmlns:wps="http://schemas.microsoft.com/office/word/2010/wordprocessingShape" mc:Ignorable="w14 w15 w16se w16cid w16 w16cex w16sdtdh wp14">
+<w:document xmlns:wpc="http://schemas.microsoft.com/office/word/2010/wordprocessingCanvas" xmlns:cx="http://schemas.microsoft.com/office/drawing/2014/chartex" xmlns:cx1="http://schemas.microsoft.com/office/drawing/2015/9/8/chartex" xmlns:cx2="http://schemas.microsoft.com/office/drawing/2015/10/21/chartex" xmlns:cx3="http://schemas.microsoft.com/office/drawing/2016/5/9/chartex" xmlns:cx4="http://schemas.microsoft.com/office/drawing/2016/5/10/chartex" xmlns:cx5="http://schemas.microsoft.com/office/drawing/2016/5/11/chartex" xmlns:cx6="http://schemas.microsoft.com/office/drawing/2016/5/12/chartex" xmlns:cx7="http://schemas.microsoft.com/office/drawing/2016/5/13/chartex" xmlns:cx8="http://schemas.microsoft.com/office/drawing/2016/5/14/chartex" xmlns:mc="http://schemas.openxmlformats.org/markup-compatibility/2006" xmlns:aink="http://schemas.microsoft.com/office/drawing/2016/ink" xmlns:am3d="http://schemas.microsoft.com/office/drawing/2017/model3d" xmlns:o="urn:schemas-microsoft-com:office:office" xmlns:r="http://schemas.openxmlformats.org/officeDocument/2006/relationships" xmlns:m="http://schemas.openxmlformats.org/officeDocument/2006/math" xmlns:v="urn:schemas-microsoft-com:vml" xmlns:wp14="http://schemas.microsoft.com/office/word/2010/wordprocessingDrawing" xmlns:wp="http://schemas.openxmlformats.org/drawingml/2006/wordprocessingDrawing" xmlns:w10="urn:schemas-microsoft-com:office:word" xmlns:w="http://schemas.openxmlformats.org/wordprocessingml/2006/main" xmlns:w14="http://schemas.microsoft.com/office/word/2010/wordml" xmlns:w15="http://schemas.microsoft.com/office/word/2012/wordml" xmlns:w16cex="http://schemas.microsoft.com/office/word/2018/wordml/cex" xmlns:w16cid="http://schemas.microsoft.com/office/word/2016/wordml/cid" xmlns:w16="http://schemas.microsoft.com/office/word/2018/wordml" xmlns:w16sdtdh="http://schemas.microsoft.com/office/word/2020/wordml/sdtdatahash" xmlns:w16se="http://schemas.microsoft.com/office/word/2015/wordml/symex" xmlns:wpg="http://schemas.microsoft.com/office/word/2010/wordprocessingGroup" xmlns:wpi="http://schemas.microsoft.com/office/word/2010/wordprocessingInk" xmlns:wne="http://schemas.microsoft.com/office/word/2006/wordml" xmlns:wps="http://schemas.microsoft.com/office/word/2010/wordprocessingShape" xmlns:a="http://schemas.openxmlformats.org/drawingml/2006/main" xmlns:adec="http://schemas.microsoft.com/office/drawing/2017/decorative" xmlns:pic="http://schemas.openxmlformats.org/drawingml/2006/picture" xmlns:a14="http://schemas.microsoft.com/office/drawing/2010/main" xmlns:asvg="http://schemas.microsoft.com/office/drawing/2016/SVG/main" mc:Ignorable="w14 w15 w16se w16cid w16 w16cex w16sdtdh wp14">
   <w:body>
     <w:p>
       <w:r>
@@ -214,8 +214,8 @@
             </w:drawing>
           </mc:Choice>
           <mc:Fallback>
-            <w:pict>
-              <v:rect w14:anchorId="5C6229C9" id="Rectángulo 4" o:spid="_x0000_s1026" style="position:absolute;margin-left:-55.7pt;margin-top:29pt;width:613.85pt;height:204pt;z-index:-251659776;visibility:visible;mso-wrap-style:square;mso-width-percent:0;mso-height-percent:0;mso-wrap-distance-left:9pt;mso-wrap-distance-top:0;mso-wrap-distance-right:9pt;mso-wrap-distance-bottom:0;mso-position-horizontal:absolute;mso-position-horizontal-relative:text;mso-position-vertical:absolute;mso-position-vertical-relative:text;mso-width-percent:0;mso-height-percent:0;mso-width-relative:page;mso-height-relative:margin;v-text-anchor:middle" o:gfxdata="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" fillcolor="#00314d" stroked="f" strokeweight="1pt"/>
+            <w:pict w14:anchorId="36905E54">
+              <v:rect id="Rectángulo 4" style="position:absolute;margin-left:-55.7pt;margin-top:29pt;width:613.85pt;height:204pt;z-index:-251659776;visibility:visible;mso-wrap-style:square;mso-width-percent:0;mso-height-percent:0;mso-wrap-distance-left:9pt;mso-wrap-distance-top:0;mso-wrap-distance-right:9pt;mso-wrap-distance-bottom:0;mso-position-horizontal:absolute;mso-position-horizontal-relative:text;mso-position-vertical:absolute;mso-position-vertical-relative:text;mso-width-percent:0;mso-height-percent:0;mso-width-relative:page;mso-height-relative:margin;v-text-anchor:middle" o:spid="_x0000_s1026" fillcolor="#00314d" stroked="f" strokeweight="1pt" w14:anchorId="5C6229C9" o:gfxdata="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"/>
             </w:pict>
           </mc:Fallback>
         </mc:AlternateContent>
@@ -313,12 +313,12 @@
             </w:drawing>
           </mc:Choice>
           <mc:Fallback>
-            <w:pict>
-              <v:shapetype w14:anchorId="5E459EE6" id="_x0000_t202" coordsize="21600,21600" o:spt="202" path="m,l,21600r21600,l21600,xe">
+            <w:pict w14:anchorId="3F1AC1DB">
+              <v:shapetype id="_x0000_t202" coordsize="21600,21600" o:spt="202" path="m,l,21600r21600,l21600,xe" w14:anchorId="5E459EE6">
                 <v:stroke joinstyle="miter"/>
                 <v:path gradientshapeok="t" o:connecttype="rect"/>
               </v:shapetype>
-              <v:shape id="Cuadro de texto 2" o:spid="_x0000_s1026" type="#_x0000_t202" alt="&quot;&quot;" style="position:absolute;left:0;text-align:left;margin-left:-20.7pt;margin-top:22pt;width:488.95pt;height:146.25pt;z-index:251657728;visibility:visible;mso-wrap-style:square;mso-width-percent:0;mso-height-percent:0;mso-wrap-distance-left:9pt;mso-wrap-distance-top:3.6pt;mso-wrap-distance-right:9pt;mso-wrap-distance-bottom:3.6pt;mso-position-horizontal:absolute;mso-position-horizontal-relative:text;mso-position-vertical:absolute;mso-position-vertical-relative:text;mso-width-percent:0;mso-height-percent:0;mso-width-relative:margin;mso-height-relative:margin;v-text-anchor:top" o:gfxdata="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" filled="f" stroked="f">
+              <v:shape id="Cuadro de texto 2" style="position:absolute;left:0;text-align:left;margin-left:-20.7pt;margin-top:22pt;width:488.95pt;height:146.25pt;z-index:251657728;visibility:visible;mso-wrap-style:square;mso-width-percent:0;mso-height-percent:0;mso-wrap-distance-left:9pt;mso-wrap-distance-top:3.6pt;mso-wrap-distance-right:9pt;mso-wrap-distance-bottom:3.6pt;mso-position-horizontal:absolute;mso-position-horizontal-relative:text;mso-position-vertical:absolute;mso-position-vertical-relative:text;mso-width-percent:0;mso-height-percent:0;mso-width-relative:margin;mso-height-relative:margin;v-text-anchor:top" alt="&quot;&quot;" o:spid="_x0000_s1026" filled="f" stroked="f" type="#_x0000_t202" o:gfxdata="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">
                 <v:textbox>
                   <w:txbxContent>
                     <w:p>
@@ -424,7 +424,7 @@
     <w:p>
       <w:pPr>
         <w:pBdr>
-          <w:bottom w:val="single" w:sz="12" w:space="1" w:color="auto"/>
+          <w:bottom w:val="single" w:color="auto" w:sz="12" w:space="1"/>
         </w:pBdr>
         <w:rPr>
           <w:bCs/>
@@ -444,7 +444,7 @@
     <w:p>
       <w:pPr>
         <w:pBdr>
-          <w:bottom w:val="single" w:sz="12" w:space="1" w:color="auto"/>
+          <w:bottom w:val="single" w:color="auto" w:sz="12" w:space="1"/>
         </w:pBdr>
         <w:rPr>
           <w:color w:val="000000"/>
@@ -495,7 +495,6 @@
         <w:pStyle w:val="TtuloTDC"/>
       </w:pPr>
       <w:r>
-        <w:lastRenderedPageBreak/>
         <w:t>Tabla de contenido</w:t>
       </w:r>
     </w:p>
@@ -506,7 +505,7 @@
           <w:tab w:val="right" w:leader="dot" w:pos="9962"/>
         </w:tabs>
         <w:rPr>
-          <w:rFonts w:asciiTheme="minorHAnsi" w:eastAsiaTheme="minorEastAsia" w:hAnsiTheme="minorHAnsi" w:cstheme="minorBidi"/>
+          <w:rFonts w:asciiTheme="minorHAnsi" w:hAnsiTheme="minorHAnsi" w:eastAsiaTheme="minorEastAsia" w:cstheme="minorBidi"/>
           <w:noProof/>
           <w:kern w:val="0"/>
           <w:sz w:val="22"/>
@@ -531,7 +530,7 @@
         </w:rPr>
         <w:fldChar w:fldCharType="separate"/>
       </w:r>
-      <w:hyperlink w:anchor="_Toc229046732" w:history="1">
+      <w:hyperlink w:history="1" w:anchor="_Toc229046732">
         <w:r>
           <w:rPr>
             <w:rStyle w:val="Hipervnculo"/>
@@ -597,14 +596,14 @@
           <w:tab w:val="right" w:leader="dot" w:pos="9962"/>
         </w:tabs>
         <w:rPr>
-          <w:rFonts w:asciiTheme="minorHAnsi" w:eastAsiaTheme="minorEastAsia" w:hAnsiTheme="minorHAnsi" w:cstheme="minorBidi"/>
+          <w:rFonts w:asciiTheme="minorHAnsi" w:hAnsiTheme="minorHAnsi" w:eastAsiaTheme="minorEastAsia" w:cstheme="minorBidi"/>
           <w:noProof/>
           <w:kern w:val="0"/>
           <w:sz w:val="22"/>
           <w:lang w:eastAsia="es-CO"/>
         </w:rPr>
       </w:pPr>
-      <w:hyperlink w:anchor="_Toc229046733" w:history="1">
+      <w:hyperlink w:history="1" w:anchor="_Toc229046733">
         <w:r>
           <w:rPr>
             <w:rStyle w:val="Hipervnculo"/>
@@ -614,7 +613,7 @@
         </w:r>
         <w:r>
           <w:rPr>
-            <w:rFonts w:asciiTheme="minorHAnsi" w:eastAsiaTheme="minorEastAsia" w:hAnsiTheme="minorHAnsi" w:cstheme="minorBidi"/>
+            <w:rFonts w:asciiTheme="minorHAnsi" w:hAnsiTheme="minorHAnsi" w:eastAsiaTheme="minorEastAsia" w:cstheme="minorBidi"/>
             <w:noProof/>
             <w:kern w:val="0"/>
             <w:sz w:val="22"/>
@@ -687,14 +686,14 @@
           <w:tab w:val="right" w:leader="dot" w:pos="9962"/>
         </w:tabs>
         <w:rPr>
-          <w:rFonts w:asciiTheme="minorHAnsi" w:eastAsiaTheme="minorEastAsia" w:hAnsiTheme="minorHAnsi" w:cstheme="minorBidi"/>
+          <w:rFonts w:asciiTheme="minorHAnsi" w:hAnsiTheme="minorHAnsi" w:eastAsiaTheme="minorEastAsia" w:cstheme="minorBidi"/>
           <w:noProof/>
           <w:kern w:val="0"/>
           <w:sz w:val="22"/>
           <w:lang w:eastAsia="es-CO"/>
         </w:rPr>
       </w:pPr>
-      <w:hyperlink w:anchor="_Toc229046734" w:history="1">
+      <w:hyperlink w:history="1" w:anchor="_Toc229046734">
         <w:r>
           <w:rPr>
             <w:rStyle w:val="Hipervnculo"/>
@@ -704,7 +703,7 @@
         </w:r>
         <w:r>
           <w:rPr>
-            <w:rFonts w:asciiTheme="minorHAnsi" w:eastAsiaTheme="minorEastAsia" w:hAnsiTheme="minorHAnsi" w:cstheme="minorBidi"/>
+            <w:rFonts w:asciiTheme="minorHAnsi" w:hAnsiTheme="minorHAnsi" w:eastAsiaTheme="minorEastAsia" w:cstheme="minorBidi"/>
             <w:noProof/>
             <w:kern w:val="0"/>
             <w:sz w:val="22"/>
@@ -777,14 +776,14 @@
           <w:tab w:val="right" w:leader="dot" w:pos="9962"/>
         </w:tabs>
         <w:rPr>
-          <w:rFonts w:asciiTheme="minorHAnsi" w:eastAsiaTheme="minorEastAsia" w:hAnsiTheme="minorHAnsi" w:cstheme="minorBidi"/>
+          <w:rFonts w:asciiTheme="minorHAnsi" w:hAnsiTheme="minorHAnsi" w:eastAsiaTheme="minorEastAsia" w:cstheme="minorBidi"/>
           <w:noProof/>
           <w:kern w:val="0"/>
           <w:sz w:val="22"/>
           <w:lang w:eastAsia="es-CO"/>
         </w:rPr>
       </w:pPr>
-      <w:hyperlink w:anchor="_Toc229046735" w:history="1">
+      <w:hyperlink w:history="1" w:anchor="_Toc229046735">
         <w:r>
           <w:rPr>
             <w:rStyle w:val="Hipervnculo"/>
@@ -794,7 +793,7 @@
         </w:r>
         <w:r>
           <w:rPr>
-            <w:rFonts w:asciiTheme="minorHAnsi" w:eastAsiaTheme="minorEastAsia" w:hAnsiTheme="minorHAnsi" w:cstheme="minorBidi"/>
+            <w:rFonts w:asciiTheme="minorHAnsi" w:hAnsiTheme="minorHAnsi" w:eastAsiaTheme="minorEastAsia" w:cstheme="minorBidi"/>
             <w:noProof/>
             <w:kern w:val="0"/>
             <w:sz w:val="22"/>
@@ -867,14 +866,14 @@
           <w:tab w:val="right" w:leader="dot" w:pos="9962"/>
         </w:tabs>
         <w:rPr>
-          <w:rFonts w:asciiTheme="minorHAnsi" w:eastAsiaTheme="minorEastAsia" w:hAnsiTheme="minorHAnsi" w:cstheme="minorBidi"/>
+          <w:rFonts w:asciiTheme="minorHAnsi" w:hAnsiTheme="minorHAnsi" w:eastAsiaTheme="minorEastAsia" w:cstheme="minorBidi"/>
           <w:noProof/>
           <w:kern w:val="0"/>
           <w:sz w:val="22"/>
           <w:lang w:eastAsia="es-CO"/>
         </w:rPr>
       </w:pPr>
-      <w:hyperlink w:anchor="_Toc229046736" w:history="1">
+      <w:hyperlink w:history="1" w:anchor="_Toc229046736">
         <w:r>
           <w:rPr>
             <w:rStyle w:val="Hipervnculo"/>
@@ -884,7 +883,7 @@
         </w:r>
         <w:r>
           <w:rPr>
-            <w:rFonts w:asciiTheme="minorHAnsi" w:eastAsiaTheme="minorEastAsia" w:hAnsiTheme="minorHAnsi" w:cstheme="minorBidi"/>
+            <w:rFonts w:asciiTheme="minorHAnsi" w:hAnsiTheme="minorHAnsi" w:eastAsiaTheme="minorEastAsia" w:cstheme="minorBidi"/>
             <w:noProof/>
             <w:kern w:val="0"/>
             <w:sz w:val="22"/>
@@ -957,14 +956,14 @@
           <w:tab w:val="right" w:leader="dot" w:pos="9962"/>
         </w:tabs>
         <w:rPr>
-          <w:rFonts w:asciiTheme="minorHAnsi" w:eastAsiaTheme="minorEastAsia" w:hAnsiTheme="minorHAnsi" w:cstheme="minorBidi"/>
+          <w:rFonts w:asciiTheme="minorHAnsi" w:hAnsiTheme="minorHAnsi" w:eastAsiaTheme="minorEastAsia" w:cstheme="minorBidi"/>
           <w:noProof/>
           <w:kern w:val="0"/>
           <w:sz w:val="22"/>
           <w:lang w:eastAsia="es-CO"/>
         </w:rPr>
       </w:pPr>
-      <w:hyperlink w:anchor="_Toc229046737" w:history="1">
+      <w:hyperlink w:history="1" w:anchor="_Toc229046737">
         <w:r>
           <w:rPr>
             <w:rStyle w:val="Hipervnculo"/>
@@ -974,7 +973,7 @@
         </w:r>
         <w:r>
           <w:rPr>
-            <w:rFonts w:asciiTheme="minorHAnsi" w:eastAsiaTheme="minorEastAsia" w:hAnsiTheme="minorHAnsi" w:cstheme="minorBidi"/>
+            <w:rFonts w:asciiTheme="minorHAnsi" w:hAnsiTheme="minorHAnsi" w:eastAsiaTheme="minorEastAsia" w:cstheme="minorBidi"/>
             <w:noProof/>
             <w:kern w:val="0"/>
             <w:sz w:val="22"/>
@@ -1047,14 +1046,14 @@
           <w:tab w:val="right" w:leader="dot" w:pos="9962"/>
         </w:tabs>
         <w:rPr>
-          <w:rFonts w:asciiTheme="minorHAnsi" w:eastAsiaTheme="minorEastAsia" w:hAnsiTheme="minorHAnsi" w:cstheme="minorBidi"/>
+          <w:rFonts w:asciiTheme="minorHAnsi" w:hAnsiTheme="minorHAnsi" w:eastAsiaTheme="minorEastAsia" w:cstheme="minorBidi"/>
           <w:noProof/>
           <w:kern w:val="0"/>
           <w:sz w:val="22"/>
           <w:lang w:eastAsia="es-CO"/>
         </w:rPr>
       </w:pPr>
-      <w:hyperlink w:anchor="_Toc229046738" w:history="1">
+      <w:hyperlink w:history="1" w:anchor="_Toc229046738">
         <w:r>
           <w:rPr>
             <w:rStyle w:val="Hipervnculo"/>
@@ -1064,7 +1063,7 @@
         </w:r>
         <w:r>
           <w:rPr>
-            <w:rFonts w:asciiTheme="minorHAnsi" w:eastAsiaTheme="minorEastAsia" w:hAnsiTheme="minorHAnsi" w:cstheme="minorBidi"/>
+            <w:rFonts w:asciiTheme="minorHAnsi" w:hAnsiTheme="minorHAnsi" w:eastAsiaTheme="minorEastAsia" w:cstheme="minorBidi"/>
             <w:noProof/>
             <w:kern w:val="0"/>
             <w:sz w:val="22"/>
@@ -1137,14 +1136,14 @@
           <w:tab w:val="right" w:leader="dot" w:pos="9962"/>
         </w:tabs>
         <w:rPr>
-          <w:rFonts w:asciiTheme="minorHAnsi" w:eastAsiaTheme="minorEastAsia" w:hAnsiTheme="minorHAnsi" w:cstheme="minorBidi"/>
+          <w:rFonts w:asciiTheme="minorHAnsi" w:hAnsiTheme="minorHAnsi" w:eastAsiaTheme="minorEastAsia" w:cstheme="minorBidi"/>
           <w:noProof/>
           <w:kern w:val="0"/>
           <w:sz w:val="22"/>
           <w:lang w:eastAsia="es-CO"/>
         </w:rPr>
       </w:pPr>
-      <w:hyperlink w:anchor="_Toc229046739" w:history="1">
+      <w:hyperlink w:history="1" w:anchor="_Toc229046739">
         <w:r>
           <w:rPr>
             <w:rStyle w:val="Hipervnculo"/>
@@ -1154,7 +1153,7 @@
         </w:r>
         <w:r>
           <w:rPr>
-            <w:rFonts w:asciiTheme="minorHAnsi" w:eastAsiaTheme="minorEastAsia" w:hAnsiTheme="minorHAnsi" w:cstheme="minorBidi"/>
+            <w:rFonts w:asciiTheme="minorHAnsi" w:hAnsiTheme="minorHAnsi" w:eastAsiaTheme="minorEastAsia" w:cstheme="minorBidi"/>
             <w:noProof/>
             <w:kern w:val="0"/>
             <w:sz w:val="22"/>
@@ -1227,14 +1226,14 @@
           <w:tab w:val="right" w:leader="dot" w:pos="9962"/>
         </w:tabs>
         <w:rPr>
-          <w:rFonts w:asciiTheme="minorHAnsi" w:eastAsiaTheme="minorEastAsia" w:hAnsiTheme="minorHAnsi" w:cstheme="minorBidi"/>
+          <w:rFonts w:asciiTheme="minorHAnsi" w:hAnsiTheme="minorHAnsi" w:eastAsiaTheme="minorEastAsia" w:cstheme="minorBidi"/>
           <w:noProof/>
           <w:kern w:val="0"/>
           <w:sz w:val="22"/>
           <w:lang w:eastAsia="es-CO"/>
         </w:rPr>
       </w:pPr>
-      <w:hyperlink w:anchor="_Toc229046741" w:history="1">
+      <w:hyperlink w:history="1" w:anchor="_Toc229046741">
         <w:r>
           <w:rPr>
             <w:rStyle w:val="Hipervnculo"/>
@@ -1244,7 +1243,7 @@
         </w:r>
         <w:r>
           <w:rPr>
-            <w:rFonts w:asciiTheme="minorHAnsi" w:eastAsiaTheme="minorEastAsia" w:hAnsiTheme="minorHAnsi" w:cstheme="minorBidi"/>
+            <w:rFonts w:asciiTheme="minorHAnsi" w:hAnsiTheme="minorHAnsi" w:eastAsiaTheme="minorEastAsia" w:cstheme="minorBidi"/>
             <w:noProof/>
             <w:kern w:val="0"/>
             <w:sz w:val="22"/>
@@ -1317,14 +1316,14 @@
           <w:tab w:val="right" w:leader="dot" w:pos="9962"/>
         </w:tabs>
         <w:rPr>
-          <w:rFonts w:asciiTheme="minorHAnsi" w:eastAsiaTheme="minorEastAsia" w:hAnsiTheme="minorHAnsi" w:cstheme="minorBidi"/>
+          <w:rFonts w:asciiTheme="minorHAnsi" w:hAnsiTheme="minorHAnsi" w:eastAsiaTheme="minorEastAsia" w:cstheme="minorBidi"/>
           <w:noProof/>
           <w:kern w:val="0"/>
           <w:sz w:val="22"/>
           <w:lang w:eastAsia="es-CO"/>
         </w:rPr>
       </w:pPr>
-      <w:hyperlink w:anchor="_Toc229046742" w:history="1">
+      <w:hyperlink w:history="1" w:anchor="_Toc229046742">
         <w:r>
           <w:rPr>
             <w:rStyle w:val="Hipervnculo"/>
@@ -1334,7 +1333,7 @@
         </w:r>
         <w:r>
           <w:rPr>
-            <w:rFonts w:asciiTheme="minorHAnsi" w:eastAsiaTheme="minorEastAsia" w:hAnsiTheme="minorHAnsi" w:cstheme="minorBidi"/>
+            <w:rFonts w:asciiTheme="minorHAnsi" w:hAnsiTheme="minorHAnsi" w:eastAsiaTheme="minorEastAsia" w:cstheme="minorBidi"/>
             <w:noProof/>
             <w:kern w:val="0"/>
             <w:sz w:val="22"/>
@@ -1407,14 +1406,14 @@
           <w:tab w:val="right" w:leader="dot" w:pos="9962"/>
         </w:tabs>
         <w:rPr>
-          <w:rFonts w:asciiTheme="minorHAnsi" w:eastAsiaTheme="minorEastAsia" w:hAnsiTheme="minorHAnsi" w:cstheme="minorBidi"/>
+          <w:rFonts w:asciiTheme="minorHAnsi" w:hAnsiTheme="minorHAnsi" w:eastAsiaTheme="minorEastAsia" w:cstheme="minorBidi"/>
           <w:noProof/>
           <w:kern w:val="0"/>
           <w:sz w:val="22"/>
           <w:lang w:eastAsia="es-CO"/>
         </w:rPr>
       </w:pPr>
-      <w:hyperlink w:anchor="_Toc229046743" w:history="1">
+      <w:hyperlink w:history="1" w:anchor="_Toc229046743">
         <w:r>
           <w:rPr>
             <w:rStyle w:val="Hipervnculo"/>
@@ -1424,7 +1423,7 @@
         </w:r>
         <w:r>
           <w:rPr>
-            <w:rFonts w:asciiTheme="minorHAnsi" w:eastAsiaTheme="minorEastAsia" w:hAnsiTheme="minorHAnsi" w:cstheme="minorBidi"/>
+            <w:rFonts w:asciiTheme="minorHAnsi" w:hAnsiTheme="minorHAnsi" w:eastAsiaTheme="minorEastAsia" w:cstheme="minorBidi"/>
             <w:noProof/>
             <w:kern w:val="0"/>
             <w:sz w:val="22"/>
@@ -1497,14 +1496,14 @@
           <w:tab w:val="right" w:leader="dot" w:pos="9962"/>
         </w:tabs>
         <w:rPr>
-          <w:rFonts w:asciiTheme="minorHAnsi" w:eastAsiaTheme="minorEastAsia" w:hAnsiTheme="minorHAnsi" w:cstheme="minorBidi"/>
+          <w:rFonts w:asciiTheme="minorHAnsi" w:hAnsiTheme="minorHAnsi" w:eastAsiaTheme="minorEastAsia" w:cstheme="minorBidi"/>
           <w:noProof/>
           <w:kern w:val="0"/>
           <w:sz w:val="22"/>
           <w:lang w:eastAsia="es-CO"/>
         </w:rPr>
       </w:pPr>
-      <w:hyperlink w:anchor="_Toc229046744" w:history="1">
+      <w:hyperlink w:history="1" w:anchor="_Toc229046744">
         <w:r>
           <w:rPr>
             <w:rStyle w:val="Hipervnculo"/>
@@ -1514,7 +1513,7 @@
         </w:r>
         <w:r>
           <w:rPr>
-            <w:rFonts w:asciiTheme="minorHAnsi" w:eastAsiaTheme="minorEastAsia" w:hAnsiTheme="minorHAnsi" w:cstheme="minorBidi"/>
+            <w:rFonts w:asciiTheme="minorHAnsi" w:hAnsiTheme="minorHAnsi" w:eastAsiaTheme="minorEastAsia" w:cstheme="minorBidi"/>
             <w:noProof/>
             <w:kern w:val="0"/>
             <w:sz w:val="22"/>
@@ -1587,14 +1586,14 @@
           <w:tab w:val="right" w:leader="dot" w:pos="9962"/>
         </w:tabs>
         <w:rPr>
-          <w:rFonts w:asciiTheme="minorHAnsi" w:eastAsiaTheme="minorEastAsia" w:hAnsiTheme="minorHAnsi" w:cstheme="minorBidi"/>
+          <w:rFonts w:asciiTheme="minorHAnsi" w:hAnsiTheme="minorHAnsi" w:eastAsiaTheme="minorEastAsia" w:cstheme="minorBidi"/>
           <w:noProof/>
           <w:kern w:val="0"/>
           <w:sz w:val="22"/>
           <w:lang w:eastAsia="es-CO"/>
         </w:rPr>
       </w:pPr>
-      <w:hyperlink w:anchor="_Toc229046745" w:history="1">
+      <w:hyperlink w:history="1" w:anchor="_Toc229046745">
         <w:r>
           <w:rPr>
             <w:rStyle w:val="Hipervnculo"/>
@@ -1604,7 +1603,7 @@
         </w:r>
         <w:r>
           <w:rPr>
-            <w:rFonts w:asciiTheme="minorHAnsi" w:eastAsiaTheme="minorEastAsia" w:hAnsiTheme="minorHAnsi" w:cstheme="minorBidi"/>
+            <w:rFonts w:asciiTheme="minorHAnsi" w:hAnsiTheme="minorHAnsi" w:eastAsiaTheme="minorEastAsia" w:cstheme="minorBidi"/>
             <w:noProof/>
             <w:kern w:val="0"/>
             <w:sz w:val="22"/>
@@ -1677,14 +1676,14 @@
           <w:tab w:val="right" w:leader="dot" w:pos="9962"/>
         </w:tabs>
         <w:rPr>
-          <w:rFonts w:asciiTheme="minorHAnsi" w:eastAsiaTheme="minorEastAsia" w:hAnsiTheme="minorHAnsi" w:cstheme="minorBidi"/>
+          <w:rFonts w:asciiTheme="minorHAnsi" w:hAnsiTheme="minorHAnsi" w:eastAsiaTheme="minorEastAsia" w:cstheme="minorBidi"/>
           <w:noProof/>
           <w:kern w:val="0"/>
           <w:sz w:val="22"/>
           <w:lang w:eastAsia="es-CO"/>
         </w:rPr>
       </w:pPr>
-      <w:hyperlink w:anchor="_Toc229046747" w:history="1">
+      <w:hyperlink w:history="1" w:anchor="_Toc229046747">
         <w:r>
           <w:rPr>
             <w:rStyle w:val="Hipervnculo"/>
@@ -1694,7 +1693,7 @@
         </w:r>
         <w:r>
           <w:rPr>
-            <w:rFonts w:asciiTheme="minorHAnsi" w:eastAsiaTheme="minorEastAsia" w:hAnsiTheme="minorHAnsi" w:cstheme="minorBidi"/>
+            <w:rFonts w:asciiTheme="minorHAnsi" w:hAnsiTheme="minorHAnsi" w:eastAsiaTheme="minorEastAsia" w:cstheme="minorBidi"/>
             <w:noProof/>
             <w:kern w:val="0"/>
             <w:sz w:val="22"/>
@@ -1767,14 +1766,14 @@
           <w:tab w:val="right" w:leader="dot" w:pos="9962"/>
         </w:tabs>
         <w:rPr>
-          <w:rFonts w:asciiTheme="minorHAnsi" w:eastAsiaTheme="minorEastAsia" w:hAnsiTheme="minorHAnsi" w:cstheme="minorBidi"/>
+          <w:rFonts w:asciiTheme="minorHAnsi" w:hAnsiTheme="minorHAnsi" w:eastAsiaTheme="minorEastAsia" w:cstheme="minorBidi"/>
           <w:noProof/>
           <w:kern w:val="0"/>
           <w:sz w:val="22"/>
           <w:lang w:eastAsia="es-CO"/>
         </w:rPr>
       </w:pPr>
-      <w:hyperlink w:anchor="_Toc229046748" w:history="1">
+      <w:hyperlink w:history="1" w:anchor="_Toc229046748">
         <w:r>
           <w:rPr>
             <w:rStyle w:val="Hipervnculo"/>
@@ -1784,7 +1783,7 @@
         </w:r>
         <w:r>
           <w:rPr>
-            <w:rFonts w:asciiTheme="minorHAnsi" w:eastAsiaTheme="minorEastAsia" w:hAnsiTheme="minorHAnsi" w:cstheme="minorBidi"/>
+            <w:rFonts w:asciiTheme="minorHAnsi" w:hAnsiTheme="minorHAnsi" w:eastAsiaTheme="minorEastAsia" w:cstheme="minorBidi"/>
             <w:noProof/>
             <w:kern w:val="0"/>
             <w:sz w:val="22"/>
@@ -1857,14 +1856,14 @@
           <w:tab w:val="right" w:leader="dot" w:pos="9962"/>
         </w:tabs>
         <w:rPr>
-          <w:rFonts w:asciiTheme="minorHAnsi" w:eastAsiaTheme="minorEastAsia" w:hAnsiTheme="minorHAnsi" w:cstheme="minorBidi"/>
+          <w:rFonts w:asciiTheme="minorHAnsi" w:hAnsiTheme="minorHAnsi" w:eastAsiaTheme="minorEastAsia" w:cstheme="minorBidi"/>
           <w:noProof/>
           <w:kern w:val="0"/>
           <w:sz w:val="22"/>
           <w:lang w:eastAsia="es-CO"/>
         </w:rPr>
       </w:pPr>
-      <w:hyperlink w:anchor="_Toc229046749" w:history="1">
+      <w:hyperlink w:history="1" w:anchor="_Toc229046749">
         <w:r>
           <w:rPr>
             <w:rStyle w:val="Hipervnculo"/>
@@ -1874,7 +1873,7 @@
         </w:r>
         <w:r>
           <w:rPr>
-            <w:rFonts w:asciiTheme="minorHAnsi" w:eastAsiaTheme="minorEastAsia" w:hAnsiTheme="minorHAnsi" w:cstheme="minorBidi"/>
+            <w:rFonts w:asciiTheme="minorHAnsi" w:hAnsiTheme="minorHAnsi" w:eastAsiaTheme="minorEastAsia" w:cstheme="minorBidi"/>
             <w:noProof/>
             <w:kern w:val="0"/>
             <w:sz w:val="22"/>
@@ -1947,14 +1946,14 @@
           <w:tab w:val="right" w:leader="dot" w:pos="9962"/>
         </w:tabs>
         <w:rPr>
-          <w:rFonts w:asciiTheme="minorHAnsi" w:eastAsiaTheme="minorEastAsia" w:hAnsiTheme="minorHAnsi" w:cstheme="minorBidi"/>
+          <w:rFonts w:asciiTheme="minorHAnsi" w:hAnsiTheme="minorHAnsi" w:eastAsiaTheme="minorEastAsia" w:cstheme="minorBidi"/>
           <w:noProof/>
           <w:kern w:val="0"/>
           <w:sz w:val="22"/>
           <w:lang w:eastAsia="es-CO"/>
         </w:rPr>
       </w:pPr>
-      <w:hyperlink w:anchor="_Toc229046750" w:history="1">
+      <w:hyperlink w:history="1" w:anchor="_Toc229046750">
         <w:r>
           <w:rPr>
             <w:rStyle w:val="Hipervnculo"/>
@@ -1964,7 +1963,7 @@
         </w:r>
         <w:r>
           <w:rPr>
-            <w:rFonts w:asciiTheme="minorHAnsi" w:eastAsiaTheme="minorEastAsia" w:hAnsiTheme="minorHAnsi" w:cstheme="minorBidi"/>
+            <w:rFonts w:asciiTheme="minorHAnsi" w:hAnsiTheme="minorHAnsi" w:eastAsiaTheme="minorEastAsia" w:cstheme="minorBidi"/>
             <w:noProof/>
             <w:kern w:val="0"/>
             <w:sz w:val="22"/>
@@ -2037,14 +2036,14 @@
           <w:tab w:val="right" w:leader="dot" w:pos="9962"/>
         </w:tabs>
         <w:rPr>
-          <w:rFonts w:asciiTheme="minorHAnsi" w:eastAsiaTheme="minorEastAsia" w:hAnsiTheme="minorHAnsi" w:cstheme="minorBidi"/>
+          <w:rFonts w:asciiTheme="minorHAnsi" w:hAnsiTheme="minorHAnsi" w:eastAsiaTheme="minorEastAsia" w:cstheme="minorBidi"/>
           <w:noProof/>
           <w:kern w:val="0"/>
           <w:sz w:val="22"/>
           <w:lang w:eastAsia="es-CO"/>
         </w:rPr>
       </w:pPr>
-      <w:hyperlink w:anchor="_Toc229046751" w:history="1">
+      <w:hyperlink w:history="1" w:anchor="_Toc229046751">
         <w:r>
           <w:rPr>
             <w:rStyle w:val="Hipervnculo"/>
@@ -2054,7 +2053,7 @@
         </w:r>
         <w:r>
           <w:rPr>
-            <w:rFonts w:asciiTheme="minorHAnsi" w:eastAsiaTheme="minorEastAsia" w:hAnsiTheme="minorHAnsi" w:cstheme="minorBidi"/>
+            <w:rFonts w:asciiTheme="minorHAnsi" w:hAnsiTheme="minorHAnsi" w:eastAsiaTheme="minorEastAsia" w:cstheme="minorBidi"/>
             <w:noProof/>
             <w:kern w:val="0"/>
             <w:sz w:val="22"/>
@@ -2127,14 +2126,14 @@
           <w:tab w:val="right" w:leader="dot" w:pos="9962"/>
         </w:tabs>
         <w:rPr>
-          <w:rFonts w:asciiTheme="minorHAnsi" w:eastAsiaTheme="minorEastAsia" w:hAnsiTheme="minorHAnsi" w:cstheme="minorBidi"/>
+          <w:rFonts w:asciiTheme="minorHAnsi" w:hAnsiTheme="minorHAnsi" w:eastAsiaTheme="minorEastAsia" w:cstheme="minorBidi"/>
           <w:noProof/>
           <w:kern w:val="0"/>
           <w:sz w:val="22"/>
           <w:lang w:eastAsia="es-CO"/>
         </w:rPr>
       </w:pPr>
-      <w:hyperlink w:anchor="_Toc229046752" w:history="1">
+      <w:hyperlink w:history="1" w:anchor="_Toc229046752">
         <w:r>
           <w:rPr>
             <w:rStyle w:val="Hipervnculo"/>
@@ -2144,7 +2143,7 @@
         </w:r>
         <w:r>
           <w:rPr>
-            <w:rFonts w:asciiTheme="minorHAnsi" w:eastAsiaTheme="minorEastAsia" w:hAnsiTheme="minorHAnsi" w:cstheme="minorBidi"/>
+            <w:rFonts w:asciiTheme="minorHAnsi" w:hAnsiTheme="minorHAnsi" w:eastAsiaTheme="minorEastAsia" w:cstheme="minorBidi"/>
             <w:noProof/>
             <w:kern w:val="0"/>
             <w:sz w:val="22"/>
@@ -2217,14 +2216,14 @@
           <w:tab w:val="right" w:leader="dot" w:pos="9962"/>
         </w:tabs>
         <w:rPr>
-          <w:rFonts w:asciiTheme="minorHAnsi" w:eastAsiaTheme="minorEastAsia" w:hAnsiTheme="minorHAnsi" w:cstheme="minorBidi"/>
+          <w:rFonts w:asciiTheme="minorHAnsi" w:hAnsiTheme="minorHAnsi" w:eastAsiaTheme="minorEastAsia" w:cstheme="minorBidi"/>
           <w:noProof/>
           <w:kern w:val="0"/>
           <w:sz w:val="22"/>
           <w:lang w:eastAsia="es-CO"/>
         </w:rPr>
       </w:pPr>
-      <w:hyperlink w:anchor="_Toc229046753" w:history="1">
+      <w:hyperlink w:history="1" w:anchor="_Toc229046753">
         <w:r>
           <w:rPr>
             <w:rStyle w:val="Hipervnculo"/>
@@ -2234,7 +2233,7 @@
         </w:r>
         <w:r>
           <w:rPr>
-            <w:rFonts w:asciiTheme="minorHAnsi" w:eastAsiaTheme="minorEastAsia" w:hAnsiTheme="minorHAnsi" w:cstheme="minorBidi"/>
+            <w:rFonts w:asciiTheme="minorHAnsi" w:hAnsiTheme="minorHAnsi" w:eastAsiaTheme="minorEastAsia" w:cstheme="minorBidi"/>
             <w:noProof/>
             <w:kern w:val="0"/>
             <w:sz w:val="22"/>
@@ -2306,14 +2305,14 @@
           <w:tab w:val="right" w:leader="dot" w:pos="9962"/>
         </w:tabs>
         <w:rPr>
-          <w:rFonts w:asciiTheme="minorHAnsi" w:eastAsiaTheme="minorEastAsia" w:hAnsiTheme="minorHAnsi" w:cstheme="minorBidi"/>
+          <w:rFonts w:asciiTheme="minorHAnsi" w:hAnsiTheme="minorHAnsi" w:eastAsiaTheme="minorEastAsia" w:cstheme="minorBidi"/>
           <w:noProof/>
           <w:kern w:val="0"/>
           <w:sz w:val="22"/>
           <w:lang w:eastAsia="es-CO"/>
         </w:rPr>
       </w:pPr>
-      <w:hyperlink w:anchor="_Toc229046754" w:history="1">
+      <w:hyperlink w:history="1" w:anchor="_Toc229046754">
         <w:r>
           <w:rPr>
             <w:rStyle w:val="Hipervnculo"/>
@@ -2378,14 +2377,14 @@
           <w:tab w:val="right" w:leader="dot" w:pos="9962"/>
         </w:tabs>
         <w:rPr>
-          <w:rFonts w:asciiTheme="minorHAnsi" w:eastAsiaTheme="minorEastAsia" w:hAnsiTheme="minorHAnsi" w:cstheme="minorBidi"/>
+          <w:rFonts w:asciiTheme="minorHAnsi" w:hAnsiTheme="minorHAnsi" w:eastAsiaTheme="minorEastAsia" w:cstheme="minorBidi"/>
           <w:noProof/>
           <w:kern w:val="0"/>
           <w:sz w:val="22"/>
           <w:lang w:eastAsia="es-CO"/>
         </w:rPr>
       </w:pPr>
-      <w:hyperlink w:anchor="_Toc229046755" w:history="1">
+      <w:hyperlink w:history="1" w:anchor="_Toc229046755">
         <w:r>
           <w:rPr>
             <w:rStyle w:val="Hipervnculo"/>
@@ -2450,14 +2449,14 @@
           <w:tab w:val="right" w:leader="dot" w:pos="9962"/>
         </w:tabs>
         <w:rPr>
-          <w:rFonts w:asciiTheme="minorHAnsi" w:eastAsiaTheme="minorEastAsia" w:hAnsiTheme="minorHAnsi" w:cstheme="minorBidi"/>
+          <w:rFonts w:asciiTheme="minorHAnsi" w:hAnsiTheme="minorHAnsi" w:eastAsiaTheme="minorEastAsia" w:cstheme="minorBidi"/>
           <w:noProof/>
           <w:kern w:val="0"/>
           <w:sz w:val="22"/>
           <w:lang w:eastAsia="es-CO"/>
         </w:rPr>
       </w:pPr>
-      <w:hyperlink w:anchor="_Toc229046756" w:history="1">
+      <w:hyperlink w:history="1" w:anchor="_Toc229046756">
         <w:r>
           <w:rPr>
             <w:rStyle w:val="Hipervnculo"/>
@@ -2523,14 +2522,14 @@
           <w:tab w:val="right" w:leader="dot" w:pos="9962"/>
         </w:tabs>
         <w:rPr>
-          <w:rFonts w:asciiTheme="minorHAnsi" w:eastAsiaTheme="minorEastAsia" w:hAnsiTheme="minorHAnsi" w:cstheme="minorBidi"/>
+          <w:rFonts w:asciiTheme="minorHAnsi" w:hAnsiTheme="minorHAnsi" w:eastAsiaTheme="minorEastAsia" w:cstheme="minorBidi"/>
           <w:noProof/>
           <w:kern w:val="0"/>
           <w:sz w:val="22"/>
           <w:lang w:eastAsia="es-CO"/>
         </w:rPr>
       </w:pPr>
-      <w:hyperlink w:anchor="_Toc229046757" w:history="1">
+      <w:hyperlink w:history="1" w:anchor="_Toc229046757">
         <w:r>
           <w:rPr>
             <w:rStyle w:val="Hipervnculo"/>
@@ -2596,11 +2595,10 @@
         <w:rPr>
           <w:lang w:val="es-ES"/>
         </w:rPr>
-        <w:lastRenderedPageBreak/>
         <w:fldChar w:fldCharType="end"/>
       </w:r>
-      <w:bookmarkStart w:id="0" w:name="_Toc176443691"/>
-      <w:bookmarkStart w:id="1" w:name="_Toc229046732"/>
+      <w:bookmarkStart w:name="_Toc176443691" w:id="0"/>
+      <w:bookmarkStart w:name="_Toc229046732" w:id="1"/>
       <w:r>
         <w:t>Introducción</w:t>
       </w:r>
@@ -2656,7 +2654,6 @@
         <w:rPr>
           <w:lang w:eastAsia="es-CO"/>
         </w:rPr>
-        <w:lastRenderedPageBreak/>
         <w:t>Para comprender la importancia del contenido y los temas abordados, se recomienda acceder al siguiente video:</w:t>
       </w:r>
       <w:r>
@@ -2754,7 +2751,7 @@
         </w:drawing>
       </w:r>
     </w:p>
-    <w:bookmarkStart w:id="2" w:name="_Hlk161159634"/>
+    <w:bookmarkStart w:name="_Hlk161159634" w:id="2"/>
     <w:p>
       <w:pPr>
         <w:jc w:val="center"/>
@@ -2845,7 +2842,6 @@
           </w:p>
           <w:p>
             <w:r>
-              <w:lastRenderedPageBreak/>
               <w:t>Este modelo se sostiene sobre valores como la ayuda mutua, la equidad y la solidaridad, y sobre principios que orientan cada decisión organizacional: primacía de las personas, gestión democrática, compromiso con el territorio y reinversión de beneficios en la comunidad.</w:t>
             </w:r>
           </w:p>
@@ -2879,7 +2875,6 @@
         <w:ind w:firstLine="0"/>
       </w:pPr>
       <w:r>
-        <w:lastRenderedPageBreak/>
         <w:br w:type="page"/>
       </w:r>
     </w:p>
@@ -2887,9 +2882,8 @@
       <w:pPr>
         <w:pStyle w:val="Ttulo1"/>
       </w:pPr>
-      <w:bookmarkStart w:id="3" w:name="_Toc229046733"/>
-      <w:r>
-        <w:lastRenderedPageBreak/>
+      <w:bookmarkStart w:name="_Toc229046733" w:id="3"/>
+      <w:r>
         <w:t>Fundamentos de administración</w:t>
       </w:r>
       <w:bookmarkEnd w:id="3"/>
@@ -2955,7 +2949,6 @@
         <w:rPr>
           <w:lang w:eastAsia="es-CO"/>
         </w:rPr>
-        <w:lastRenderedPageBreak/>
         <w:t>la eficiencia o la rentabilidad, sino de lograr que los recursos de una comunidad de asociados sean gestionados de manera democrática, transparente y orientada al bien colectivo. Esta particularidad convierte a la administración solidaria en una disciplina que exige, además de competencia técnica, compromiso ético y vocación de servicio por parte de quienes la ejercen.</w:t>
       </w:r>
     </w:p>
@@ -3065,7 +3058,6 @@
         <w:rPr>
           <w:lang w:eastAsia="es-CO"/>
         </w:rPr>
-        <w:lastRenderedPageBreak/>
         <w:t>ellos se encuentran los asociados, los empleados, los proveedores, la comunidad y el Estado.</w:t>
       </w:r>
     </w:p>
@@ -3106,7 +3098,7 @@
       <w:pPr>
         <w:pStyle w:val="Ttulo2"/>
       </w:pPr>
-      <w:bookmarkStart w:id="4" w:name="_Toc229046734"/>
+      <w:bookmarkStart w:name="_Toc229046734" w:id="4"/>
       <w:r>
         <w:t>Concepto y evolución de administración</w:t>
       </w:r>
@@ -3141,7 +3133,6 @@
         <w:rPr>
           <w:lang w:eastAsia="es-CO"/>
         </w:rPr>
-        <w:lastRenderedPageBreak/>
         <w:t>convirtió en ciencia, pues su evolución no se detuvo y generó nuevas estrategias que contribuyen al logro de los objetivos organizacionales.</w:t>
       </w:r>
     </w:p>
@@ -3305,7 +3296,6 @@
           <w:bCs/>
           <w:lang w:eastAsia="es-CO"/>
         </w:rPr>
-        <w:lastRenderedPageBreak/>
         <w:t>Teoría de la contingencia</w:t>
       </w:r>
       <w:r>
@@ -3364,7 +3354,6 @@
         <w:rPr>
           <w:lang w:eastAsia="es-CO"/>
         </w:rPr>
-        <w:lastRenderedPageBreak/>
         <w:t>A continuación, se presentan los enfoques de gestión contemporáneos que han enriquecido la práctica administrativa en todo tipo de organizaciones, incluidas las del sector solidario:</w:t>
       </w:r>
     </w:p>
@@ -3475,9 +3464,8 @@
       <w:pPr>
         <w:pStyle w:val="Ttulo2"/>
       </w:pPr>
-      <w:bookmarkStart w:id="5" w:name="_Toc229046735"/>
-      <w:r>
-        <w:lastRenderedPageBreak/>
+      <w:bookmarkStart w:name="_Toc229046735" w:id="5"/>
+      <w:r>
         <w:t>Importancia de la administración en las organizaciones</w:t>
       </w:r>
       <w:bookmarkEnd w:id="5"/>
@@ -3524,7 +3512,6 @@
         <w:rPr>
           <w:lang w:eastAsia="es-CO"/>
         </w:rPr>
-        <w:lastRenderedPageBreak/>
         <w:t>solidario. De ahí la importancia de que los gestores de estas organizaciones cuenten con competencias administrativas sólidas y comprometidas con los valores del sector.</w:t>
       </w:r>
     </w:p>
@@ -3649,7 +3636,6 @@
           <w:bCs/>
           <w:lang w:eastAsia="es-CO"/>
         </w:rPr>
-        <w:lastRenderedPageBreak/>
         <w:t>Capacidad de respuesta ante el cambio</w:t>
       </w:r>
       <w:r>
@@ -3761,7 +3747,7 @@
       <w:pPr>
         <w:pStyle w:val="Ttulo2"/>
       </w:pPr>
-      <w:bookmarkStart w:id="6" w:name="_Toc229046736"/>
+      <w:bookmarkStart w:name="_Toc229046736" w:id="6"/>
       <w:r>
         <w:t>Funciones administrativas</w:t>
       </w:r>
@@ -3783,7 +3769,6 @@
         <w:rPr>
           <w:lang w:eastAsia="es-CO"/>
         </w:rPr>
-        <w:lastRenderedPageBreak/>
         <w:t>administrativas implica, en primer lugar, reconocer qué es una empresa y cuál es su propósito dentro de la economía.</w:t>
       </w:r>
     </w:p>
@@ -3969,7 +3954,6 @@
         <w:rPr>
           <w:lang w:eastAsia="es-CO"/>
         </w:rPr>
-        <w:lastRenderedPageBreak/>
         <w:t>actúan de manera conjunta y articulada, conformando un ciclo continuo que garantiza la coherencia entre lo que se planea y lo que finalmente se ejecuta y evalúa.</w:t>
       </w:r>
     </w:p>
@@ -4505,7 +4489,6 @@
         <w:rPr>
           <w:lang w:eastAsia="es-CO"/>
         </w:rPr>
-        <w:lastRenderedPageBreak/>
         <w:t>se apoya en herramientas concretas para su desarrollo. En conjunto, estos elementos facilitan la toma de decisiones y orientan el cumplimiento de los objetivos propuestos.</w:t>
       </w:r>
     </w:p>
@@ -4559,7 +4542,7 @@
       <w:pPr>
         <w:pStyle w:val="Ttulo2"/>
       </w:pPr>
-      <w:bookmarkStart w:id="7" w:name="_Toc229046737"/>
+      <w:bookmarkStart w:name="_Toc229046737" w:id="7"/>
       <w:r>
         <w:t>Tipos de organizaciones</w:t>
       </w:r>
@@ -4581,7 +4564,6 @@
         <w:rPr>
           <w:lang w:eastAsia="es-CO"/>
         </w:rPr>
-        <w:lastRenderedPageBreak/>
         <w:t>estructura interna, sino también su capacidad de gestión, su alcance en el mercado y su relación con el entorno.</w:t>
       </w:r>
     </w:p>
@@ -4746,7 +4728,6 @@
         <w:rPr>
           <w:lang w:eastAsia="es-CO"/>
         </w:rPr>
-        <w:lastRenderedPageBreak/>
         <w:t>Sector primario: actividades dedicadas a la explotación del suelo en producción agrícola o extracción minera.</w:t>
       </w:r>
     </w:p>
@@ -4961,7 +4942,6 @@
         <w:rPr>
           <w:lang w:eastAsia="es-CO"/>
         </w:rPr>
-        <w:lastRenderedPageBreak/>
         <w:t>Sociedades mercantiles: personas jurídicas constituidas por dos o más socios que aportan capital para desarrollar una actividad económica y comparten responsabilidades según la ley.</w:t>
       </w:r>
     </w:p>
@@ -5094,7 +5074,6 @@
         <w:pStyle w:val="Figura"/>
       </w:pPr>
       <w:r>
-        <w:lastRenderedPageBreak/>
         <w:t>Clasificación de las empresas en Colombia</w:t>
       </w:r>
     </w:p>
@@ -5317,7 +5296,6 @@
           <w:bCs/>
           <w:lang w:eastAsia="es-CO"/>
         </w:rPr>
-        <w:lastRenderedPageBreak/>
         <w:t>Según ámbito de actuación.</w:t>
       </w:r>
     </w:p>
@@ -5686,7 +5664,6 @@
               <w:rPr>
                 <w:szCs w:val="24"/>
               </w:rPr>
-              <w:lastRenderedPageBreak/>
               <w:t>Pequeñas empresas</w:t>
             </w:r>
           </w:p>
@@ -6053,9 +6030,8 @@
       <w:pPr>
         <w:pStyle w:val="Ttulo2"/>
       </w:pPr>
-      <w:bookmarkStart w:id="8" w:name="_Toc229046738"/>
-      <w:r>
-        <w:lastRenderedPageBreak/>
+      <w:bookmarkStart w:name="_Toc229046738" w:id="8"/>
+      <w:r>
         <w:t>Relación entre administración y gestión por resultados</w:t>
       </w:r>
       <w:bookmarkEnd w:id="8"/>
@@ -6236,7 +6212,6 @@
           <w:bCs/>
           <w:lang w:eastAsia="es-CO"/>
         </w:rPr>
-        <w:lastRenderedPageBreak/>
         <w:t>Complementariedad:</w:t>
       </w:r>
       <w:r>
@@ -6343,9 +6318,8 @@
       <w:pPr>
         <w:pStyle w:val="Ttulo1"/>
       </w:pPr>
-      <w:bookmarkStart w:id="9" w:name="_Toc229046739"/>
-      <w:r>
-        <w:lastRenderedPageBreak/>
+      <w:bookmarkStart w:name="_Toc229046739" w:id="9"/>
+      <w:r>
         <w:t>Planeación estratégica</w:t>
       </w:r>
       <w:bookmarkEnd w:id="9"/>
@@ -6447,7 +6421,6 @@
           <w:bCs/>
           <w:lang w:eastAsia="es-CO"/>
         </w:rPr>
-        <w:lastRenderedPageBreak/>
         <w:t>Analizar el entorno empresarial</w:t>
       </w:r>
     </w:p>
@@ -6623,7 +6596,6 @@
           <w:bCs/>
           <w:lang w:eastAsia="es-CO"/>
         </w:rPr>
-        <w:lastRenderedPageBreak/>
         <w:t>Revisar y ajustar el plan estratégico</w:t>
       </w:r>
     </w:p>
@@ -6683,15 +6655,15 @@
           <w:lang w:eastAsia="es-CO"/>
         </w:rPr>
       </w:pPr>
-      <w:bookmarkStart w:id="10" w:name="_Toc194939514"/>
-      <w:bookmarkStart w:id="11" w:name="_Toc195024899"/>
-      <w:bookmarkStart w:id="12" w:name="_Toc196197784"/>
-      <w:bookmarkStart w:id="13" w:name="_Toc196295049"/>
-      <w:bookmarkStart w:id="14" w:name="_Toc227572851"/>
-      <w:bookmarkStart w:id="15" w:name="_Toc227594118"/>
-      <w:bookmarkStart w:id="16" w:name="_Toc227594144"/>
-      <w:bookmarkStart w:id="17" w:name="_Toc227594529"/>
-      <w:bookmarkStart w:id="18" w:name="_Toc229046740"/>
+      <w:bookmarkStart w:name="_Toc194939514" w:id="10"/>
+      <w:bookmarkStart w:name="_Toc195024899" w:id="11"/>
+      <w:bookmarkStart w:name="_Toc196197784" w:id="12"/>
+      <w:bookmarkStart w:name="_Toc196295049" w:id="13"/>
+      <w:bookmarkStart w:name="_Toc227572851" w:id="14"/>
+      <w:bookmarkStart w:name="_Toc227594118" w:id="15"/>
+      <w:bookmarkStart w:name="_Toc227594144" w:id="16"/>
+      <w:bookmarkStart w:name="_Toc227594529" w:id="17"/>
+      <w:bookmarkStart w:name="_Toc229046740" w:id="18"/>
       <w:bookmarkEnd w:id="10"/>
       <w:bookmarkEnd w:id="11"/>
       <w:bookmarkEnd w:id="12"/>
@@ -6706,7 +6678,7 @@
       <w:pPr>
         <w:pStyle w:val="Ttulo2"/>
       </w:pPr>
-      <w:bookmarkStart w:id="19" w:name="_Toc229046741"/>
+      <w:bookmarkStart w:name="_Toc229046741" w:id="19"/>
       <w:r>
         <w:t>Misión, visión y valores</w:t>
       </w:r>
@@ -6779,7 +6751,6 @@
           <w:bCs/>
           <w:lang w:eastAsia="es-CO"/>
         </w:rPr>
-        <w:lastRenderedPageBreak/>
         <w:t>Misión:</w:t>
       </w:r>
       <w:r>
@@ -6887,7 +6858,6 @@
         <w:pStyle w:val="Figura"/>
       </w:pPr>
       <w:r>
-        <w:lastRenderedPageBreak/>
         <w:t>Elementos de la planeación estratégica</w:t>
       </w:r>
     </w:p>
@@ -6995,7 +6965,6 @@
         <w:pStyle w:val="Figura"/>
       </w:pPr>
       <w:r>
-        <w:lastRenderedPageBreak/>
         <w:t>Proceso de planeación estratégica</w:t>
       </w:r>
       <w:r>
@@ -7109,9 +7078,8 @@
       <w:pPr>
         <w:pStyle w:val="Ttulo2"/>
       </w:pPr>
-      <w:bookmarkStart w:id="20" w:name="_Toc229046742"/>
-      <w:r>
-        <w:lastRenderedPageBreak/>
+      <w:bookmarkStart w:name="_Toc229046742" w:id="20"/>
+      <w:r>
         <w:t>Análisis del entorno FODA</w:t>
       </w:r>
       <w:bookmarkEnd w:id="20"/>
@@ -7179,7 +7147,6 @@
         <w:rPr>
           <w:lang w:eastAsia="es-CO"/>
         </w:rPr>
-        <w:lastRenderedPageBreak/>
         <w:t>Matriz FODA aplicada a una organización de economía solidaria</w:t>
       </w:r>
     </w:p>
@@ -7211,7 +7178,7 @@
             </w:pPr>
             <w:r>
               <w:rPr>
-                <w:bdr w:val="none" w:sz="0" w:space="0" w:color="auto" w:frame="1"/>
+                <w:bdr w:val="none" w:color="auto" w:sz="0" w:space="0" w:frame="1"/>
               </w:rPr>
               <w:t>Factores Internos</w:t>
             </w:r>
@@ -7228,7 +7195,7 @@
             </w:pPr>
             <w:r>
               <w:rPr>
-                <w:bdr w:val="none" w:sz="0" w:space="0" w:color="auto" w:frame="1"/>
+                <w:bdr w:val="none" w:color="auto" w:sz="0" w:space="0" w:frame="1"/>
               </w:rPr>
               <w:t>Fortalezas (F)</w:t>
             </w:r>
@@ -7245,7 +7212,7 @@
             </w:pPr>
             <w:r>
               <w:rPr>
-                <w:bdr w:val="none" w:sz="0" w:space="0" w:color="auto" w:frame="1"/>
+                <w:bdr w:val="none" w:color="auto" w:sz="0" w:space="0" w:frame="1"/>
               </w:rPr>
               <w:t>Debilidades (D)</w:t>
             </w:r>
@@ -7274,7 +7241,7 @@
               <w:rPr>
                 <w:color w:val="1F1F1F"/>
                 <w:szCs w:val="24"/>
-                <w:bdr w:val="none" w:sz="0" w:space="0" w:color="auto" w:frame="1"/>
+                <w:bdr w:val="none" w:color="auto" w:sz="0" w:space="0" w:frame="1"/>
               </w:rPr>
               <w:t>Organización</w:t>
             </w:r>
@@ -7297,7 +7264,7 @@
               <w:rPr>
                 <w:color w:val="1F1F1F"/>
                 <w:szCs w:val="24"/>
-                <w:bdr w:val="none" w:sz="0" w:space="0" w:color="auto" w:frame="1"/>
+                <w:bdr w:val="none" w:color="auto" w:sz="0" w:space="0" w:frame="1"/>
               </w:rPr>
               <w:t>Experiencia en trabajo asociativo.</w:t>
             </w:r>
@@ -7320,7 +7287,7 @@
               <w:rPr>
                 <w:color w:val="1F1F1F"/>
                 <w:szCs w:val="24"/>
-                <w:bdr w:val="none" w:sz="0" w:space="0" w:color="auto" w:frame="1"/>
+                <w:bdr w:val="none" w:color="auto" w:sz="0" w:space="0" w:frame="1"/>
               </w:rPr>
               <w:t>Baja capacidad administrativa.</w:t>
             </w:r>
@@ -7348,7 +7315,7 @@
               <w:rPr>
                 <w:color w:val="1F1F1F"/>
                 <w:szCs w:val="24"/>
-                <w:bdr w:val="none" w:sz="0" w:space="0" w:color="auto" w:frame="1"/>
+                <w:bdr w:val="none" w:color="auto" w:sz="0" w:space="0" w:frame="1"/>
               </w:rPr>
               <w:t>Talento humano</w:t>
             </w:r>
@@ -7371,7 +7338,7 @@
               <w:rPr>
                 <w:color w:val="1F1F1F"/>
                 <w:szCs w:val="24"/>
-                <w:bdr w:val="none" w:sz="0" w:space="0" w:color="auto" w:frame="1"/>
+                <w:bdr w:val="none" w:color="auto" w:sz="0" w:space="0" w:frame="1"/>
               </w:rPr>
               <w:t>Compromiso de los asociados.</w:t>
             </w:r>
@@ -7394,7 +7361,7 @@
               <w:rPr>
                 <w:color w:val="1F1F1F"/>
                 <w:szCs w:val="24"/>
-                <w:bdr w:val="none" w:sz="0" w:space="0" w:color="auto" w:frame="1"/>
+                <w:bdr w:val="none" w:color="auto" w:sz="0" w:space="0" w:frame="1"/>
               </w:rPr>
               <w:t>Falta de capacitación técnica.</w:t>
             </w:r>
@@ -7423,7 +7390,7 @@
               <w:rPr>
                 <w:color w:val="1F1F1F"/>
                 <w:szCs w:val="24"/>
-                <w:bdr w:val="none" w:sz="0" w:space="0" w:color="auto" w:frame="1"/>
+                <w:bdr w:val="none" w:color="auto" w:sz="0" w:space="0" w:frame="1"/>
               </w:rPr>
               <w:t>Recursos</w:t>
             </w:r>
@@ -7446,7 +7413,7 @@
               <w:rPr>
                 <w:color w:val="1F1F1F"/>
                 <w:szCs w:val="24"/>
-                <w:bdr w:val="none" w:sz="0" w:space="0" w:color="auto" w:frame="1"/>
+                <w:bdr w:val="none" w:color="auto" w:sz="0" w:space="0" w:frame="1"/>
               </w:rPr>
               <w:t>Disponibilidad de materia prima local.</w:t>
             </w:r>
@@ -7469,7 +7436,7 @@
               <w:rPr>
                 <w:color w:val="1F1F1F"/>
                 <w:szCs w:val="24"/>
-                <w:bdr w:val="none" w:sz="0" w:space="0" w:color="auto" w:frame="1"/>
+                <w:bdr w:val="none" w:color="auto" w:sz="0" w:space="0" w:frame="1"/>
               </w:rPr>
               <w:t>Limitaciones en infraestructura.</w:t>
             </w:r>
@@ -7497,7 +7464,7 @@
               <w:rPr>
                 <w:color w:val="1F1F1F"/>
                 <w:szCs w:val="24"/>
-                <w:bdr w:val="none" w:sz="0" w:space="0" w:color="auto" w:frame="1"/>
+                <w:bdr w:val="none" w:color="auto" w:sz="0" w:space="0" w:frame="1"/>
               </w:rPr>
               <w:t>Factores Externos</w:t>
             </w:r>
@@ -7521,7 +7488,7 @@
                 <w:bCs/>
                 <w:color w:val="1F1F1F"/>
                 <w:szCs w:val="24"/>
-                <w:bdr w:val="none" w:sz="0" w:space="0" w:color="auto" w:frame="1"/>
+                <w:bdr w:val="none" w:color="auto" w:sz="0" w:space="0" w:frame="1"/>
               </w:rPr>
               <w:t>Oportunidades (O)</w:t>
             </w:r>
@@ -7545,7 +7512,7 @@
                 <w:bCs/>
                 <w:color w:val="1F1F1F"/>
                 <w:szCs w:val="24"/>
-                <w:bdr w:val="none" w:sz="0" w:space="0" w:color="auto" w:frame="1"/>
+                <w:bdr w:val="none" w:color="auto" w:sz="0" w:space="0" w:frame="1"/>
               </w:rPr>
               <w:t>Amenazas (A)</w:t>
             </w:r>
@@ -7574,7 +7541,7 @@
               <w:rPr>
                 <w:color w:val="1F1F1F"/>
                 <w:szCs w:val="24"/>
-                <w:bdr w:val="none" w:sz="0" w:space="0" w:color="auto" w:frame="1"/>
+                <w:bdr w:val="none" w:color="auto" w:sz="0" w:space="0" w:frame="1"/>
               </w:rPr>
               <w:t>Mercado</w:t>
             </w:r>
@@ -7597,7 +7564,7 @@
               <w:rPr>
                 <w:color w:val="1F1F1F"/>
                 <w:szCs w:val="24"/>
-                <w:bdr w:val="none" w:sz="0" w:space="0" w:color="auto" w:frame="1"/>
+                <w:bdr w:val="none" w:color="auto" w:sz="0" w:space="0" w:frame="1"/>
               </w:rPr>
               <w:t>Crecimiento de la demanda local.</w:t>
             </w:r>
@@ -7620,7 +7587,7 @@
               <w:rPr>
                 <w:color w:val="1F1F1F"/>
                 <w:szCs w:val="24"/>
-                <w:bdr w:val="none" w:sz="0" w:space="0" w:color="auto" w:frame="1"/>
+                <w:bdr w:val="none" w:color="auto" w:sz="0" w:space="0" w:frame="1"/>
               </w:rPr>
               <w:t>Alta competencia en el sector.</w:t>
             </w:r>
@@ -7648,7 +7615,7 @@
               <w:rPr>
                 <w:color w:val="1F1F1F"/>
                 <w:szCs w:val="24"/>
-                <w:bdr w:val="none" w:sz="0" w:space="0" w:color="auto" w:frame="1"/>
+                <w:bdr w:val="none" w:color="auto" w:sz="0" w:space="0" w:frame="1"/>
               </w:rPr>
               <w:t>Entorno institucional</w:t>
             </w:r>
@@ -7671,7 +7638,7 @@
               <w:rPr>
                 <w:color w:val="1F1F1F"/>
                 <w:szCs w:val="24"/>
-                <w:bdr w:val="none" w:sz="0" w:space="0" w:color="auto" w:frame="1"/>
+                <w:bdr w:val="none" w:color="auto" w:sz="0" w:space="0" w:frame="1"/>
               </w:rPr>
               <w:t>Programas de apoyo gubernamental.</w:t>
             </w:r>
@@ -7694,7 +7661,7 @@
               <w:rPr>
                 <w:color w:val="1F1F1F"/>
                 <w:szCs w:val="24"/>
-                <w:bdr w:val="none" w:sz="0" w:space="0" w:color="auto" w:frame="1"/>
+                <w:bdr w:val="none" w:color="auto" w:sz="0" w:space="0" w:frame="1"/>
               </w:rPr>
               <w:t>Cambios en la normatividad.</w:t>
             </w:r>
@@ -7723,7 +7690,7 @@
               <w:rPr>
                 <w:color w:val="1F1F1F"/>
                 <w:szCs w:val="24"/>
-                <w:bdr w:val="none" w:sz="0" w:space="0" w:color="auto" w:frame="1"/>
+                <w:bdr w:val="none" w:color="auto" w:sz="0" w:space="0" w:frame="1"/>
               </w:rPr>
               <w:t>Tecnología</w:t>
             </w:r>
@@ -7746,7 +7713,7 @@
               <w:rPr>
                 <w:color w:val="1F1F1F"/>
                 <w:szCs w:val="24"/>
-                <w:bdr w:val="none" w:sz="0" w:space="0" w:color="auto" w:frame="1"/>
+                <w:bdr w:val="none" w:color="auto" w:sz="0" w:space="0" w:frame="1"/>
               </w:rPr>
               <w:t>Acceso a herramientas digitales.</w:t>
             </w:r>
@@ -7769,7 +7736,7 @@
               <w:rPr>
                 <w:color w:val="1F1F1F"/>
                 <w:szCs w:val="24"/>
-                <w:bdr w:val="none" w:sz="0" w:space="0" w:color="auto" w:frame="1"/>
+                <w:bdr w:val="none" w:color="auto" w:sz="0" w:space="0" w:frame="1"/>
               </w:rPr>
               <w:t>Rezago tecnológico frente a competidores.</w:t>
             </w:r>
@@ -7813,7 +7780,6 @@
         <w:rPr>
           <w:lang w:eastAsia="es-CO"/>
         </w:rPr>
-        <w:lastRenderedPageBreak/>
         <w:t>internos y externos para orientar la toma de decisiones. A continuación, se presentan sus principales componentes:</w:t>
       </w:r>
     </w:p>
@@ -8040,7 +8006,6 @@
                 <w:b/>
                 <w:lang w:eastAsia="es-CO"/>
               </w:rPr>
-              <w:lastRenderedPageBreak/>
               <w:t>Transcripción</w:t>
             </w:r>
             <w:r>
@@ -8083,6 +8048,8 @@
             </w:r>
             <w:r>
               <w:tab/>
+            </w:r>
+            <w:r>
               <w:t>: a veces pensamos que planear es pura burocracia, pero la verdad es que en nuestras organizaciones es lo que nos salva de andar a la deriva. Es definir nuestra ruta y dar un vistazo a la mochila para ver con que contamos. Si no sabemos para dónde vamos, cualquier bus nos sirve.</w:t>
             </w:r>
           </w:p>
@@ -8097,6 +8064,8 @@
             </w:r>
             <w:r>
               <w:tab/>
+            </w:r>
+            <w:r>
               <w:t>: pero bueno, para proyectarse al futuro, primero hay que poner los pies en la tierra. Y para eso, la herramienta ganadora es el famoso Análisis FODA.</w:t>
             </w:r>
           </w:p>
@@ -8111,12 +8080,13 @@
             </w:r>
             <w:r>
               <w:tab/>
+            </w:r>
+            <w:r>
               <w:t>: (Ríe) ¡Más que una medicina, es un multivitamínico! Miren, es muy sencillo: Fortalezas, Oportunidades, Debilidades y Amenazas. Es como sacarle una radiografía a la cooperativa para ver qué tan fuertes estamos.</w:t>
             </w:r>
           </w:p>
           <w:p>
             <w:r>
-              <w:lastRenderedPageBreak/>
               <w:t>Hombre: ¡Ah, ya entiendo! Entonces esa radiografía es la que nos permite ver lo que no se nota a simple vista. Por un lado, nos muestra nuestras fortalezas, que es todo eso en lo que somos unos duros y nos hace únicos. Y por el otro, nos revela las debilidades, que son esas fallas internas o piedritas en el zapato que tenemos que sacar para poder avanzar.</w:t>
             </w:r>
           </w:p>
@@ -8147,7 +8117,6 @@
           </w:p>
           <w:p>
             <w:r>
-              <w:lastRenderedPageBreak/>
               <w:t>Hombre: si quieren profundizar más sobre este y otros conceptos, los invitamos a revisar el material de apoyo.</w:t>
             </w:r>
           </w:p>
@@ -8195,7 +8164,7 @@
       <w:pPr>
         <w:pStyle w:val="Ttulo2"/>
       </w:pPr>
-      <w:bookmarkStart w:id="21" w:name="_Toc229046743"/>
+      <w:bookmarkStart w:name="_Toc229046743" w:id="21"/>
       <w:r>
         <w:t>Objetivos estratégicos, tácticos y operativos</w:t>
       </w:r>
@@ -8236,7 +8205,6 @@
         <w:rPr>
           <w:lang w:eastAsia="es-CO"/>
         </w:rPr>
-        <w:lastRenderedPageBreak/>
         <w:t>objetivos tácticos, que permiten organizar y ejecutar acciones en áreas como la gestión asociativa, la participación de los miembros y el fortalecimiento organizacional. Esta articulación asegura que las decisiones se implementen de manera coherente, promoviendo la autogestión, la cooperación y el desarrollo comunitario.</w:t>
       </w:r>
     </w:p>
@@ -8347,7 +8315,6 @@
         <w:rPr>
           <w:lang w:eastAsia="es-CO"/>
         </w:rPr>
-        <w:lastRenderedPageBreak/>
         <w:t>decisiones de alto nivel se traduzcan en acciones concretas. Esta jerarquización facilita la planificación, el seguimiento y la evaluación del desempeño, contribuyendo al logro de resultados y al fortalecimiento de la organización en su entorno.</w:t>
       </w:r>
     </w:p>
@@ -8375,7 +8342,7 @@
       <w:pPr>
         <w:pStyle w:val="Ttulo2"/>
       </w:pPr>
-      <w:bookmarkStart w:id="22" w:name="_Toc229046744"/>
+      <w:bookmarkStart w:name="_Toc229046744" w:id="22"/>
       <w:r>
         <w:t>Planes, programas y proyectos</w:t>
       </w:r>
@@ -8429,7 +8396,6 @@
         <w:rPr>
           <w:lang w:eastAsia="es-CO"/>
         </w:rPr>
-        <w:lastRenderedPageBreak/>
         <w:t>transición desde el direccionamiento general hasta la ejecución concreta de actividades. A continuación, se presentan estos instrumentos, destacando sus características y nivel de aplicación dentro de la organización:</w:t>
       </w:r>
     </w:p>
@@ -8633,7 +8599,6 @@
           <w:bCs/>
           <w:lang w:eastAsia="es-CO"/>
         </w:rPr>
-        <w:lastRenderedPageBreak/>
         <w:t>Programa</w:t>
       </w:r>
     </w:p>
@@ -8866,7 +8831,6 @@
           <w:bCs/>
           <w:lang w:eastAsia="es-CO"/>
         </w:rPr>
-        <w:lastRenderedPageBreak/>
         <w:t>Alineación estratégica:</w:t>
       </w:r>
       <w:r>
@@ -9012,9 +8976,8 @@
       <w:pPr>
         <w:pStyle w:val="Ttulo1"/>
       </w:pPr>
-      <w:bookmarkStart w:id="23" w:name="_Toc229046745"/>
-      <w:r>
-        <w:lastRenderedPageBreak/>
+      <w:bookmarkStart w:name="_Toc229046745" w:id="23"/>
+      <w:r>
         <w:t>Las organizaciones de economía solidaria</w:t>
       </w:r>
       <w:bookmarkEnd w:id="23"/>
@@ -9161,7 +9124,6 @@
           <w:bCs/>
           <w:lang w:eastAsia="es-CO"/>
         </w:rPr>
-        <w:lastRenderedPageBreak/>
         <w:t>Equidad</w:t>
       </w:r>
       <w:r>
@@ -9348,11 +9310,11 @@
           <w:lang w:eastAsia="es-CO"/>
         </w:rPr>
       </w:pPr>
-      <w:bookmarkStart w:id="24" w:name="_Toc227572857"/>
-      <w:bookmarkStart w:id="25" w:name="_Toc227594124"/>
-      <w:bookmarkStart w:id="26" w:name="_Toc227594150"/>
-      <w:bookmarkStart w:id="27" w:name="_Toc227594535"/>
-      <w:bookmarkStart w:id="28" w:name="_Toc229046746"/>
+      <w:bookmarkStart w:name="_Toc227572857" w:id="24"/>
+      <w:bookmarkStart w:name="_Toc227594124" w:id="25"/>
+      <w:bookmarkStart w:name="_Toc227594150" w:id="26"/>
+      <w:bookmarkStart w:name="_Toc227594535" w:id="27"/>
+      <w:bookmarkStart w:name="_Toc229046746" w:id="28"/>
       <w:bookmarkEnd w:id="24"/>
       <w:bookmarkEnd w:id="25"/>
       <w:bookmarkEnd w:id="26"/>
@@ -9363,7 +9325,7 @@
       <w:pPr>
         <w:pStyle w:val="Ttulo2"/>
       </w:pPr>
-      <w:bookmarkStart w:id="29" w:name="_Toc229046747"/>
+      <w:bookmarkStart w:name="_Toc229046747" w:id="29"/>
       <w:r>
         <w:t>Origen y evolución</w:t>
       </w:r>
@@ -9385,7 +9347,6 @@
         <w:rPr>
           <w:lang w:eastAsia="es-CO"/>
         </w:rPr>
-        <w:lastRenderedPageBreak/>
         <w:t>por la Revolución Industrial en el siglo XIX. Ante el desempleo y la degradación salarial, grupos de obreros comenzaron a organizarse, a reunir sus recursos y a trabajar de manera conjunta para acceder a bienes básicos a precios justos. De este proceso emergieron las primeras cooperativas y sociedades mutualistas de la era moderna.</w:t>
       </w:r>
     </w:p>
@@ -9502,7 +9463,6 @@
         <w:rPr>
           <w:lang w:eastAsia="es-CO"/>
         </w:rPr>
-        <w:lastRenderedPageBreak/>
         <w:t>El Decreto 2536 crea el Consejo Nacional de Economía Solidaria (CONES) y reconoce el sector como componente estratégico del entorno económico nacional.</w:t>
       </w:r>
     </w:p>
@@ -9631,7 +9591,6 @@
         <w:rPr>
           <w:lang w:eastAsia="es-CO"/>
         </w:rPr>
-        <w:lastRenderedPageBreak/>
         <w:t>continuación, se describe</w:t>
       </w:r>
       <w:r>
@@ -9776,7 +9735,6 @@
         <w:rPr>
           <w:lang w:eastAsia="es-CO"/>
         </w:rPr>
-        <w:lastRenderedPageBreak/>
         <w:t>A continuación, se presentan los cinco principios que traducen los valores solidarios en criterios de acción concretos para la toma de decisiones organizacionales; cada uno se desarrolla de forma independiente para facilitar su comprensión y apropiación:</w:t>
       </w:r>
     </w:p>
@@ -9968,7 +9926,6 @@
           <w:bCs/>
           <w:lang w:eastAsia="es-CO"/>
         </w:rPr>
-        <w:lastRenderedPageBreak/>
         <w:t>Reinversión de beneficios</w:t>
       </w:r>
       <w:r>
@@ -10015,7 +9972,7 @@
       <w:pPr>
         <w:pStyle w:val="Ttulo2"/>
       </w:pPr>
-      <w:bookmarkStart w:id="30" w:name="_Toc229046748"/>
+      <w:bookmarkStart w:name="_Toc229046748" w:id="30"/>
       <w:r>
         <w:t>Concepto y definición</w:t>
       </w:r>
@@ -10057,7 +10014,6 @@
         <w:rPr>
           <w:lang w:eastAsia="es-CO"/>
         </w:rPr>
-        <w:lastRenderedPageBreak/>
         <w:t>En Colombia, las entidades sin ánimo de lucro se organizan en dos grandes grupos que, aunque comparten esta característica, presentan naturalezas, objetos sociales y regímenes jurídicos distintos. Identificar a cuál de estos grupos pertenece una organización es el primer paso para comprender sus obligaciones legales y sus posibilidades de acción.</w:t>
       </w:r>
     </w:p>
@@ -10237,7 +10193,6 @@
         <w:rPr>
           <w:lang w:eastAsia="es-CO"/>
         </w:rPr>
-        <w:lastRenderedPageBreak/>
         <w:t>definición jurídica resulta insuficiente, es necesario situarla en el contexto económico y social en el que opera. Por ello, el numeral siguiente presenta el panorama de la economía solidaria en el ámbito nacional e internacional, mostrando cómo este modelo ha tomado formas distintas según cada territorio y cuál es el lugar que ocupa Colombia dentro de ese movimiento global.</w:t>
       </w:r>
     </w:p>
@@ -10252,7 +10207,7 @@
       <w:pPr>
         <w:pStyle w:val="Ttulo2"/>
       </w:pPr>
-      <w:bookmarkStart w:id="31" w:name="_Toc229046749"/>
+      <w:bookmarkStart w:name="_Toc229046749" w:id="31"/>
       <w:r>
         <w:t>Contexto nacional e internacional</w:t>
       </w:r>
@@ -10307,7 +10262,6 @@
         <w:rPr>
           <w:lang w:eastAsia="es-CO"/>
         </w:rPr>
-        <w:lastRenderedPageBreak/>
         <w:t>Según Orellana (2007), a nivel mundial la economía solidaria adopta formas asociativas diversas, cuya influencia varía según el contexto económico y social de cada región. Esta diversidad no es una debilidad del modelo, es precisamente su capacidad de adaptarse a realidades distintas lo que explica su vigencia en cinco continentes y su reconocimiento por parte de organismos internacionales como la OIT. Conocer cómo se expresa el modelo en cada región permite comprender que Colombia no construye su sector solidario de manera aislada, sino en diálogo permanente con una tradición global de cooperación y autogestión. A continuación, se presentan las principales regiones donde la economía solidaria ha tenido mayor desarrollo, identificando en cada caso su rasgo más característico y su aporte al movimiento solidario mundial.</w:t>
       </w:r>
     </w:p>
@@ -10435,7 +10389,6 @@
           <w:bCs/>
           <w:lang w:eastAsia="es-CO"/>
         </w:rPr>
-        <w:lastRenderedPageBreak/>
         <w:t>Colombia. Crecimiento sostenido</w:t>
       </w:r>
     </w:p>
@@ -10476,7 +10429,7 @@
       <w:pPr>
         <w:pStyle w:val="Ttulo2"/>
       </w:pPr>
-      <w:bookmarkStart w:id="32" w:name="_Toc229046750"/>
+      <w:bookmarkStart w:name="_Toc229046750" w:id="32"/>
       <w:r>
         <w:t>Clasificación</w:t>
       </w:r>
@@ -10554,7 +10507,6 @@
         <w:rPr>
           <w:lang w:eastAsia="es-CO"/>
         </w:rPr>
-        <w:lastRenderedPageBreak/>
         <w:t>Cada uno de estos grupos está conformado por tipos de entidades con características, objetos sociales y regímenes jurídicos propios, que se presentan a continuación para facilitar su identificación y comprensión.</w:t>
       </w:r>
     </w:p>
@@ -10721,7 +10673,6 @@
         <w:rPr>
           <w:lang w:eastAsia="es-CO"/>
         </w:rPr>
-        <w:lastRenderedPageBreak/>
         <w:t>La elección del tipo de organización solidaria no es una decisión menor, determina el número de personas necesarias para constituirla, las actividades que podrá desarrollar, las obligaciones de capacitación que deberá cumplir y la entidad ante la cual deberá responder. Por ello, antes de iniciar cualquier proceso de formalización, es indispensable analizar con detalle las características de cada figura y contrastarlas con el propósito, las capacidades y el contexto del grupo que desea asociarse. Esta decisión informada es el primer paso hacia una organización solidaria sólida y sostenible en el tiempo.</w:t>
       </w:r>
     </w:p>
@@ -10781,7 +10732,7 @@
             </w:pPr>
             <w:r>
               <w:rPr>
-                <w:bdr w:val="none" w:sz="0" w:space="0" w:color="auto" w:frame="1"/>
+                <w:bdr w:val="none" w:color="auto" w:sz="0" w:space="0" w:frame="1"/>
               </w:rPr>
               <w:t>Característica</w:t>
             </w:r>
@@ -10798,7 +10749,7 @@
             </w:pPr>
             <w:r>
               <w:rPr>
-                <w:bdr w:val="none" w:sz="0" w:space="0" w:color="auto" w:frame="1"/>
+                <w:bdr w:val="none" w:color="auto" w:sz="0" w:space="0" w:frame="1"/>
               </w:rPr>
               <w:t>Cooperativa</w:t>
             </w:r>
@@ -10815,7 +10766,7 @@
             </w:pPr>
             <w:r>
               <w:rPr>
-                <w:bdr w:val="none" w:sz="0" w:space="0" w:color="auto" w:frame="1"/>
+                <w:bdr w:val="none" w:color="auto" w:sz="0" w:space="0" w:frame="1"/>
               </w:rPr>
               <w:t>Precooperativa</w:t>
             </w:r>
@@ -10832,7 +10783,7 @@
             </w:pPr>
             <w:r>
               <w:rPr>
-                <w:bdr w:val="none" w:sz="0" w:space="0" w:color="auto" w:frame="1"/>
+                <w:bdr w:val="none" w:color="auto" w:sz="0" w:space="0" w:frame="1"/>
               </w:rPr>
               <w:t>Asociación mutual</w:t>
             </w:r>
@@ -10849,7 +10800,7 @@
             </w:pPr>
             <w:r>
               <w:rPr>
-                <w:bdr w:val="none" w:sz="0" w:space="0" w:color="auto" w:frame="1"/>
+                <w:bdr w:val="none" w:color="auto" w:sz="0" w:space="0" w:frame="1"/>
               </w:rPr>
               <w:t>Fondo de empleados</w:t>
             </w:r>
@@ -10877,7 +10828,7 @@
               <w:rPr>
                 <w:color w:val="1F1F1F"/>
                 <w:szCs w:val="24"/>
-                <w:bdr w:val="none" w:sz="0" w:space="0" w:color="auto" w:frame="1"/>
+                <w:bdr w:val="none" w:color="auto" w:sz="0" w:space="0" w:frame="1"/>
               </w:rPr>
               <w:t>Definición</w:t>
             </w:r>
@@ -10900,7 +10851,7 @@
               <w:rPr>
                 <w:color w:val="1F1F1F"/>
                 <w:szCs w:val="24"/>
-                <w:bdr w:val="none" w:sz="0" w:space="0" w:color="auto" w:frame="1"/>
+                <w:bdr w:val="none" w:color="auto" w:sz="0" w:space="0" w:frame="1"/>
               </w:rPr>
               <w:t>Empresa asociativa en la que los trabajadores o usuarios son simultáneamente aportantes y gestores, creada para producir o distribuir bienes o servicios.</w:t>
             </w:r>
@@ -10923,7 +10874,7 @@
               <w:rPr>
                 <w:color w:val="1F1F1F"/>
                 <w:szCs w:val="24"/>
-                <w:bdr w:val="none" w:sz="0" w:space="0" w:color="auto" w:frame="1"/>
+                <w:bdr w:val="none" w:color="auto" w:sz="0" w:space="0" w:frame="1"/>
               </w:rPr>
               <w:t>Grupo organizado para realizar actividades cooperativas que, por carecer de capacidad económica, educativa o técnica, no puede constituirse como cooperativa.</w:t>
             </w:r>
@@ -10946,7 +10897,7 @@
               <w:rPr>
                 <w:color w:val="1F1F1F"/>
                 <w:szCs w:val="24"/>
-                <w:bdr w:val="none" w:sz="0" w:space="0" w:color="auto" w:frame="1"/>
+                <w:bdr w:val="none" w:color="auto" w:sz="0" w:space="0" w:frame="1"/>
               </w:rPr>
               <w:t>Persona jurídica de derecho privado constituida democráticamente para brindarse ayuda recíproca frente a riesgos eventuales mediante servicios de seguridad social.</w:t>
             </w:r>
@@ -10969,7 +10920,7 @@
               <w:rPr>
                 <w:color w:val="1F1F1F"/>
                 <w:szCs w:val="24"/>
-                <w:bdr w:val="none" w:sz="0" w:space="0" w:color="auto" w:frame="1"/>
+                <w:bdr w:val="none" w:color="auto" w:sz="0" w:space="0" w:frame="1"/>
               </w:rPr>
               <w:t xml:space="preserve">Empresa asociativa constituida por trabajadores dependientes de una misma empresa, orientada a prestar servicios de ahorro y </w:t>
             </w:r>
@@ -10977,9 +10928,8 @@
               <w:rPr>
                 <w:color w:val="1F1F1F"/>
                 <w:szCs w:val="24"/>
-                <w:bdr w:val="none" w:sz="0" w:space="0" w:color="auto" w:frame="1"/>
-              </w:rPr>
-              <w:lastRenderedPageBreak/>
+                <w:bdr w:val="none" w:color="auto" w:sz="0" w:space="0" w:frame="1"/>
+              </w:rPr>
               <w:t>crédito a sus asociados.</w:t>
             </w:r>
           </w:p>
@@ -11003,9 +10953,8 @@
               <w:rPr>
                 <w:color w:val="1F1F1F"/>
                 <w:szCs w:val="24"/>
-                <w:bdr w:val="none" w:sz="0" w:space="0" w:color="auto" w:frame="1"/>
-              </w:rPr>
-              <w:lastRenderedPageBreak/>
+                <w:bdr w:val="none" w:color="auto" w:sz="0" w:space="0" w:frame="1"/>
+              </w:rPr>
               <w:t>Asociados</w:t>
             </w:r>
           </w:p>
@@ -11027,7 +10976,7 @@
               <w:rPr>
                 <w:color w:val="1F1F1F"/>
                 <w:szCs w:val="24"/>
-                <w:bdr w:val="none" w:sz="0" w:space="0" w:color="auto" w:frame="1"/>
+                <w:bdr w:val="none" w:color="auto" w:sz="0" w:space="0" w:frame="1"/>
               </w:rPr>
               <w:t>Mayores de edad, personas jurídicas sin ánimo de lucro y jurídicas de derecho público.</w:t>
             </w:r>
@@ -11050,7 +10999,7 @@
               <w:rPr>
                 <w:color w:val="1F1F1F"/>
                 <w:szCs w:val="24"/>
-                <w:bdr w:val="none" w:sz="0" w:space="0" w:color="auto" w:frame="1"/>
+                <w:bdr w:val="none" w:color="auto" w:sz="0" w:space="0" w:frame="1"/>
               </w:rPr>
               <w:t>Personas naturales mayores de 14 años.</w:t>
             </w:r>
@@ -11073,7 +11022,7 @@
               <w:rPr>
                 <w:color w:val="1F1F1F"/>
                 <w:szCs w:val="24"/>
-                <w:bdr w:val="none" w:sz="0" w:space="0" w:color="auto" w:frame="1"/>
+                <w:bdr w:val="none" w:color="auto" w:sz="0" w:space="0" w:frame="1"/>
               </w:rPr>
               <w:t>Personas naturales mayores de 14 años.</w:t>
             </w:r>
@@ -11096,7 +11045,7 @@
               <w:rPr>
                 <w:color w:val="1F1F1F"/>
                 <w:szCs w:val="24"/>
-                <w:bdr w:val="none" w:sz="0" w:space="0" w:color="auto" w:frame="1"/>
+                <w:bdr w:val="none" w:color="auto" w:sz="0" w:space="0" w:frame="1"/>
               </w:rPr>
               <w:t>Organismos de economía solidaria, entidades y personas naturales de la misma empresa.</w:t>
             </w:r>
@@ -11124,7 +11073,7 @@
               <w:rPr>
                 <w:color w:val="1F1F1F"/>
                 <w:szCs w:val="24"/>
-                <w:bdr w:val="none" w:sz="0" w:space="0" w:color="auto" w:frame="1"/>
+                <w:bdr w:val="none" w:color="auto" w:sz="0" w:space="0" w:frame="1"/>
               </w:rPr>
               <w:t>Mínimo de asociados</w:t>
             </w:r>
@@ -11147,7 +11096,7 @@
               <w:rPr>
                 <w:color w:val="1F1F1F"/>
                 <w:szCs w:val="24"/>
-                <w:bdr w:val="none" w:sz="0" w:space="0" w:color="auto" w:frame="1"/>
+                <w:bdr w:val="none" w:color="auto" w:sz="0" w:space="0" w:frame="1"/>
               </w:rPr>
               <w:t>20</w:t>
             </w:r>
@@ -11170,7 +11119,7 @@
               <w:rPr>
                 <w:color w:val="1F1F1F"/>
                 <w:szCs w:val="24"/>
-                <w:bdr w:val="none" w:sz="0" w:space="0" w:color="auto" w:frame="1"/>
+                <w:bdr w:val="none" w:color="auto" w:sz="0" w:space="0" w:frame="1"/>
               </w:rPr>
               <w:t>5</w:t>
             </w:r>
@@ -11193,7 +11142,7 @@
               <w:rPr>
                 <w:color w:val="1F1F1F"/>
                 <w:szCs w:val="24"/>
-                <w:bdr w:val="none" w:sz="0" w:space="0" w:color="auto" w:frame="1"/>
+                <w:bdr w:val="none" w:color="auto" w:sz="0" w:space="0" w:frame="1"/>
               </w:rPr>
               <w:t>25</w:t>
             </w:r>
@@ -11216,7 +11165,7 @@
               <w:rPr>
                 <w:color w:val="1F1F1F"/>
                 <w:szCs w:val="24"/>
-                <w:bdr w:val="none" w:sz="0" w:space="0" w:color="auto" w:frame="1"/>
+                <w:bdr w:val="none" w:color="auto" w:sz="0" w:space="0" w:frame="1"/>
               </w:rPr>
               <w:t>10</w:t>
             </w:r>
@@ -11241,7 +11190,7 @@
               <w:rPr>
                 <w:color w:val="1F1F1F"/>
                 <w:szCs w:val="24"/>
-                <w:bdr w:val="none" w:sz="0" w:space="0" w:color="auto" w:frame="1"/>
+                <w:bdr w:val="none" w:color="auto" w:sz="0" w:space="0" w:frame="1"/>
               </w:rPr>
               <w:t>Dirección</w:t>
             </w:r>
@@ -11264,7 +11213,7 @@
               <w:rPr>
                 <w:color w:val="1F1F1F"/>
                 <w:szCs w:val="24"/>
-                <w:bdr w:val="none" w:sz="0" w:space="0" w:color="auto" w:frame="1"/>
+                <w:bdr w:val="none" w:color="auto" w:sz="0" w:space="0" w:frame="1"/>
               </w:rPr>
               <w:t>Asamblea y consejo de administración.</w:t>
             </w:r>
@@ -11287,7 +11236,7 @@
               <w:rPr>
                 <w:color w:val="1F1F1F"/>
                 <w:szCs w:val="24"/>
-                <w:bdr w:val="none" w:sz="0" w:space="0" w:color="auto" w:frame="1"/>
+                <w:bdr w:val="none" w:color="auto" w:sz="0" w:space="0" w:frame="1"/>
               </w:rPr>
               <w:t>Junta de asociados, comité de administración, asamblea y consejo de administración para entidades con más de 10 asociados.</w:t>
             </w:r>
@@ -11310,7 +11259,7 @@
               <w:rPr>
                 <w:color w:val="1F1F1F"/>
                 <w:szCs w:val="24"/>
-                <w:bdr w:val="none" w:sz="0" w:space="0" w:color="auto" w:frame="1"/>
+                <w:bdr w:val="none" w:color="auto" w:sz="0" w:space="0" w:frame="1"/>
               </w:rPr>
               <w:t>Asamblea y junta directiva.</w:t>
             </w:r>
@@ -11333,7 +11282,7 @@
               <w:rPr>
                 <w:color w:val="1F1F1F"/>
                 <w:szCs w:val="24"/>
-                <w:bdr w:val="none" w:sz="0" w:space="0" w:color="auto" w:frame="1"/>
+                <w:bdr w:val="none" w:color="auto" w:sz="0" w:space="0" w:frame="1"/>
               </w:rPr>
               <w:t>Asamblea y junta directiva.</w:t>
             </w:r>
@@ -11361,7 +11310,7 @@
               <w:rPr>
                 <w:color w:val="1F1F1F"/>
                 <w:szCs w:val="24"/>
-                <w:bdr w:val="none" w:sz="0" w:space="0" w:color="auto" w:frame="1"/>
+                <w:bdr w:val="none" w:color="auto" w:sz="0" w:space="0" w:frame="1"/>
               </w:rPr>
               <w:t>Control</w:t>
             </w:r>
@@ -11384,7 +11333,7 @@
               <w:rPr>
                 <w:color w:val="1F1F1F"/>
                 <w:szCs w:val="24"/>
-                <w:bdr w:val="none" w:sz="0" w:space="0" w:color="auto" w:frame="1"/>
+                <w:bdr w:val="none" w:color="auto" w:sz="0" w:space="0" w:frame="1"/>
               </w:rPr>
               <w:t>Junta de vigilancia y revisor fiscal (puede exonerarse).</w:t>
             </w:r>
@@ -11407,7 +11356,7 @@
               <w:rPr>
                 <w:color w:val="1F1F1F"/>
                 <w:szCs w:val="24"/>
-                <w:bdr w:val="none" w:sz="0" w:space="0" w:color="auto" w:frame="1"/>
+                <w:bdr w:val="none" w:color="auto" w:sz="0" w:space="0" w:frame="1"/>
               </w:rPr>
               <w:t>Junta de vigilancia y revisor fiscal (puede exonerarse).</w:t>
             </w:r>
@@ -11430,7 +11379,7 @@
               <w:rPr>
                 <w:color w:val="1F1F1F"/>
                 <w:szCs w:val="24"/>
-                <w:bdr w:val="none" w:sz="0" w:space="0" w:color="auto" w:frame="1"/>
+                <w:bdr w:val="none" w:color="auto" w:sz="0" w:space="0" w:frame="1"/>
               </w:rPr>
               <w:t>Junta de control social y revisor fiscal.</w:t>
             </w:r>
@@ -11453,7 +11402,7 @@
               <w:rPr>
                 <w:color w:val="1F1F1F"/>
                 <w:szCs w:val="24"/>
-                <w:bdr w:val="none" w:sz="0" w:space="0" w:color="auto" w:frame="1"/>
+                <w:bdr w:val="none" w:color="auto" w:sz="0" w:space="0" w:frame="1"/>
               </w:rPr>
               <w:t>Comité de control social y revisor fiscal.</w:t>
             </w:r>
@@ -11478,7 +11427,7 @@
               <w:rPr>
                 <w:color w:val="1F1F1F"/>
                 <w:szCs w:val="24"/>
-                <w:bdr w:val="none" w:sz="0" w:space="0" w:color="auto" w:frame="1"/>
+                <w:bdr w:val="none" w:color="auto" w:sz="0" w:space="0" w:frame="1"/>
               </w:rPr>
               <w:t>Representante legal</w:t>
             </w:r>
@@ -11501,7 +11450,7 @@
               <w:rPr>
                 <w:color w:val="1F1F1F"/>
                 <w:szCs w:val="24"/>
-                <w:bdr w:val="none" w:sz="0" w:space="0" w:color="auto" w:frame="1"/>
+                <w:bdr w:val="none" w:color="auto" w:sz="0" w:space="0" w:frame="1"/>
               </w:rPr>
               <w:t>Gerente.</w:t>
             </w:r>
@@ -11524,7 +11473,7 @@
               <w:rPr>
                 <w:color w:val="1F1F1F"/>
                 <w:szCs w:val="24"/>
-                <w:bdr w:val="none" w:sz="0" w:space="0" w:color="auto" w:frame="1"/>
+                <w:bdr w:val="none" w:color="auto" w:sz="0" w:space="0" w:frame="1"/>
               </w:rPr>
               <w:t>Director ejecutivo.</w:t>
             </w:r>
@@ -11547,7 +11496,7 @@
               <w:rPr>
                 <w:color w:val="1F1F1F"/>
                 <w:szCs w:val="24"/>
-                <w:bdr w:val="none" w:sz="0" w:space="0" w:color="auto" w:frame="1"/>
+                <w:bdr w:val="none" w:color="auto" w:sz="0" w:space="0" w:frame="1"/>
               </w:rPr>
               <w:t>Gerente o presidente de la junta directiva.</w:t>
             </w:r>
@@ -11570,7 +11519,7 @@
               <w:rPr>
                 <w:color w:val="1F1F1F"/>
                 <w:szCs w:val="24"/>
-                <w:bdr w:val="none" w:sz="0" w:space="0" w:color="auto" w:frame="1"/>
+                <w:bdr w:val="none" w:color="auto" w:sz="0" w:space="0" w:frame="1"/>
               </w:rPr>
               <w:t>Gerente.</w:t>
             </w:r>
@@ -11598,7 +11547,7 @@
               <w:rPr>
                 <w:color w:val="1F1F1F"/>
                 <w:szCs w:val="24"/>
-                <w:bdr w:val="none" w:sz="0" w:space="0" w:color="auto" w:frame="1"/>
+                <w:bdr w:val="none" w:color="auto" w:sz="0" w:space="0" w:frame="1"/>
               </w:rPr>
               <w:t>Actividades</w:t>
             </w:r>
@@ -11621,7 +11570,7 @@
               <w:rPr>
                 <w:color w:val="1F1F1F"/>
                 <w:szCs w:val="24"/>
-                <w:bdr w:val="none" w:sz="0" w:space="0" w:color="auto" w:frame="1"/>
+                <w:bdr w:val="none" w:color="auto" w:sz="0" w:space="0" w:frame="1"/>
               </w:rPr>
               <w:t>Todas las actividades según la clase de cooperativa.</w:t>
             </w:r>
@@ -11644,7 +11593,7 @@
               <w:rPr>
                 <w:color w:val="1F1F1F"/>
                 <w:szCs w:val="24"/>
-                <w:bdr w:val="none" w:sz="0" w:space="0" w:color="auto" w:frame="1"/>
+                <w:bdr w:val="none" w:color="auto" w:sz="0" w:space="0" w:frame="1"/>
               </w:rPr>
               <w:t>Todas las actividades cooperativas, excepto ahorro y crédito.</w:t>
             </w:r>
@@ -11667,7 +11616,7 @@
               <w:rPr>
                 <w:color w:val="1F1F1F"/>
                 <w:szCs w:val="24"/>
-                <w:bdr w:val="none" w:sz="0" w:space="0" w:color="auto" w:frame="1"/>
+                <w:bdr w:val="none" w:color="auto" w:sz="0" w:space="0" w:frame="1"/>
               </w:rPr>
               <w:t>Servicios de seguridad social y complementarios para la promoción y dignificación del ser humano.</w:t>
             </w:r>
@@ -11690,7 +11639,7 @@
               <w:rPr>
                 <w:color w:val="1F1F1F"/>
                 <w:szCs w:val="24"/>
-                <w:bdr w:val="none" w:sz="0" w:space="0" w:color="auto" w:frame="1"/>
+                <w:bdr w:val="none" w:color="auto" w:sz="0" w:space="0" w:frame="1"/>
               </w:rPr>
               <w:t>Ahorro y crédito, y otras actividades por convenio.</w:t>
             </w:r>
@@ -11715,9 +11664,8 @@
               <w:rPr>
                 <w:color w:val="1F1F1F"/>
                 <w:szCs w:val="24"/>
-                <w:bdr w:val="none" w:sz="0" w:space="0" w:color="auto" w:frame="1"/>
-              </w:rPr>
-              <w:lastRenderedPageBreak/>
+                <w:bdr w:val="none" w:color="auto" w:sz="0" w:space="0" w:frame="1"/>
+              </w:rPr>
               <w:t>Capacitación</w:t>
             </w:r>
           </w:p>
@@ -11739,7 +11687,7 @@
               <w:rPr>
                 <w:color w:val="1F1F1F"/>
                 <w:szCs w:val="24"/>
-                <w:bdr w:val="none" w:sz="0" w:space="0" w:color="auto" w:frame="1"/>
+                <w:bdr w:val="none" w:color="auto" w:sz="0" w:space="0" w:frame="1"/>
               </w:rPr>
               <w:t>20 horas.</w:t>
             </w:r>
@@ -11762,7 +11710,7 @@
               <w:rPr>
                 <w:color w:val="1F1F1F"/>
                 <w:szCs w:val="24"/>
-                <w:bdr w:val="none" w:sz="0" w:space="0" w:color="auto" w:frame="1"/>
+                <w:bdr w:val="none" w:color="auto" w:sz="0" w:space="0" w:frame="1"/>
               </w:rPr>
               <w:t>20 horas.</w:t>
             </w:r>
@@ -11785,7 +11733,7 @@
               <w:rPr>
                 <w:color w:val="1F1F1F"/>
                 <w:szCs w:val="24"/>
-                <w:bdr w:val="none" w:sz="0" w:space="0" w:color="auto" w:frame="1"/>
+                <w:bdr w:val="none" w:color="auto" w:sz="0" w:space="0" w:frame="1"/>
               </w:rPr>
               <w:t>10 horas.</w:t>
             </w:r>
@@ -11808,7 +11756,7 @@
               <w:rPr>
                 <w:color w:val="1F1F1F"/>
                 <w:szCs w:val="24"/>
-                <w:bdr w:val="none" w:sz="0" w:space="0" w:color="auto" w:frame="1"/>
+                <w:bdr w:val="none" w:color="auto" w:sz="0" w:space="0" w:frame="1"/>
               </w:rPr>
               <w:t>20 horas.</w:t>
             </w:r>
@@ -11836,7 +11784,7 @@
               <w:rPr>
                 <w:color w:val="1F1F1F"/>
                 <w:szCs w:val="24"/>
-                <w:bdr w:val="none" w:sz="0" w:space="0" w:color="auto" w:frame="1"/>
+                <w:bdr w:val="none" w:color="auto" w:sz="0" w:space="0" w:frame="1"/>
               </w:rPr>
               <w:t>Marco jurídico</w:t>
             </w:r>
@@ -11859,7 +11807,7 @@
               <w:rPr>
                 <w:color w:val="1F1F1F"/>
                 <w:szCs w:val="24"/>
-                <w:bdr w:val="none" w:sz="0" w:space="0" w:color="auto" w:frame="1"/>
+                <w:bdr w:val="none" w:color="auto" w:sz="0" w:space="0" w:frame="1"/>
               </w:rPr>
               <w:t>Ley 79 de 1988 y decretos reglamentarios.</w:t>
             </w:r>
@@ -11882,7 +11830,7 @@
               <w:rPr>
                 <w:color w:val="1F1F1F"/>
                 <w:szCs w:val="24"/>
-                <w:bdr w:val="none" w:sz="0" w:space="0" w:color="auto" w:frame="1"/>
+                <w:bdr w:val="none" w:color="auto" w:sz="0" w:space="0" w:frame="1"/>
               </w:rPr>
               <w:t>Ley 79 de 1988 y decretos reglamentarios.</w:t>
             </w:r>
@@ -11905,7 +11853,7 @@
               <w:rPr>
                 <w:color w:val="1F1F1F"/>
                 <w:szCs w:val="24"/>
-                <w:bdr w:val="none" w:sz="0" w:space="0" w:color="auto" w:frame="1"/>
+                <w:bdr w:val="none" w:color="auto" w:sz="0" w:space="0" w:frame="1"/>
               </w:rPr>
               <w:t>Decreto 1480 de 1989.</w:t>
             </w:r>
@@ -11928,7 +11876,7 @@
               <w:rPr>
                 <w:color w:val="1F1F1F"/>
                 <w:szCs w:val="24"/>
-                <w:bdr w:val="none" w:sz="0" w:space="0" w:color="auto" w:frame="1"/>
+                <w:bdr w:val="none" w:color="auto" w:sz="0" w:space="0" w:frame="1"/>
               </w:rPr>
               <w:t>Decreto 1481 de 1989.</w:t>
             </w:r>
@@ -11953,7 +11901,7 @@
               <w:rPr>
                 <w:color w:val="1F1F1F"/>
                 <w:szCs w:val="24"/>
-                <w:bdr w:val="none" w:sz="0" w:space="0" w:color="auto" w:frame="1"/>
+                <w:bdr w:val="none" w:color="auto" w:sz="0" w:space="0" w:frame="1"/>
               </w:rPr>
               <w:t>Vigilancia</w:t>
             </w:r>
@@ -11976,7 +11924,7 @@
               <w:rPr>
                 <w:color w:val="1F1F1F"/>
                 <w:szCs w:val="24"/>
-                <w:bdr w:val="none" w:sz="0" w:space="0" w:color="auto" w:frame="1"/>
+                <w:bdr w:val="none" w:color="auto" w:sz="0" w:space="0" w:frame="1"/>
               </w:rPr>
               <w:t>Supersolidaria y otras superintendencias.</w:t>
             </w:r>
@@ -11999,7 +11947,7 @@
               <w:rPr>
                 <w:color w:val="1F1F1F"/>
                 <w:szCs w:val="24"/>
-                <w:bdr w:val="none" w:sz="0" w:space="0" w:color="auto" w:frame="1"/>
+                <w:bdr w:val="none" w:color="auto" w:sz="0" w:space="0" w:frame="1"/>
               </w:rPr>
               <w:t>Supersolidaria y otras superintendencias.</w:t>
             </w:r>
@@ -12022,7 +11970,7 @@
               <w:rPr>
                 <w:color w:val="1F1F1F"/>
                 <w:szCs w:val="24"/>
-                <w:bdr w:val="none" w:sz="0" w:space="0" w:color="auto" w:frame="1"/>
+                <w:bdr w:val="none" w:color="auto" w:sz="0" w:space="0" w:frame="1"/>
               </w:rPr>
               <w:t>Supersolidaria.</w:t>
             </w:r>
@@ -12045,7 +11993,7 @@
               <w:rPr>
                 <w:color w:val="1F1F1F"/>
                 <w:szCs w:val="24"/>
-                <w:bdr w:val="none" w:sz="0" w:space="0" w:color="auto" w:frame="1"/>
+                <w:bdr w:val="none" w:color="auto" w:sz="0" w:space="0" w:frame="1"/>
               </w:rPr>
               <w:t>Supersolidaria.</w:t>
             </w:r>
@@ -12069,9 +12017,8 @@
       <w:pPr>
         <w:pStyle w:val="Ttulo2"/>
       </w:pPr>
-      <w:bookmarkStart w:id="33" w:name="_Toc229046751"/>
-      <w:r>
-        <w:lastRenderedPageBreak/>
+      <w:bookmarkStart w:name="_Toc229046751" w:id="33"/>
+      <w:r>
         <w:t>Marco normativo del sector solidario en Colombia</w:t>
       </w:r>
       <w:bookmarkEnd w:id="33"/>
@@ -12140,7 +12087,7 @@
             </w:pPr>
             <w:r>
               <w:rPr>
-                <w:bdr w:val="none" w:sz="0" w:space="0" w:color="auto" w:frame="1"/>
+                <w:bdr w:val="none" w:color="auto" w:sz="0" w:space="0" w:frame="1"/>
               </w:rPr>
               <w:t>Artículo</w:t>
             </w:r>
@@ -12157,7 +12104,7 @@
             </w:pPr>
             <w:r>
               <w:rPr>
-                <w:bdr w:val="none" w:sz="0" w:space="0" w:color="auto" w:frame="1"/>
+                <w:bdr w:val="none" w:color="auto" w:sz="0" w:space="0" w:frame="1"/>
               </w:rPr>
               <w:t>Contenido y alcance para el sector solidario</w:t>
             </w:r>
@@ -12186,7 +12133,7 @@
               <w:rPr>
                 <w:color w:val="000000" w:themeColor="text1"/>
                 <w:szCs w:val="24"/>
-                <w:bdr w:val="none" w:sz="0" w:space="0" w:color="auto" w:frame="1"/>
+                <w:bdr w:val="none" w:color="auto" w:sz="0" w:space="0" w:frame="1"/>
               </w:rPr>
               <w:t>Art. 38</w:t>
             </w:r>
@@ -12209,7 +12156,7 @@
               <w:rPr>
                 <w:color w:val="000000" w:themeColor="text1"/>
                 <w:szCs w:val="24"/>
-                <w:bdr w:val="none" w:sz="0" w:space="0" w:color="auto" w:frame="1"/>
+                <w:bdr w:val="none" w:color="auto" w:sz="0" w:space="0" w:frame="1"/>
               </w:rPr>
               <w:t>Garantiza el derecho de libre asociación para el desarrollo de las distintas actividades que las personas realizan en sociedad.</w:t>
             </w:r>
@@ -12237,7 +12184,7 @@
               <w:rPr>
                 <w:color w:val="000000" w:themeColor="text1"/>
                 <w:szCs w:val="24"/>
-                <w:bdr w:val="none" w:sz="0" w:space="0" w:color="auto" w:frame="1"/>
+                <w:bdr w:val="none" w:color="auto" w:sz="0" w:space="0" w:frame="1"/>
               </w:rPr>
               <w:t>Arts. 48 y 49</w:t>
             </w:r>
@@ -12260,7 +12207,7 @@
               <w:rPr>
                 <w:color w:val="1F1F1F"/>
                 <w:szCs w:val="24"/>
-                <w:bdr w:val="none" w:sz="0" w:space="0" w:color="auto" w:frame="1"/>
+                <w:bdr w:val="none" w:color="auto" w:sz="0" w:space="0" w:frame="1"/>
               </w:rPr>
               <w:t>Establece los principios de eficiencia, universalidad y solidaridad que orientan la prestación de los servicios públicos por parte del Estado.</w:t>
             </w:r>
@@ -12289,9 +12236,8 @@
               <w:rPr>
                 <w:color w:val="000000" w:themeColor="text1"/>
                 <w:szCs w:val="24"/>
-                <w:bdr w:val="none" w:sz="0" w:space="0" w:color="auto" w:frame="1"/>
-              </w:rPr>
-              <w:lastRenderedPageBreak/>
+                <w:bdr w:val="none" w:color="auto" w:sz="0" w:space="0" w:frame="1"/>
+              </w:rPr>
               <w:t>Art. 58</w:t>
             </w:r>
           </w:p>
@@ -12313,7 +12259,7 @@
               <w:rPr>
                 <w:color w:val="1F1F1F"/>
                 <w:szCs w:val="24"/>
-                <w:bdr w:val="none" w:sz="0" w:space="0" w:color="auto" w:frame="1"/>
+                <w:bdr w:val="none" w:color="auto" w:sz="0" w:space="0" w:frame="1"/>
               </w:rPr>
               <w:t>El Estado protegerá y promoverá las formas asociativas y solidarias de propiedad.</w:t>
             </w:r>
@@ -12341,7 +12287,7 @@
               <w:rPr>
                 <w:color w:val="000000" w:themeColor="text1"/>
                 <w:szCs w:val="24"/>
-                <w:bdr w:val="none" w:sz="0" w:space="0" w:color="auto" w:frame="1"/>
+                <w:bdr w:val="none" w:color="auto" w:sz="0" w:space="0" w:frame="1"/>
               </w:rPr>
               <w:t>Art. 60</w:t>
             </w:r>
@@ -12364,7 +12310,7 @@
               <w:rPr>
                 <w:color w:val="1F1F1F"/>
                 <w:szCs w:val="24"/>
-                <w:bdr w:val="none" w:sz="0" w:space="0" w:color="auto" w:frame="1"/>
+                <w:bdr w:val="none" w:color="auto" w:sz="0" w:space="0" w:frame="1"/>
               </w:rPr>
               <w:t>El Estado promoverá el acceso a la propiedad a las organizaciones solidarias, de conformidad con la ley.</w:t>
             </w:r>
@@ -12393,7 +12339,7 @@
               <w:rPr>
                 <w:color w:val="000000" w:themeColor="text1"/>
                 <w:szCs w:val="24"/>
-                <w:bdr w:val="none" w:sz="0" w:space="0" w:color="auto" w:frame="1"/>
+                <w:bdr w:val="none" w:color="auto" w:sz="0" w:space="0" w:frame="1"/>
               </w:rPr>
               <w:t>Art. 64</w:t>
             </w:r>
@@ -12416,7 +12362,7 @@
               <w:rPr>
                 <w:color w:val="1F1F1F"/>
                 <w:szCs w:val="24"/>
-                <w:bdr w:val="none" w:sz="0" w:space="0" w:color="auto" w:frame="1"/>
+                <w:bdr w:val="none" w:color="auto" w:sz="0" w:space="0" w:frame="1"/>
               </w:rPr>
               <w:t>Es deber del Estado promover el acceso progresivo a la propiedad de la tierra de los trabajadores agrarios en forma individual o asociativa.</w:t>
             </w:r>
@@ -12444,7 +12390,7 @@
               <w:rPr>
                 <w:color w:val="000000" w:themeColor="text1"/>
                 <w:szCs w:val="24"/>
-                <w:bdr w:val="none" w:sz="0" w:space="0" w:color="auto" w:frame="1"/>
+                <w:bdr w:val="none" w:color="auto" w:sz="0" w:space="0" w:frame="1"/>
               </w:rPr>
               <w:t>Art. 95</w:t>
             </w:r>
@@ -12467,7 +12413,7 @@
               <w:rPr>
                 <w:color w:val="1F1F1F"/>
                 <w:szCs w:val="24"/>
-                <w:bdr w:val="none" w:sz="0" w:space="0" w:color="auto" w:frame="1"/>
+                <w:bdr w:val="none" w:color="auto" w:sz="0" w:space="0" w:frame="1"/>
               </w:rPr>
               <w:t>Son deberes de la persona y del ciudadano obrar conforme al principio de solidaridad social.</w:t>
             </w:r>
@@ -12496,7 +12442,7 @@
               <w:rPr>
                 <w:color w:val="000000" w:themeColor="text1"/>
                 <w:szCs w:val="24"/>
-                <w:bdr w:val="none" w:sz="0" w:space="0" w:color="auto" w:frame="1"/>
+                <w:bdr w:val="none" w:color="auto" w:sz="0" w:space="0" w:frame="1"/>
               </w:rPr>
               <w:t>Art. 333</w:t>
             </w:r>
@@ -12519,7 +12465,7 @@
               <w:rPr>
                 <w:color w:val="1F1F1F"/>
                 <w:szCs w:val="24"/>
-                <w:bdr w:val="none" w:sz="0" w:space="0" w:color="auto" w:frame="1"/>
+                <w:bdr w:val="none" w:color="auto" w:sz="0" w:space="0" w:frame="1"/>
               </w:rPr>
               <w:t>La empresa tiene una función social que implica obligaciones. El Estado fortalecerá las organizaciones solidarias y estimulará el desarrollo empresarial.</w:t>
             </w:r>
@@ -12671,7 +12617,6 @@
         </w:rPr>
       </w:pPr>
       <w:r>
-        <w:lastRenderedPageBreak/>
         <w:t xml:space="preserve">Nota. La Ley 454 de 1998 es la norma rectora del sector solidario en Colombia. Para consultar su texto completo, </w:t>
       </w:r>
       <w:r>
@@ -12680,7 +12625,7 @@
       <w:r>
         <w:t xml:space="preserve">: </w:t>
       </w:r>
-      <w:hyperlink r:id="rId13" w:history="1">
+      <w:hyperlink w:history="1" r:id="rId13">
         <w:r>
           <w:rPr>
             <w:rStyle w:val="Hipervnculo"/>
@@ -13070,10 +13015,9 @@
     </w:p>
     <w:p>
       <w:r>
-        <w:lastRenderedPageBreak/>
         <w:t xml:space="preserve">Nota. El Normograma completo del sector solidario, con la totalidad de decretos y acuerdos vigentes, se encuentra disponible en: </w:t>
       </w:r>
-      <w:hyperlink r:id="rId14" w:history="1">
+      <w:hyperlink w:history="1" r:id="rId14">
         <w:r>
           <w:rPr>
             <w:rStyle w:val="Hipervnculo"/>
@@ -13102,7 +13046,7 @@
       <w:pPr>
         <w:pStyle w:val="Ttulo2"/>
       </w:pPr>
-      <w:bookmarkStart w:id="34" w:name="_Toc229046752"/>
+      <w:bookmarkStart w:name="_Toc229046752" w:id="34"/>
       <w:r>
         <w:t>Organismos de control y vigilancia</w:t>
       </w:r>
@@ -13137,7 +13081,6 @@
         <w:rPr>
           <w:lang w:eastAsia="es-CO"/>
         </w:rPr>
-        <w:lastRenderedPageBreak/>
         <w:t>El cumplimiento del marco normativo del sector solidario no opera de manera espontánea: el Estado colombiano ha dispuesto un sistema institucional conformado por organismos con funciones específicas y complementarias que van desde la formulación de políticas hasta la supervisión directa de las entidades. Conocer cada uno de estos organismos, su naturaleza y su función concreta permite identificar ante cuál de ellos debe responder cada tipo de organización solidaria, según su actividad y su forma jurídica:</w:t>
       </w:r>
     </w:p>
@@ -13300,7 +13243,6 @@
           <w:bCs/>
           <w:lang w:eastAsia="es-CO"/>
         </w:rPr>
-        <w:lastRenderedPageBreak/>
         <w:t>Supersolidaria — Superintendencia de la Economía Solidaria</w:t>
       </w:r>
     </w:p>
@@ -13367,9 +13309,8 @@
       <w:pPr>
         <w:pStyle w:val="Ttulo2"/>
       </w:pPr>
-      <w:bookmarkStart w:id="35" w:name="_Toc229046753"/>
-      <w:r>
-        <w:lastRenderedPageBreak/>
+      <w:bookmarkStart w:name="_Toc229046753" w:id="35"/>
+      <w:r>
         <w:t>Cadenas productivas en la economía solidaria</w:t>
       </w:r>
       <w:bookmarkEnd w:id="35"/>
@@ -13462,7 +13403,6 @@
         <w:t xml:space="preserve">Las cadenas productivas solidarias demuestran que los principios de cooperación, equidad y autogestión no son valores abstractos, se traducen en decisiones económicas </w:t>
       </w:r>
       <w:r>
-        <w:lastRenderedPageBreak/>
         <w:t>concretas que generan riqueza, dignifican el trabajo y fortalecen el tejido social de las comunidades desde sus propios territorios.</w:t>
       </w:r>
     </w:p>
@@ -13533,7 +13473,6 @@
         <w:t xml:space="preserve"> se eliminan o reducen los intermediarios mediante circuitos cortos de comercialización, conectando directamente a los </w:t>
       </w:r>
       <w:r>
-        <w:lastRenderedPageBreak/>
         <w:t>productores con los consumidores y mejorando los márgenes de ganancia para las comunidades productoras.</w:t>
       </w:r>
     </w:p>
@@ -13637,7 +13576,6 @@
           <w:b/>
           <w:bCs/>
         </w:rPr>
-        <w:lastRenderedPageBreak/>
         <w:t>Asociaciones de paneleros</w:t>
       </w:r>
     </w:p>
@@ -13705,9 +13643,8 @@
       <w:pPr>
         <w:pStyle w:val="Titulosgenerales"/>
       </w:pPr>
-      <w:bookmarkStart w:id="36" w:name="_Toc229046754"/>
-      <w:r>
-        <w:lastRenderedPageBreak/>
+      <w:bookmarkStart w:name="_Toc229046754" w:id="36"/>
+      <w:r>
         <w:t>Síntesis</w:t>
       </w:r>
       <w:bookmarkEnd w:id="36"/>
@@ -13751,7 +13688,6 @@
           <w:noProof/>
           <w:lang w:eastAsia="es-CO"/>
         </w:rPr>
-        <w:lastRenderedPageBreak/>
         <w:drawing>
           <wp:inline distT="0" distB="0" distL="0" distR="0" wp14:anchorId="5650613D" wp14:editId="16CC0581">
             <wp:extent cx="6306454" cy="2952750"/>
@@ -13822,10 +13758,9 @@
       <w:pPr>
         <w:pStyle w:val="Titulosgenerales"/>
       </w:pPr>
-      <w:bookmarkStart w:id="37" w:name="_Toc176443725"/>
-      <w:bookmarkStart w:id="38" w:name="_Toc229046755"/>
-      <w:r>
-        <w:lastRenderedPageBreak/>
+      <w:bookmarkStart w:name="_Toc176443725" w:id="37"/>
+      <w:bookmarkStart w:name="_Toc229046755" w:id="38"/>
+      <w:r>
         <w:t>Glosario</w:t>
       </w:r>
       <w:bookmarkEnd w:id="37"/>
@@ -14000,7 +13935,6 @@
           <w:bCs/>
           <w:lang w:eastAsia="es-CO"/>
         </w:rPr>
-        <w:lastRenderedPageBreak/>
         <w:t>Precooperativa:</w:t>
       </w:r>
       <w:r>
@@ -14024,13 +13958,12 @@
           <w:lang w:val="es-MX"/>
         </w:rPr>
       </w:pPr>
-      <w:bookmarkStart w:id="39" w:name="_Toc176443726"/>
-      <w:bookmarkStart w:id="40" w:name="_Toc229046756"/>
+      <w:bookmarkStart w:name="_Toc176443726" w:id="39"/>
+      <w:bookmarkStart w:name="_Toc229046756" w:id="40"/>
       <w:r>
         <w:rPr>
           <w:lang w:val="es-MX"/>
         </w:rPr>
-        <w:lastRenderedPageBreak/>
         <w:t>Referencias bibliográficas</w:t>
       </w:r>
       <w:bookmarkEnd w:id="39"/>
@@ -14131,7 +14064,6 @@
         <w:rPr>
           <w:lang w:val="es-MX" w:eastAsia="es-CO"/>
         </w:rPr>
-        <w:lastRenderedPageBreak/>
         <w:t>Superintendencia de la Economía Solidaria. (2022). Reseña histórica del sector solidario en Colombia. Supersolidaria.</w:t>
       </w:r>
     </w:p>
@@ -14174,10 +14106,9 @@
       <w:pPr>
         <w:pStyle w:val="Titulosgenerales"/>
       </w:pPr>
-      <w:bookmarkStart w:id="41" w:name="_Toc176443727"/>
-      <w:bookmarkStart w:id="42" w:name="_Toc229046757"/>
-      <w:r>
-        <w:lastRenderedPageBreak/>
+      <w:bookmarkStart w:name="_Toc176443727" w:id="41"/>
+      <w:bookmarkStart w:name="_Toc229046757" w:id="42"/>
+      <w:r>
         <w:t>Créditos</w:t>
       </w:r>
       <w:bookmarkEnd w:id="41"/>
@@ -14211,7 +14142,7 @@
                 <w:lang w:val="es-419"/>
               </w:rPr>
             </w:pPr>
-            <w:bookmarkStart w:id="43" w:name="_Hlk154833079"/>
+            <w:bookmarkStart w:name="_Hlk154833079" w:id="43"/>
             <w:r>
               <w:rPr>
                 <w:lang w:val="es-419"/>
@@ -14682,7 +14613,7 @@
     <w:sectPr>
       <w:headerReference w:type="default" r:id="rId17"/>
       <w:footerReference w:type="default" r:id="rId18"/>
-      <w:pgSz w:w="12240" w:h="15840"/>
+      <w:pgSz w:w="12240" w:h="15840" w:orient="portrait"/>
       <w:pgMar w:top="1701" w:right="1134" w:bottom="1134" w:left="1134" w:header="709" w:footer="737" w:gutter="0"/>
       <w:pgNumType w:start="1"/>
       <w:cols w:space="708"/>
@@ -14718,7 +14649,7 @@
 </file>
 
 <file path=word/footer1.xml><?xml version="1.0" encoding="utf-8"?>
-<w:ftr xmlns:wpc="http://schemas.microsoft.com/office/word/2010/wordprocessingCanvas" xmlns:cx="http://schemas.microsoft.com/office/drawing/2014/chartex" xmlns:cx1="http://schemas.microsoft.com/office/drawing/2015/9/8/chartex" xmlns:cx2="http://schemas.microsoft.com/office/drawing/2015/10/21/chartex" xmlns:cx3="http://schemas.microsoft.com/office/drawing/2016/5/9/chartex" xmlns:cx4="http://schemas.microsoft.com/office/drawing/2016/5/10/chartex" xmlns:cx5="http://schemas.microsoft.com/office/drawing/2016/5/11/chartex" xmlns:cx6="http://schemas.microsoft.com/office/drawing/2016/5/12/chartex" xmlns:cx7="http://schemas.microsoft.com/office/drawing/2016/5/13/chartex" xmlns:cx8="http://schemas.microsoft.com/office/drawing/2016/5/14/chartex" xmlns:mc="http://schemas.openxmlformats.org/markup-compatibility/2006" xmlns:aink="http://schemas.microsoft.com/office/drawing/2016/ink" xmlns:am3d="http://schemas.microsoft.com/office/drawing/2017/model3d" xmlns:o="urn:schemas-microsoft-com:office:office" xmlns:r="http://schemas.openxmlformats.org/officeDocument/2006/relationships" xmlns:m="http://schemas.openxmlformats.org/officeDocument/2006/math" xmlns:v="urn:schemas-microsoft-com:vml" xmlns:wp14="http://schemas.microsoft.com/office/word/2010/wordprocessingDrawing" xmlns:wp="http://schemas.openxmlformats.org/drawingml/2006/wordprocessingDrawing" xmlns:w10="urn:schemas-microsoft-com:office:word" xmlns:w="http://schemas.openxmlformats.org/wordprocessingml/2006/main" xmlns:w14="http://schemas.microsoft.com/office/word/2010/wordml" xmlns:w15="http://schemas.microsoft.com/office/word/2012/wordml" xmlns:w16cex="http://schemas.microsoft.com/office/word/2018/wordml/cex" xmlns:w16cid="http://schemas.microsoft.com/office/word/2016/wordml/cid" xmlns:w16="http://schemas.microsoft.com/office/word/2018/wordml" xmlns:w16sdtdh="http://schemas.microsoft.com/office/word/2020/wordml/sdtdatahash" xmlns:w16se="http://schemas.microsoft.com/office/word/2015/wordml/symex" xmlns:wpg="http://schemas.microsoft.com/office/word/2010/wordprocessingGroup" xmlns:wpi="http://schemas.microsoft.com/office/word/2010/wordprocessingInk" xmlns:wne="http://schemas.microsoft.com/office/word/2006/wordml" xmlns:wps="http://schemas.microsoft.com/office/word/2010/wordprocessingShape" mc:Ignorable="w14 w15 w16se w16cid w16 w16cex w16sdtdh wp14">
+<w:ftr xmlns:wpc="http://schemas.microsoft.com/office/word/2010/wordprocessingCanvas" xmlns:cx="http://schemas.microsoft.com/office/drawing/2014/chartex" xmlns:cx1="http://schemas.microsoft.com/office/drawing/2015/9/8/chartex" xmlns:cx2="http://schemas.microsoft.com/office/drawing/2015/10/21/chartex" xmlns:cx3="http://schemas.microsoft.com/office/drawing/2016/5/9/chartex" xmlns:cx4="http://schemas.microsoft.com/office/drawing/2016/5/10/chartex" xmlns:cx5="http://schemas.microsoft.com/office/drawing/2016/5/11/chartex" xmlns:cx6="http://schemas.microsoft.com/office/drawing/2016/5/12/chartex" xmlns:cx7="http://schemas.microsoft.com/office/drawing/2016/5/13/chartex" xmlns:cx8="http://schemas.microsoft.com/office/drawing/2016/5/14/chartex" xmlns:mc="http://schemas.openxmlformats.org/markup-compatibility/2006" xmlns:aink="http://schemas.microsoft.com/office/drawing/2016/ink" xmlns:am3d="http://schemas.microsoft.com/office/drawing/2017/model3d" xmlns:o="urn:schemas-microsoft-com:office:office" xmlns:r="http://schemas.openxmlformats.org/officeDocument/2006/relationships" xmlns:m="http://schemas.openxmlformats.org/officeDocument/2006/math" xmlns:v="urn:schemas-microsoft-com:vml" xmlns:wp14="http://schemas.microsoft.com/office/word/2010/wordprocessingDrawing" xmlns:wp="http://schemas.openxmlformats.org/drawingml/2006/wordprocessingDrawing" xmlns:w10="urn:schemas-microsoft-com:office:word" xmlns:w="http://schemas.openxmlformats.org/wordprocessingml/2006/main" xmlns:w14="http://schemas.microsoft.com/office/word/2010/wordml" xmlns:w15="http://schemas.microsoft.com/office/word/2012/wordml" xmlns:w16cex="http://schemas.microsoft.com/office/word/2018/wordml/cex" xmlns:w16cid="http://schemas.microsoft.com/office/word/2016/wordml/cid" xmlns:w16="http://schemas.microsoft.com/office/word/2018/wordml" xmlns:w16sdtdh="http://schemas.microsoft.com/office/word/2020/wordml/sdtdatahash" xmlns:w16se="http://schemas.microsoft.com/office/word/2015/wordml/symex" xmlns:wpg="http://schemas.microsoft.com/office/word/2010/wordprocessingGroup" xmlns:wpi="http://schemas.microsoft.com/office/word/2010/wordprocessingInk" xmlns:wne="http://schemas.microsoft.com/office/word/2006/wordml" xmlns:wps="http://schemas.microsoft.com/office/word/2010/wordprocessingShape" xmlns:a="http://schemas.openxmlformats.org/drawingml/2006/main" mc:Ignorable="w14 w15 w16se w16cid w16 w16cex w16sdtdh wp14">
   <w:p>
     <w:pPr>
       <w:pStyle w:val="Piedepgina"/>
@@ -14801,12 +14732,12 @@
           </w:drawing>
         </mc:Choice>
         <mc:Fallback>
-          <w:pict>
-            <v:shapetype w14:anchorId="30EDB3B0" id="_x0000_t202" coordsize="21600,21600" o:spt="202" path="m,l,21600r21600,l21600,xe">
+          <w:pict w14:anchorId="744D1C6E">
+            <v:shapetype id="_x0000_t202" coordsize="21600,21600" o:spt="202" path="m,l,21600r21600,l21600,xe" w14:anchorId="30EDB3B0">
               <v:stroke joinstyle="miter"/>
               <v:path gradientshapeok="t" o:connecttype="rect"/>
             </v:shapetype>
-            <v:shape id="Cuadro de texto 1" o:spid="_x0000_s1027" type="#_x0000_t202" style="position:absolute;left:0;text-align:left;margin-left:16.1pt;margin-top:.65pt;width:455.15pt;height:41.4pt;z-index:251658240;visibility:visible;mso-wrap-style:square;mso-width-percent:0;mso-height-percent:0;mso-wrap-distance-left:9pt;mso-wrap-distance-top:3.6pt;mso-wrap-distance-right:9pt;mso-wrap-distance-bottom:3.6pt;mso-position-horizontal:absolute;mso-position-horizontal-relative:text;mso-position-vertical:absolute;mso-position-vertical-relative:text;mso-width-percent:0;mso-height-percent:0;mso-width-relative:margin;mso-height-relative:margin;v-text-anchor:top" o:gfxdata="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" stroked="f">
+            <v:shape id="Cuadro de texto 1" style="position:absolute;left:0;text-align:left;margin-left:16.1pt;margin-top:.65pt;width:455.15pt;height:41.4pt;z-index:251658240;visibility:visible;mso-wrap-style:square;mso-width-percent:0;mso-height-percent:0;mso-wrap-distance-left:9pt;mso-wrap-distance-top:3.6pt;mso-wrap-distance-right:9pt;mso-wrap-distance-bottom:3.6pt;mso-position-horizontal:absolute;mso-position-horizontal-relative:text;mso-position-vertical:absolute;mso-position-vertical-relative:text;mso-width-percent:0;mso-height-percent:0;mso-width-relative:margin;mso-height-relative:margin;v-text-anchor:top" o:spid="_x0000_s1027" stroked="f" type="#_x0000_t202" o:gfxdata="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">
               <v:textbox>
                 <w:txbxContent>
                   <w:p>
@@ -14880,7 +14811,7 @@
 </file>
 
 <file path=word/header1.xml><?xml version="1.0" encoding="utf-8"?>
-<w:hdr xmlns:wpc="http://schemas.microsoft.com/office/word/2010/wordprocessingCanvas" xmlns:cx="http://schemas.microsoft.com/office/drawing/2014/chartex" xmlns:cx1="http://schemas.microsoft.com/office/drawing/2015/9/8/chartex" xmlns:cx2="http://schemas.microsoft.com/office/drawing/2015/10/21/chartex" xmlns:cx3="http://schemas.microsoft.com/office/drawing/2016/5/9/chartex" xmlns:cx4="http://schemas.microsoft.com/office/drawing/2016/5/10/chartex" xmlns:cx5="http://schemas.microsoft.com/office/drawing/2016/5/11/chartex" xmlns:cx6="http://schemas.microsoft.com/office/drawing/2016/5/12/chartex" xmlns:cx7="http://schemas.microsoft.com/office/drawing/2016/5/13/chartex" xmlns:cx8="http://schemas.microsoft.com/office/drawing/2016/5/14/chartex" xmlns:mc="http://schemas.openxmlformats.org/markup-compatibility/2006" xmlns:aink="http://schemas.microsoft.com/office/drawing/2016/ink" xmlns:am3d="http://schemas.microsoft.com/office/drawing/2017/model3d" xmlns:o="urn:schemas-microsoft-com:office:office" xmlns:r="http://schemas.openxmlformats.org/officeDocument/2006/relationships" xmlns:m="http://schemas.openxmlformats.org/officeDocument/2006/math" xmlns:v="urn:schemas-microsoft-com:vml" xmlns:wp14="http://schemas.microsoft.com/office/word/2010/wordprocessingDrawing" xmlns:wp="http://schemas.openxmlformats.org/drawingml/2006/wordprocessingDrawing" xmlns:w10="urn:schemas-microsoft-com:office:word" xmlns:w="http://schemas.openxmlformats.org/wordprocessingml/2006/main" xmlns:w14="http://schemas.microsoft.com/office/word/2010/wordml" xmlns:w15="http://schemas.microsoft.com/office/word/2012/wordml" xmlns:w16cex="http://schemas.microsoft.com/office/word/2018/wordml/cex" xmlns:w16cid="http://schemas.microsoft.com/office/word/2016/wordml/cid" xmlns:w16="http://schemas.microsoft.com/office/word/2018/wordml" xmlns:w16sdtdh="http://schemas.microsoft.com/office/word/2020/wordml/sdtdatahash" xmlns:w16se="http://schemas.microsoft.com/office/word/2015/wordml/symex" xmlns:wpg="http://schemas.microsoft.com/office/word/2010/wordprocessingGroup" xmlns:wpi="http://schemas.microsoft.com/office/word/2010/wordprocessingInk" xmlns:wne="http://schemas.microsoft.com/office/word/2006/wordml" xmlns:wps="http://schemas.microsoft.com/office/word/2010/wordprocessingShape" mc:Ignorable="w14 w15 w16se w16cid w16 w16cex w16sdtdh wp14">
+<w:hdr xmlns:wpc="http://schemas.microsoft.com/office/word/2010/wordprocessingCanvas" xmlns:cx="http://schemas.microsoft.com/office/drawing/2014/chartex" xmlns:cx1="http://schemas.microsoft.com/office/drawing/2015/9/8/chartex" xmlns:cx2="http://schemas.microsoft.com/office/drawing/2015/10/21/chartex" xmlns:cx3="http://schemas.microsoft.com/office/drawing/2016/5/9/chartex" xmlns:cx4="http://schemas.microsoft.com/office/drawing/2016/5/10/chartex" xmlns:cx5="http://schemas.microsoft.com/office/drawing/2016/5/11/chartex" xmlns:cx6="http://schemas.microsoft.com/office/drawing/2016/5/12/chartex" xmlns:cx7="http://schemas.microsoft.com/office/drawing/2016/5/13/chartex" xmlns:cx8="http://schemas.microsoft.com/office/drawing/2016/5/14/chartex" xmlns:mc="http://schemas.openxmlformats.org/markup-compatibility/2006" xmlns:aink="http://schemas.microsoft.com/office/drawing/2016/ink" xmlns:am3d="http://schemas.microsoft.com/office/drawing/2017/model3d" xmlns:o="urn:schemas-microsoft-com:office:office" xmlns:r="http://schemas.openxmlformats.org/officeDocument/2006/relationships" xmlns:m="http://schemas.openxmlformats.org/officeDocument/2006/math" xmlns:v="urn:schemas-microsoft-com:vml" xmlns:wp14="http://schemas.microsoft.com/office/word/2010/wordprocessingDrawing" xmlns:wp="http://schemas.openxmlformats.org/drawingml/2006/wordprocessingDrawing" xmlns:w10="urn:schemas-microsoft-com:office:word" xmlns:w="http://schemas.openxmlformats.org/wordprocessingml/2006/main" xmlns:w14="http://schemas.microsoft.com/office/word/2010/wordml" xmlns:w15="http://schemas.microsoft.com/office/word/2012/wordml" xmlns:w16cex="http://schemas.microsoft.com/office/word/2018/wordml/cex" xmlns:w16cid="http://schemas.microsoft.com/office/word/2016/wordml/cid" xmlns:w16="http://schemas.microsoft.com/office/word/2018/wordml" xmlns:w16sdtdh="http://schemas.microsoft.com/office/word/2020/wordml/sdtdatahash" xmlns:w16se="http://schemas.microsoft.com/office/word/2015/wordml/symex" xmlns:wpg="http://schemas.microsoft.com/office/word/2010/wordprocessingGroup" xmlns:wpi="http://schemas.microsoft.com/office/word/2010/wordprocessingInk" xmlns:wne="http://schemas.microsoft.com/office/word/2006/wordml" xmlns:wps="http://schemas.microsoft.com/office/word/2010/wordprocessingShape" xmlns:a="http://schemas.openxmlformats.org/drawingml/2006/main" xmlns:pic="http://schemas.openxmlformats.org/drawingml/2006/picture" xmlns:a14="http://schemas.microsoft.com/office/drawing/2010/main" mc:Ignorable="w14 w15 w16se w16cid w16 w16cex w16sdtdh wp14">
   <w:p>
     <w:pPr>
       <w:pStyle w:val="Encabezado"/>
@@ -14970,7 +14901,7 @@
         <w:ind w:left="1276" w:hanging="360"/>
       </w:pPr>
       <w:rPr>
-        <w:rFonts w:ascii="Symbol" w:hAnsi="Symbol" w:hint="default"/>
+        <w:rFonts w:hint="default" w:ascii="Symbol" w:hAnsi="Symbol"/>
       </w:rPr>
     </w:lvl>
   </w:abstractNum>
@@ -14987,7 +14918,7 @@
         <w:ind w:left="1429" w:hanging="360"/>
       </w:pPr>
       <w:rPr>
-        <w:rFonts w:ascii="Symbol" w:hAnsi="Symbol" w:hint="default"/>
+        <w:rFonts w:hint="default" w:ascii="Symbol" w:hAnsi="Symbol"/>
       </w:rPr>
     </w:lvl>
     <w:lvl w:ilvl="1" w:tplc="240A0003" w:tentative="1">
@@ -14999,7 +14930,7 @@
         <w:ind w:left="2149" w:hanging="360"/>
       </w:pPr>
       <w:rPr>
-        <w:rFonts w:ascii="Courier New" w:hAnsi="Courier New" w:cs="Courier New" w:hint="default"/>
+        <w:rFonts w:hint="default" w:ascii="Courier New" w:hAnsi="Courier New" w:cs="Courier New"/>
       </w:rPr>
     </w:lvl>
     <w:lvl w:ilvl="2" w:tplc="240A0005" w:tentative="1">
@@ -15011,7 +14942,7 @@
         <w:ind w:left="2869" w:hanging="360"/>
       </w:pPr>
       <w:rPr>
-        <w:rFonts w:ascii="Wingdings" w:hAnsi="Wingdings" w:hint="default"/>
+        <w:rFonts w:hint="default" w:ascii="Wingdings" w:hAnsi="Wingdings"/>
       </w:rPr>
     </w:lvl>
     <w:lvl w:ilvl="3" w:tplc="240A0001" w:tentative="1">
@@ -15023,7 +14954,7 @@
         <w:ind w:left="3589" w:hanging="360"/>
       </w:pPr>
       <w:rPr>
-        <w:rFonts w:ascii="Symbol" w:hAnsi="Symbol" w:hint="default"/>
+        <w:rFonts w:hint="default" w:ascii="Symbol" w:hAnsi="Symbol"/>
       </w:rPr>
     </w:lvl>
     <w:lvl w:ilvl="4" w:tplc="240A0003" w:tentative="1">
@@ -15035,7 +14966,7 @@
         <w:ind w:left="4309" w:hanging="360"/>
       </w:pPr>
       <w:rPr>
-        <w:rFonts w:ascii="Courier New" w:hAnsi="Courier New" w:cs="Courier New" w:hint="default"/>
+        <w:rFonts w:hint="default" w:ascii="Courier New" w:hAnsi="Courier New" w:cs="Courier New"/>
       </w:rPr>
     </w:lvl>
     <w:lvl w:ilvl="5" w:tplc="240A0005" w:tentative="1">
@@ -15047,7 +14978,7 @@
         <w:ind w:left="5029" w:hanging="360"/>
       </w:pPr>
       <w:rPr>
-        <w:rFonts w:ascii="Wingdings" w:hAnsi="Wingdings" w:hint="default"/>
+        <w:rFonts w:hint="default" w:ascii="Wingdings" w:hAnsi="Wingdings"/>
       </w:rPr>
     </w:lvl>
     <w:lvl w:ilvl="6" w:tplc="240A0001" w:tentative="1">
@@ -15059,7 +14990,7 @@
         <w:ind w:left="5749" w:hanging="360"/>
       </w:pPr>
       <w:rPr>
-        <w:rFonts w:ascii="Symbol" w:hAnsi="Symbol" w:hint="default"/>
+        <w:rFonts w:hint="default" w:ascii="Symbol" w:hAnsi="Symbol"/>
       </w:rPr>
     </w:lvl>
     <w:lvl w:ilvl="7" w:tplc="240A0003" w:tentative="1">
@@ -15071,7 +15002,7 @@
         <w:ind w:left="6469" w:hanging="360"/>
       </w:pPr>
       <w:rPr>
-        <w:rFonts w:ascii="Courier New" w:hAnsi="Courier New" w:cs="Courier New" w:hint="default"/>
+        <w:rFonts w:hint="default" w:ascii="Courier New" w:hAnsi="Courier New" w:cs="Courier New"/>
       </w:rPr>
     </w:lvl>
     <w:lvl w:ilvl="8" w:tplc="240A0005" w:tentative="1">
@@ -15083,7 +15014,7 @@
         <w:ind w:left="7189" w:hanging="360"/>
       </w:pPr>
       <w:rPr>
-        <w:rFonts w:ascii="Wingdings" w:hAnsi="Wingdings" w:hint="default"/>
+        <w:rFonts w:hint="default" w:ascii="Wingdings" w:hAnsi="Wingdings"/>
       </w:rPr>
     </w:lvl>
   </w:abstractNum>
@@ -15100,7 +15031,7 @@
         <w:ind w:left="720" w:hanging="360"/>
       </w:pPr>
       <w:rPr>
-        <w:rFonts w:ascii="Symbol" w:hAnsi="Symbol" w:hint="default"/>
+        <w:rFonts w:hint="default" w:ascii="Symbol" w:hAnsi="Symbol"/>
       </w:rPr>
     </w:lvl>
     <w:lvl w:ilvl="1" w:tplc="240A0003">
@@ -15112,7 +15043,7 @@
         <w:ind w:left="1440" w:hanging="360"/>
       </w:pPr>
       <w:rPr>
-        <w:rFonts w:ascii="Courier New" w:hAnsi="Courier New" w:cs="Courier New" w:hint="default"/>
+        <w:rFonts w:hint="default" w:ascii="Courier New" w:hAnsi="Courier New" w:cs="Courier New"/>
       </w:rPr>
     </w:lvl>
     <w:lvl w:ilvl="2" w:tplc="240A0005" w:tentative="1">
@@ -15124,7 +15055,7 @@
         <w:ind w:left="2160" w:hanging="360"/>
       </w:pPr>
       <w:rPr>
-        <w:rFonts w:ascii="Wingdings" w:hAnsi="Wingdings" w:hint="default"/>
+        <w:rFonts w:hint="default" w:ascii="Wingdings" w:hAnsi="Wingdings"/>
       </w:rPr>
     </w:lvl>
     <w:lvl w:ilvl="3" w:tplc="240A0001" w:tentative="1">
@@ -15136,7 +15067,7 @@
         <w:ind w:left="2880" w:hanging="360"/>
       </w:pPr>
       <w:rPr>
-        <w:rFonts w:ascii="Symbol" w:hAnsi="Symbol" w:hint="default"/>
+        <w:rFonts w:hint="default" w:ascii="Symbol" w:hAnsi="Symbol"/>
       </w:rPr>
     </w:lvl>
     <w:lvl w:ilvl="4" w:tplc="240A0003" w:tentative="1">
@@ -15148,7 +15079,7 @@
         <w:ind w:left="3600" w:hanging="360"/>
       </w:pPr>
       <w:rPr>
-        <w:rFonts w:ascii="Courier New" w:hAnsi="Courier New" w:cs="Courier New" w:hint="default"/>
+        <w:rFonts w:hint="default" w:ascii="Courier New" w:hAnsi="Courier New" w:cs="Courier New"/>
       </w:rPr>
     </w:lvl>
     <w:lvl w:ilvl="5" w:tplc="240A0005" w:tentative="1">
@@ -15160,7 +15091,7 @@
         <w:ind w:left="4320" w:hanging="360"/>
       </w:pPr>
       <w:rPr>
-        <w:rFonts w:ascii="Wingdings" w:hAnsi="Wingdings" w:hint="default"/>
+        <w:rFonts w:hint="default" w:ascii="Wingdings" w:hAnsi="Wingdings"/>
       </w:rPr>
     </w:lvl>
     <w:lvl w:ilvl="6" w:tplc="240A0001" w:tentative="1">
@@ -15172,7 +15103,7 @@
         <w:ind w:left="5040" w:hanging="360"/>
       </w:pPr>
       <w:rPr>
-        <w:rFonts w:ascii="Symbol" w:hAnsi="Symbol" w:hint="default"/>
+        <w:rFonts w:hint="default" w:ascii="Symbol" w:hAnsi="Symbol"/>
       </w:rPr>
     </w:lvl>
     <w:lvl w:ilvl="7" w:tplc="240A0003" w:tentative="1">
@@ -15184,7 +15115,7 @@
         <w:ind w:left="5760" w:hanging="360"/>
       </w:pPr>
       <w:rPr>
-        <w:rFonts w:ascii="Courier New" w:hAnsi="Courier New" w:cs="Courier New" w:hint="default"/>
+        <w:rFonts w:hint="default" w:ascii="Courier New" w:hAnsi="Courier New" w:cs="Courier New"/>
       </w:rPr>
     </w:lvl>
     <w:lvl w:ilvl="8" w:tplc="240A0005" w:tentative="1">
@@ -15196,7 +15127,7 @@
         <w:ind w:left="6480" w:hanging="360"/>
       </w:pPr>
       <w:rPr>
-        <w:rFonts w:ascii="Wingdings" w:hAnsi="Wingdings" w:hint="default"/>
+        <w:rFonts w:hint="default" w:ascii="Wingdings" w:hAnsi="Wingdings"/>
       </w:rPr>
     </w:lvl>
   </w:abstractNum>
@@ -15213,7 +15144,7 @@
         <w:ind w:left="1429" w:hanging="360"/>
       </w:pPr>
       <w:rPr>
-        <w:rFonts w:ascii="Symbol" w:hAnsi="Symbol" w:hint="default"/>
+        <w:rFonts w:hint="default" w:ascii="Symbol" w:hAnsi="Symbol"/>
       </w:rPr>
     </w:lvl>
     <w:lvl w:ilvl="1" w:tplc="240A0003" w:tentative="1">
@@ -15225,7 +15156,7 @@
         <w:ind w:left="2149" w:hanging="360"/>
       </w:pPr>
       <w:rPr>
-        <w:rFonts w:ascii="Courier New" w:hAnsi="Courier New" w:cs="Courier New" w:hint="default"/>
+        <w:rFonts w:hint="default" w:ascii="Courier New" w:hAnsi="Courier New" w:cs="Courier New"/>
       </w:rPr>
     </w:lvl>
     <w:lvl w:ilvl="2" w:tplc="240A0005" w:tentative="1">
@@ -15237,7 +15168,7 @@
         <w:ind w:left="2869" w:hanging="360"/>
       </w:pPr>
       <w:rPr>
-        <w:rFonts w:ascii="Wingdings" w:hAnsi="Wingdings" w:hint="default"/>
+        <w:rFonts w:hint="default" w:ascii="Wingdings" w:hAnsi="Wingdings"/>
       </w:rPr>
     </w:lvl>
     <w:lvl w:ilvl="3" w:tplc="240A0001" w:tentative="1">
@@ -15249,7 +15180,7 @@
         <w:ind w:left="3589" w:hanging="360"/>
       </w:pPr>
       <w:rPr>
-        <w:rFonts w:ascii="Symbol" w:hAnsi="Symbol" w:hint="default"/>
+        <w:rFonts w:hint="default" w:ascii="Symbol" w:hAnsi="Symbol"/>
       </w:rPr>
     </w:lvl>
     <w:lvl w:ilvl="4" w:tplc="240A0003" w:tentative="1">
@@ -15261,7 +15192,7 @@
         <w:ind w:left="4309" w:hanging="360"/>
       </w:pPr>
       <w:rPr>
-        <w:rFonts w:ascii="Courier New" w:hAnsi="Courier New" w:cs="Courier New" w:hint="default"/>
+        <w:rFonts w:hint="default" w:ascii="Courier New" w:hAnsi="Courier New" w:cs="Courier New"/>
       </w:rPr>
     </w:lvl>
     <w:lvl w:ilvl="5" w:tplc="240A0005" w:tentative="1">
@@ -15273,7 +15204,7 @@
         <w:ind w:left="5029" w:hanging="360"/>
       </w:pPr>
       <w:rPr>
-        <w:rFonts w:ascii="Wingdings" w:hAnsi="Wingdings" w:hint="default"/>
+        <w:rFonts w:hint="default" w:ascii="Wingdings" w:hAnsi="Wingdings"/>
       </w:rPr>
     </w:lvl>
     <w:lvl w:ilvl="6" w:tplc="240A0001" w:tentative="1">
@@ -15285,7 +15216,7 @@
         <w:ind w:left="5749" w:hanging="360"/>
       </w:pPr>
       <w:rPr>
-        <w:rFonts w:ascii="Symbol" w:hAnsi="Symbol" w:hint="default"/>
+        <w:rFonts w:hint="default" w:ascii="Symbol" w:hAnsi="Symbol"/>
       </w:rPr>
     </w:lvl>
     <w:lvl w:ilvl="7" w:tplc="240A0003" w:tentative="1">
@@ -15297,7 +15228,7 @@
         <w:ind w:left="6469" w:hanging="360"/>
       </w:pPr>
       <w:rPr>
-        <w:rFonts w:ascii="Courier New" w:hAnsi="Courier New" w:cs="Courier New" w:hint="default"/>
+        <w:rFonts w:hint="default" w:ascii="Courier New" w:hAnsi="Courier New" w:cs="Courier New"/>
       </w:rPr>
     </w:lvl>
     <w:lvl w:ilvl="8" w:tplc="240A0005" w:tentative="1">
@@ -15309,7 +15240,7 @@
         <w:ind w:left="7189" w:hanging="360"/>
       </w:pPr>
       <w:rPr>
-        <w:rFonts w:ascii="Wingdings" w:hAnsi="Wingdings" w:hint="default"/>
+        <w:rFonts w:hint="default" w:ascii="Wingdings" w:hAnsi="Wingdings"/>
       </w:rPr>
     </w:lvl>
   </w:abstractNum>
@@ -15326,7 +15257,7 @@
         <w:ind w:left="1429" w:hanging="360"/>
       </w:pPr>
       <w:rPr>
-        <w:rFonts w:ascii="Courier New" w:hAnsi="Courier New" w:cs="Courier New" w:hint="default"/>
+        <w:rFonts w:hint="default" w:ascii="Courier New" w:hAnsi="Courier New" w:cs="Courier New"/>
       </w:rPr>
     </w:lvl>
     <w:lvl w:ilvl="1" w:tplc="240A0003" w:tentative="1">
@@ -15338,7 +15269,7 @@
         <w:ind w:left="2149" w:hanging="360"/>
       </w:pPr>
       <w:rPr>
-        <w:rFonts w:ascii="Courier New" w:hAnsi="Courier New" w:cs="Courier New" w:hint="default"/>
+        <w:rFonts w:hint="default" w:ascii="Courier New" w:hAnsi="Courier New" w:cs="Courier New"/>
       </w:rPr>
     </w:lvl>
     <w:lvl w:ilvl="2" w:tplc="240A0005" w:tentative="1">
@@ -15350,7 +15281,7 @@
         <w:ind w:left="2869" w:hanging="360"/>
       </w:pPr>
       <w:rPr>
-        <w:rFonts w:ascii="Wingdings" w:hAnsi="Wingdings" w:hint="default"/>
+        <w:rFonts w:hint="default" w:ascii="Wingdings" w:hAnsi="Wingdings"/>
       </w:rPr>
     </w:lvl>
     <w:lvl w:ilvl="3" w:tplc="240A0001" w:tentative="1">
@@ -15362,7 +15293,7 @@
         <w:ind w:left="3589" w:hanging="360"/>
       </w:pPr>
       <w:rPr>
-        <w:rFonts w:ascii="Symbol" w:hAnsi="Symbol" w:hint="default"/>
+        <w:rFonts w:hint="default" w:ascii="Symbol" w:hAnsi="Symbol"/>
       </w:rPr>
     </w:lvl>
     <w:lvl w:ilvl="4" w:tplc="240A0003" w:tentative="1">
@@ -15374,7 +15305,7 @@
         <w:ind w:left="4309" w:hanging="360"/>
       </w:pPr>
       <w:rPr>
-        <w:rFonts w:ascii="Courier New" w:hAnsi="Courier New" w:cs="Courier New" w:hint="default"/>
+        <w:rFonts w:hint="default" w:ascii="Courier New" w:hAnsi="Courier New" w:cs="Courier New"/>
       </w:rPr>
     </w:lvl>
     <w:lvl w:ilvl="5" w:tplc="240A0005" w:tentative="1">
@@ -15386,7 +15317,7 @@
         <w:ind w:left="5029" w:hanging="360"/>
       </w:pPr>
       <w:rPr>
-        <w:rFonts w:ascii="Wingdings" w:hAnsi="Wingdings" w:hint="default"/>
+        <w:rFonts w:hint="default" w:ascii="Wingdings" w:hAnsi="Wingdings"/>
       </w:rPr>
     </w:lvl>
     <w:lvl w:ilvl="6" w:tplc="240A0001" w:tentative="1">
@@ -15398,7 +15329,7 @@
         <w:ind w:left="5749" w:hanging="360"/>
       </w:pPr>
       <w:rPr>
-        <w:rFonts w:ascii="Symbol" w:hAnsi="Symbol" w:hint="default"/>
+        <w:rFonts w:hint="default" w:ascii="Symbol" w:hAnsi="Symbol"/>
       </w:rPr>
     </w:lvl>
     <w:lvl w:ilvl="7" w:tplc="240A0003" w:tentative="1">
@@ -15410,7 +15341,7 @@
         <w:ind w:left="6469" w:hanging="360"/>
       </w:pPr>
       <w:rPr>
-        <w:rFonts w:ascii="Courier New" w:hAnsi="Courier New" w:cs="Courier New" w:hint="default"/>
+        <w:rFonts w:hint="default" w:ascii="Courier New" w:hAnsi="Courier New" w:cs="Courier New"/>
       </w:rPr>
     </w:lvl>
     <w:lvl w:ilvl="8" w:tplc="240A0005" w:tentative="1">
@@ -15422,7 +15353,7 @@
         <w:ind w:left="7189" w:hanging="360"/>
       </w:pPr>
       <w:rPr>
-        <w:rFonts w:ascii="Wingdings" w:hAnsi="Wingdings" w:hint="default"/>
+        <w:rFonts w:hint="default" w:ascii="Wingdings" w:hAnsi="Wingdings"/>
       </w:rPr>
     </w:lvl>
   </w:abstractNum>
@@ -15439,7 +15370,7 @@
         <w:ind w:left="1429" w:hanging="360"/>
       </w:pPr>
       <w:rPr>
-        <w:rFonts w:ascii="Symbol" w:hAnsi="Symbol" w:hint="default"/>
+        <w:rFonts w:hint="default" w:ascii="Symbol" w:hAnsi="Symbol"/>
       </w:rPr>
     </w:lvl>
     <w:lvl w:ilvl="1" w:tplc="240A0003" w:tentative="1">
@@ -15451,7 +15382,7 @@
         <w:ind w:left="2149" w:hanging="360"/>
       </w:pPr>
       <w:rPr>
-        <w:rFonts w:ascii="Courier New" w:hAnsi="Courier New" w:cs="Courier New" w:hint="default"/>
+        <w:rFonts w:hint="default" w:ascii="Courier New" w:hAnsi="Courier New" w:cs="Courier New"/>
       </w:rPr>
     </w:lvl>
     <w:lvl w:ilvl="2" w:tplc="240A0005" w:tentative="1">
@@ -15463,7 +15394,7 @@
         <w:ind w:left="2869" w:hanging="360"/>
       </w:pPr>
       <w:rPr>
-        <w:rFonts w:ascii="Wingdings" w:hAnsi="Wingdings" w:hint="default"/>
+        <w:rFonts w:hint="default" w:ascii="Wingdings" w:hAnsi="Wingdings"/>
       </w:rPr>
     </w:lvl>
     <w:lvl w:ilvl="3" w:tplc="240A0001" w:tentative="1">
@@ -15475,7 +15406,7 @@
         <w:ind w:left="3589" w:hanging="360"/>
       </w:pPr>
       <w:rPr>
-        <w:rFonts w:ascii="Symbol" w:hAnsi="Symbol" w:hint="default"/>
+        <w:rFonts w:hint="default" w:ascii="Symbol" w:hAnsi="Symbol"/>
       </w:rPr>
     </w:lvl>
     <w:lvl w:ilvl="4" w:tplc="240A0003" w:tentative="1">
@@ -15487,7 +15418,7 @@
         <w:ind w:left="4309" w:hanging="360"/>
       </w:pPr>
       <w:rPr>
-        <w:rFonts w:ascii="Courier New" w:hAnsi="Courier New" w:cs="Courier New" w:hint="default"/>
+        <w:rFonts w:hint="default" w:ascii="Courier New" w:hAnsi="Courier New" w:cs="Courier New"/>
       </w:rPr>
     </w:lvl>
     <w:lvl w:ilvl="5" w:tplc="240A0005" w:tentative="1">
@@ -15499,7 +15430,7 @@
         <w:ind w:left="5029" w:hanging="360"/>
       </w:pPr>
       <w:rPr>
-        <w:rFonts w:ascii="Wingdings" w:hAnsi="Wingdings" w:hint="default"/>
+        <w:rFonts w:hint="default" w:ascii="Wingdings" w:hAnsi="Wingdings"/>
       </w:rPr>
     </w:lvl>
     <w:lvl w:ilvl="6" w:tplc="240A0001" w:tentative="1">
@@ -15511,7 +15442,7 @@
         <w:ind w:left="5749" w:hanging="360"/>
       </w:pPr>
       <w:rPr>
-        <w:rFonts w:ascii="Symbol" w:hAnsi="Symbol" w:hint="default"/>
+        <w:rFonts w:hint="default" w:ascii="Symbol" w:hAnsi="Symbol"/>
       </w:rPr>
     </w:lvl>
     <w:lvl w:ilvl="7" w:tplc="240A0003" w:tentative="1">
@@ -15523,7 +15454,7 @@
         <w:ind w:left="6469" w:hanging="360"/>
       </w:pPr>
       <w:rPr>
-        <w:rFonts w:ascii="Courier New" w:hAnsi="Courier New" w:cs="Courier New" w:hint="default"/>
+        <w:rFonts w:hint="default" w:ascii="Courier New" w:hAnsi="Courier New" w:cs="Courier New"/>
       </w:rPr>
     </w:lvl>
     <w:lvl w:ilvl="8" w:tplc="240A0005" w:tentative="1">
@@ -15535,7 +15466,7 @@
         <w:ind w:left="7189" w:hanging="360"/>
       </w:pPr>
       <w:rPr>
-        <w:rFonts w:ascii="Wingdings" w:hAnsi="Wingdings" w:hint="default"/>
+        <w:rFonts w:hint="default" w:ascii="Wingdings" w:hAnsi="Wingdings"/>
       </w:rPr>
     </w:lvl>
   </w:abstractNum>
@@ -15552,7 +15483,7 @@
         <w:ind w:left="1429" w:hanging="360"/>
       </w:pPr>
       <w:rPr>
-        <w:rFonts w:ascii="Symbol" w:hAnsi="Symbol" w:hint="default"/>
+        <w:rFonts w:hint="default" w:ascii="Symbol" w:hAnsi="Symbol"/>
       </w:rPr>
     </w:lvl>
     <w:lvl w:ilvl="1" w:tplc="240A0003" w:tentative="1">
@@ -15564,7 +15495,7 @@
         <w:ind w:left="2149" w:hanging="360"/>
       </w:pPr>
       <w:rPr>
-        <w:rFonts w:ascii="Courier New" w:hAnsi="Courier New" w:cs="Courier New" w:hint="default"/>
+        <w:rFonts w:hint="default" w:ascii="Courier New" w:hAnsi="Courier New" w:cs="Courier New"/>
       </w:rPr>
     </w:lvl>
     <w:lvl w:ilvl="2" w:tplc="240A0005" w:tentative="1">
@@ -15576,7 +15507,7 @@
         <w:ind w:left="2869" w:hanging="360"/>
       </w:pPr>
       <w:rPr>
-        <w:rFonts w:ascii="Wingdings" w:hAnsi="Wingdings" w:hint="default"/>
+        <w:rFonts w:hint="default" w:ascii="Wingdings" w:hAnsi="Wingdings"/>
       </w:rPr>
     </w:lvl>
     <w:lvl w:ilvl="3" w:tplc="240A0001" w:tentative="1">
@@ -15588,7 +15519,7 @@
         <w:ind w:left="3589" w:hanging="360"/>
       </w:pPr>
       <w:rPr>
-        <w:rFonts w:ascii="Symbol" w:hAnsi="Symbol" w:hint="default"/>
+        <w:rFonts w:hint="default" w:ascii="Symbol" w:hAnsi="Symbol"/>
       </w:rPr>
     </w:lvl>
     <w:lvl w:ilvl="4" w:tplc="240A0003" w:tentative="1">
@@ -15600,7 +15531,7 @@
         <w:ind w:left="4309" w:hanging="360"/>
       </w:pPr>
       <w:rPr>
-        <w:rFonts w:ascii="Courier New" w:hAnsi="Courier New" w:cs="Courier New" w:hint="default"/>
+        <w:rFonts w:hint="default" w:ascii="Courier New" w:hAnsi="Courier New" w:cs="Courier New"/>
       </w:rPr>
     </w:lvl>
     <w:lvl w:ilvl="5" w:tplc="240A0005" w:tentative="1">
@@ -15612,7 +15543,7 @@
         <w:ind w:left="5029" w:hanging="360"/>
       </w:pPr>
       <w:rPr>
-        <w:rFonts w:ascii="Wingdings" w:hAnsi="Wingdings" w:hint="default"/>
+        <w:rFonts w:hint="default" w:ascii="Wingdings" w:hAnsi="Wingdings"/>
       </w:rPr>
     </w:lvl>
     <w:lvl w:ilvl="6" w:tplc="240A0001" w:tentative="1">
@@ -15624,7 +15555,7 @@
         <w:ind w:left="5749" w:hanging="360"/>
       </w:pPr>
       <w:rPr>
-        <w:rFonts w:ascii="Symbol" w:hAnsi="Symbol" w:hint="default"/>
+        <w:rFonts w:hint="default" w:ascii="Symbol" w:hAnsi="Symbol"/>
       </w:rPr>
     </w:lvl>
     <w:lvl w:ilvl="7" w:tplc="240A0003" w:tentative="1">
@@ -15636,7 +15567,7 @@
         <w:ind w:left="6469" w:hanging="360"/>
       </w:pPr>
       <w:rPr>
-        <w:rFonts w:ascii="Courier New" w:hAnsi="Courier New" w:cs="Courier New" w:hint="default"/>
+        <w:rFonts w:hint="default" w:ascii="Courier New" w:hAnsi="Courier New" w:cs="Courier New"/>
       </w:rPr>
     </w:lvl>
     <w:lvl w:ilvl="8" w:tplc="240A0005" w:tentative="1">
@@ -15648,7 +15579,7 @@
         <w:ind w:left="7189" w:hanging="360"/>
       </w:pPr>
       <w:rPr>
-        <w:rFonts w:ascii="Wingdings" w:hAnsi="Wingdings" w:hint="default"/>
+        <w:rFonts w:hint="default" w:ascii="Wingdings" w:hAnsi="Wingdings"/>
       </w:rPr>
     </w:lvl>
   </w:abstractNum>
@@ -15665,7 +15596,7 @@
         <w:ind w:left="1429" w:hanging="360"/>
       </w:pPr>
       <w:rPr>
-        <w:rFonts w:ascii="Courier New" w:hAnsi="Courier New" w:cs="Courier New" w:hint="default"/>
+        <w:rFonts w:hint="default" w:ascii="Courier New" w:hAnsi="Courier New" w:cs="Courier New"/>
       </w:rPr>
     </w:lvl>
     <w:lvl w:ilvl="1" w:tplc="240A0003" w:tentative="1">
@@ -15677,7 +15608,7 @@
         <w:ind w:left="2149" w:hanging="360"/>
       </w:pPr>
       <w:rPr>
-        <w:rFonts w:ascii="Courier New" w:hAnsi="Courier New" w:cs="Courier New" w:hint="default"/>
+        <w:rFonts w:hint="default" w:ascii="Courier New" w:hAnsi="Courier New" w:cs="Courier New"/>
       </w:rPr>
     </w:lvl>
     <w:lvl w:ilvl="2" w:tplc="240A0005" w:tentative="1">
@@ -15689,7 +15620,7 @@
         <w:ind w:left="2869" w:hanging="360"/>
       </w:pPr>
       <w:rPr>
-        <w:rFonts w:ascii="Wingdings" w:hAnsi="Wingdings" w:hint="default"/>
+        <w:rFonts w:hint="default" w:ascii="Wingdings" w:hAnsi="Wingdings"/>
       </w:rPr>
     </w:lvl>
     <w:lvl w:ilvl="3" w:tplc="240A0001" w:tentative="1">
@@ -15701,7 +15632,7 @@
         <w:ind w:left="3589" w:hanging="360"/>
       </w:pPr>
       <w:rPr>
-        <w:rFonts w:ascii="Symbol" w:hAnsi="Symbol" w:hint="default"/>
+        <w:rFonts w:hint="default" w:ascii="Symbol" w:hAnsi="Symbol"/>
       </w:rPr>
     </w:lvl>
     <w:lvl w:ilvl="4" w:tplc="240A0003" w:tentative="1">
@@ -15713,7 +15644,7 @@
         <w:ind w:left="4309" w:hanging="360"/>
       </w:pPr>
       <w:rPr>
-        <w:rFonts w:ascii="Courier New" w:hAnsi="Courier New" w:cs="Courier New" w:hint="default"/>
+        <w:rFonts w:hint="default" w:ascii="Courier New" w:hAnsi="Courier New" w:cs="Courier New"/>
       </w:rPr>
     </w:lvl>
     <w:lvl w:ilvl="5" w:tplc="240A0005" w:tentative="1">
@@ -15725,7 +15656,7 @@
         <w:ind w:left="5029" w:hanging="360"/>
       </w:pPr>
       <w:rPr>
-        <w:rFonts w:ascii="Wingdings" w:hAnsi="Wingdings" w:hint="default"/>
+        <w:rFonts w:hint="default" w:ascii="Wingdings" w:hAnsi="Wingdings"/>
       </w:rPr>
     </w:lvl>
     <w:lvl w:ilvl="6" w:tplc="240A0001" w:tentative="1">
@@ -15737,7 +15668,7 @@
         <w:ind w:left="5749" w:hanging="360"/>
       </w:pPr>
       <w:rPr>
-        <w:rFonts w:ascii="Symbol" w:hAnsi="Symbol" w:hint="default"/>
+        <w:rFonts w:hint="default" w:ascii="Symbol" w:hAnsi="Symbol"/>
       </w:rPr>
     </w:lvl>
     <w:lvl w:ilvl="7" w:tplc="240A0003" w:tentative="1">
@@ -15749,7 +15680,7 @@
         <w:ind w:left="6469" w:hanging="360"/>
       </w:pPr>
       <w:rPr>
-        <w:rFonts w:ascii="Courier New" w:hAnsi="Courier New" w:cs="Courier New" w:hint="default"/>
+        <w:rFonts w:hint="default" w:ascii="Courier New" w:hAnsi="Courier New" w:cs="Courier New"/>
       </w:rPr>
     </w:lvl>
     <w:lvl w:ilvl="8" w:tplc="240A0005" w:tentative="1">
@@ -15761,7 +15692,7 @@
         <w:ind w:left="7189" w:hanging="360"/>
       </w:pPr>
       <w:rPr>
-        <w:rFonts w:ascii="Wingdings" w:hAnsi="Wingdings" w:hint="default"/>
+        <w:rFonts w:hint="default" w:ascii="Wingdings" w:hAnsi="Wingdings"/>
       </w:rPr>
     </w:lvl>
   </w:abstractNum>
@@ -15778,7 +15709,7 @@
         <w:ind w:left="1429" w:hanging="360"/>
       </w:pPr>
       <w:rPr>
-        <w:rFonts w:ascii="Courier New" w:hAnsi="Courier New" w:cs="Courier New" w:hint="default"/>
+        <w:rFonts w:hint="default" w:ascii="Courier New" w:hAnsi="Courier New" w:cs="Courier New"/>
       </w:rPr>
     </w:lvl>
     <w:lvl w:ilvl="1" w:tplc="240A0003" w:tentative="1">
@@ -15790,7 +15721,7 @@
         <w:ind w:left="2149" w:hanging="360"/>
       </w:pPr>
       <w:rPr>
-        <w:rFonts w:ascii="Courier New" w:hAnsi="Courier New" w:cs="Courier New" w:hint="default"/>
+        <w:rFonts w:hint="default" w:ascii="Courier New" w:hAnsi="Courier New" w:cs="Courier New"/>
       </w:rPr>
     </w:lvl>
     <w:lvl w:ilvl="2" w:tplc="240A0005" w:tentative="1">
@@ -15802,7 +15733,7 @@
         <w:ind w:left="2869" w:hanging="360"/>
       </w:pPr>
       <w:rPr>
-        <w:rFonts w:ascii="Wingdings" w:hAnsi="Wingdings" w:hint="default"/>
+        <w:rFonts w:hint="default" w:ascii="Wingdings" w:hAnsi="Wingdings"/>
       </w:rPr>
     </w:lvl>
     <w:lvl w:ilvl="3" w:tplc="240A0001" w:tentative="1">
@@ -15814,7 +15745,7 @@
         <w:ind w:left="3589" w:hanging="360"/>
       </w:pPr>
       <w:rPr>
-        <w:rFonts w:ascii="Symbol" w:hAnsi="Symbol" w:hint="default"/>
+        <w:rFonts w:hint="default" w:ascii="Symbol" w:hAnsi="Symbol"/>
       </w:rPr>
     </w:lvl>
     <w:lvl w:ilvl="4" w:tplc="240A0003" w:tentative="1">
@@ -15826,7 +15757,7 @@
         <w:ind w:left="4309" w:hanging="360"/>
       </w:pPr>
       <w:rPr>
-        <w:rFonts w:ascii="Courier New" w:hAnsi="Courier New" w:cs="Courier New" w:hint="default"/>
+        <w:rFonts w:hint="default" w:ascii="Courier New" w:hAnsi="Courier New" w:cs="Courier New"/>
       </w:rPr>
     </w:lvl>
     <w:lvl w:ilvl="5" w:tplc="240A0005" w:tentative="1">
@@ -15838,7 +15769,7 @@
         <w:ind w:left="5029" w:hanging="360"/>
       </w:pPr>
       <w:rPr>
-        <w:rFonts w:ascii="Wingdings" w:hAnsi="Wingdings" w:hint="default"/>
+        <w:rFonts w:hint="default" w:ascii="Wingdings" w:hAnsi="Wingdings"/>
       </w:rPr>
     </w:lvl>
     <w:lvl w:ilvl="6" w:tplc="240A0001" w:tentative="1">
@@ -15850,7 +15781,7 @@
         <w:ind w:left="5749" w:hanging="360"/>
       </w:pPr>
       <w:rPr>
-        <w:rFonts w:ascii="Symbol" w:hAnsi="Symbol" w:hint="default"/>
+        <w:rFonts w:hint="default" w:ascii="Symbol" w:hAnsi="Symbol"/>
       </w:rPr>
     </w:lvl>
     <w:lvl w:ilvl="7" w:tplc="240A0003" w:tentative="1">
@@ -15862,7 +15793,7 @@
         <w:ind w:left="6469" w:hanging="360"/>
       </w:pPr>
       <w:rPr>
-        <w:rFonts w:ascii="Courier New" w:hAnsi="Courier New" w:cs="Courier New" w:hint="default"/>
+        <w:rFonts w:hint="default" w:ascii="Courier New" w:hAnsi="Courier New" w:cs="Courier New"/>
       </w:rPr>
     </w:lvl>
     <w:lvl w:ilvl="8" w:tplc="240A0005" w:tentative="1">
@@ -15874,7 +15805,7 @@
         <w:ind w:left="7189" w:hanging="360"/>
       </w:pPr>
       <w:rPr>
-        <w:rFonts w:ascii="Wingdings" w:hAnsi="Wingdings" w:hint="default"/>
+        <w:rFonts w:hint="default" w:ascii="Wingdings" w:hAnsi="Wingdings"/>
       </w:rPr>
     </w:lvl>
   </w:abstractNum>
@@ -15891,7 +15822,7 @@
         <w:ind w:left="1429" w:hanging="360"/>
       </w:pPr>
       <w:rPr>
-        <w:rFonts w:ascii="Courier New" w:hAnsi="Courier New" w:cs="Courier New" w:hint="default"/>
+        <w:rFonts w:hint="default" w:ascii="Courier New" w:hAnsi="Courier New" w:cs="Courier New"/>
       </w:rPr>
     </w:lvl>
     <w:lvl w:ilvl="1" w:tplc="240A0003" w:tentative="1">
@@ -15903,7 +15834,7 @@
         <w:ind w:left="2149" w:hanging="360"/>
       </w:pPr>
       <w:rPr>
-        <w:rFonts w:ascii="Courier New" w:hAnsi="Courier New" w:cs="Courier New" w:hint="default"/>
+        <w:rFonts w:hint="default" w:ascii="Courier New" w:hAnsi="Courier New" w:cs="Courier New"/>
       </w:rPr>
     </w:lvl>
     <w:lvl w:ilvl="2" w:tplc="240A0005" w:tentative="1">
@@ -15915,7 +15846,7 @@
         <w:ind w:left="2869" w:hanging="360"/>
       </w:pPr>
       <w:rPr>
-        <w:rFonts w:ascii="Wingdings" w:hAnsi="Wingdings" w:hint="default"/>
+        <w:rFonts w:hint="default" w:ascii="Wingdings" w:hAnsi="Wingdings"/>
       </w:rPr>
     </w:lvl>
     <w:lvl w:ilvl="3" w:tplc="240A0001" w:tentative="1">
@@ -15927,7 +15858,7 @@
         <w:ind w:left="3589" w:hanging="360"/>
       </w:pPr>
       <w:rPr>
-        <w:rFonts w:ascii="Symbol" w:hAnsi="Symbol" w:hint="default"/>
+        <w:rFonts w:hint="default" w:ascii="Symbol" w:hAnsi="Symbol"/>
       </w:rPr>
     </w:lvl>
     <w:lvl w:ilvl="4" w:tplc="240A0003" w:tentative="1">
@@ -15939,7 +15870,7 @@
         <w:ind w:left="4309" w:hanging="360"/>
       </w:pPr>
       <w:rPr>
-        <w:rFonts w:ascii="Courier New" w:hAnsi="Courier New" w:cs="Courier New" w:hint="default"/>
+        <w:rFonts w:hint="default" w:ascii="Courier New" w:hAnsi="Courier New" w:cs="Courier New"/>
       </w:rPr>
     </w:lvl>
     <w:lvl w:ilvl="5" w:tplc="240A0005" w:tentative="1">
@@ -15951,7 +15882,7 @@
         <w:ind w:left="5029" w:hanging="360"/>
       </w:pPr>
       <w:rPr>
-        <w:rFonts w:ascii="Wingdings" w:hAnsi="Wingdings" w:hint="default"/>
+        <w:rFonts w:hint="default" w:ascii="Wingdings" w:hAnsi="Wingdings"/>
       </w:rPr>
     </w:lvl>
     <w:lvl w:ilvl="6" w:tplc="240A0001" w:tentative="1">
@@ -15963,7 +15894,7 @@
         <w:ind w:left="5749" w:hanging="360"/>
       </w:pPr>
       <w:rPr>
-        <w:rFonts w:ascii="Symbol" w:hAnsi="Symbol" w:hint="default"/>
+        <w:rFonts w:hint="default" w:ascii="Symbol" w:hAnsi="Symbol"/>
       </w:rPr>
     </w:lvl>
     <w:lvl w:ilvl="7" w:tplc="240A0003" w:tentative="1">
@@ -15975,7 +15906,7 @@
         <w:ind w:left="6469" w:hanging="360"/>
       </w:pPr>
       <w:rPr>
-        <w:rFonts w:ascii="Courier New" w:hAnsi="Courier New" w:cs="Courier New" w:hint="default"/>
+        <w:rFonts w:hint="default" w:ascii="Courier New" w:hAnsi="Courier New" w:cs="Courier New"/>
       </w:rPr>
     </w:lvl>
     <w:lvl w:ilvl="8" w:tplc="240A0005" w:tentative="1">
@@ -15987,7 +15918,7 @@
         <w:ind w:left="7189" w:hanging="360"/>
       </w:pPr>
       <w:rPr>
-        <w:rFonts w:ascii="Wingdings" w:hAnsi="Wingdings" w:hint="default"/>
+        <w:rFonts w:hint="default" w:ascii="Wingdings" w:hAnsi="Wingdings"/>
       </w:rPr>
     </w:lvl>
   </w:abstractNum>
@@ -16004,7 +15935,7 @@
         <w:ind w:left="1429" w:hanging="360"/>
       </w:pPr>
       <w:rPr>
-        <w:rFonts w:ascii="Courier New" w:hAnsi="Courier New" w:cs="Courier New" w:hint="default"/>
+        <w:rFonts w:hint="default" w:ascii="Courier New" w:hAnsi="Courier New" w:cs="Courier New"/>
       </w:rPr>
     </w:lvl>
     <w:lvl w:ilvl="1" w:tplc="240A0003" w:tentative="1">
@@ -16016,7 +15947,7 @@
         <w:ind w:left="2149" w:hanging="360"/>
       </w:pPr>
       <w:rPr>
-        <w:rFonts w:ascii="Courier New" w:hAnsi="Courier New" w:cs="Courier New" w:hint="default"/>
+        <w:rFonts w:hint="default" w:ascii="Courier New" w:hAnsi="Courier New" w:cs="Courier New"/>
       </w:rPr>
     </w:lvl>
     <w:lvl w:ilvl="2" w:tplc="240A0005" w:tentative="1">
@@ -16028,7 +15959,7 @@
         <w:ind w:left="2869" w:hanging="360"/>
       </w:pPr>
       <w:rPr>
-        <w:rFonts w:ascii="Wingdings" w:hAnsi="Wingdings" w:hint="default"/>
+        <w:rFonts w:hint="default" w:ascii="Wingdings" w:hAnsi="Wingdings"/>
       </w:rPr>
     </w:lvl>
     <w:lvl w:ilvl="3" w:tplc="240A0001" w:tentative="1">
@@ -16040,7 +15971,7 @@
         <w:ind w:left="3589" w:hanging="360"/>
       </w:pPr>
       <w:rPr>
-        <w:rFonts w:ascii="Symbol" w:hAnsi="Symbol" w:hint="default"/>
+        <w:rFonts w:hint="default" w:ascii="Symbol" w:hAnsi="Symbol"/>
       </w:rPr>
     </w:lvl>
     <w:lvl w:ilvl="4" w:tplc="240A0003" w:tentative="1">
@@ -16052,7 +15983,7 @@
         <w:ind w:left="4309" w:hanging="360"/>
       </w:pPr>
       <w:rPr>
-        <w:rFonts w:ascii="Courier New" w:hAnsi="Courier New" w:cs="Courier New" w:hint="default"/>
+        <w:rFonts w:hint="default" w:ascii="Courier New" w:hAnsi="Courier New" w:cs="Courier New"/>
       </w:rPr>
     </w:lvl>
     <w:lvl w:ilvl="5" w:tplc="240A0005" w:tentative="1">
@@ -16064,7 +15995,7 @@
         <w:ind w:left="5029" w:hanging="360"/>
       </w:pPr>
       <w:rPr>
-        <w:rFonts w:ascii="Wingdings" w:hAnsi="Wingdings" w:hint="default"/>
+        <w:rFonts w:hint="default" w:ascii="Wingdings" w:hAnsi="Wingdings"/>
       </w:rPr>
     </w:lvl>
     <w:lvl w:ilvl="6" w:tplc="240A0001" w:tentative="1">
@@ -16076,7 +16007,7 @@
         <w:ind w:left="5749" w:hanging="360"/>
       </w:pPr>
       <w:rPr>
-        <w:rFonts w:ascii="Symbol" w:hAnsi="Symbol" w:hint="default"/>
+        <w:rFonts w:hint="default" w:ascii="Symbol" w:hAnsi="Symbol"/>
       </w:rPr>
     </w:lvl>
     <w:lvl w:ilvl="7" w:tplc="240A0003" w:tentative="1">
@@ -16088,7 +16019,7 @@
         <w:ind w:left="6469" w:hanging="360"/>
       </w:pPr>
       <w:rPr>
-        <w:rFonts w:ascii="Courier New" w:hAnsi="Courier New" w:cs="Courier New" w:hint="default"/>
+        <w:rFonts w:hint="default" w:ascii="Courier New" w:hAnsi="Courier New" w:cs="Courier New"/>
       </w:rPr>
     </w:lvl>
     <w:lvl w:ilvl="8" w:tplc="240A0005" w:tentative="1">
@@ -16100,7 +16031,7 @@
         <w:ind w:left="7189" w:hanging="360"/>
       </w:pPr>
       <w:rPr>
-        <w:rFonts w:ascii="Wingdings" w:hAnsi="Wingdings" w:hint="default"/>
+        <w:rFonts w:hint="default" w:ascii="Wingdings" w:hAnsi="Wingdings"/>
       </w:rPr>
     </w:lvl>
   </w:abstractNum>
@@ -16117,7 +16048,7 @@
         <w:ind w:left="1429" w:hanging="360"/>
       </w:pPr>
       <w:rPr>
-        <w:rFonts w:ascii="Symbol" w:hAnsi="Symbol" w:hint="default"/>
+        <w:rFonts w:hint="default" w:ascii="Symbol" w:hAnsi="Symbol"/>
       </w:rPr>
     </w:lvl>
     <w:lvl w:ilvl="1" w:tplc="240A0003" w:tentative="1">
@@ -16129,7 +16060,7 @@
         <w:ind w:left="2149" w:hanging="360"/>
       </w:pPr>
       <w:rPr>
-        <w:rFonts w:ascii="Courier New" w:hAnsi="Courier New" w:cs="Courier New" w:hint="default"/>
+        <w:rFonts w:hint="default" w:ascii="Courier New" w:hAnsi="Courier New" w:cs="Courier New"/>
       </w:rPr>
     </w:lvl>
     <w:lvl w:ilvl="2" w:tplc="240A0005" w:tentative="1">
@@ -16141,7 +16072,7 @@
         <w:ind w:left="2869" w:hanging="360"/>
       </w:pPr>
       <w:rPr>
-        <w:rFonts w:ascii="Wingdings" w:hAnsi="Wingdings" w:hint="default"/>
+        <w:rFonts w:hint="default" w:ascii="Wingdings" w:hAnsi="Wingdings"/>
       </w:rPr>
     </w:lvl>
     <w:lvl w:ilvl="3" w:tplc="240A0001" w:tentative="1">
@@ -16153,7 +16084,7 @@
         <w:ind w:left="3589" w:hanging="360"/>
       </w:pPr>
       <w:rPr>
-        <w:rFonts w:ascii="Symbol" w:hAnsi="Symbol" w:hint="default"/>
+        <w:rFonts w:hint="default" w:ascii="Symbol" w:hAnsi="Symbol"/>
       </w:rPr>
     </w:lvl>
     <w:lvl w:ilvl="4" w:tplc="240A0003" w:tentative="1">
@@ -16165,7 +16096,7 @@
         <w:ind w:left="4309" w:hanging="360"/>
       </w:pPr>
       <w:rPr>
-        <w:rFonts w:ascii="Courier New" w:hAnsi="Courier New" w:cs="Courier New" w:hint="default"/>
+        <w:rFonts w:hint="default" w:ascii="Courier New" w:hAnsi="Courier New" w:cs="Courier New"/>
       </w:rPr>
     </w:lvl>
     <w:lvl w:ilvl="5" w:tplc="240A0005" w:tentative="1">
@@ -16177,7 +16108,7 @@
         <w:ind w:left="5029" w:hanging="360"/>
       </w:pPr>
       <w:rPr>
-        <w:rFonts w:ascii="Wingdings" w:hAnsi="Wingdings" w:hint="default"/>
+        <w:rFonts w:hint="default" w:ascii="Wingdings" w:hAnsi="Wingdings"/>
       </w:rPr>
     </w:lvl>
     <w:lvl w:ilvl="6" w:tplc="240A0001" w:tentative="1">
@@ -16189,7 +16120,7 @@
         <w:ind w:left="5749" w:hanging="360"/>
       </w:pPr>
       <w:rPr>
-        <w:rFonts w:ascii="Symbol" w:hAnsi="Symbol" w:hint="default"/>
+        <w:rFonts w:hint="default" w:ascii="Symbol" w:hAnsi="Symbol"/>
       </w:rPr>
     </w:lvl>
     <w:lvl w:ilvl="7" w:tplc="240A0003" w:tentative="1">
@@ -16201,7 +16132,7 @@
         <w:ind w:left="6469" w:hanging="360"/>
       </w:pPr>
       <w:rPr>
-        <w:rFonts w:ascii="Courier New" w:hAnsi="Courier New" w:cs="Courier New" w:hint="default"/>
+        <w:rFonts w:hint="default" w:ascii="Courier New" w:hAnsi="Courier New" w:cs="Courier New"/>
       </w:rPr>
     </w:lvl>
     <w:lvl w:ilvl="8" w:tplc="240A0005" w:tentative="1">
@@ -16213,7 +16144,7 @@
         <w:ind w:left="7189" w:hanging="360"/>
       </w:pPr>
       <w:rPr>
-        <w:rFonts w:ascii="Wingdings" w:hAnsi="Wingdings" w:hint="default"/>
+        <w:rFonts w:hint="default" w:ascii="Wingdings" w:hAnsi="Wingdings"/>
       </w:rPr>
     </w:lvl>
   </w:abstractNum>
@@ -16230,7 +16161,7 @@
         <w:ind w:left="1429" w:hanging="360"/>
       </w:pPr>
       <w:rPr>
-        <w:rFonts w:ascii="Courier New" w:hAnsi="Courier New" w:cs="Courier New" w:hint="default"/>
+        <w:rFonts w:hint="default" w:ascii="Courier New" w:hAnsi="Courier New" w:cs="Courier New"/>
       </w:rPr>
     </w:lvl>
     <w:lvl w:ilvl="1" w:tplc="240A0003" w:tentative="1">
@@ -16242,7 +16173,7 @@
         <w:ind w:left="2149" w:hanging="360"/>
       </w:pPr>
       <w:rPr>
-        <w:rFonts w:ascii="Courier New" w:hAnsi="Courier New" w:cs="Courier New" w:hint="default"/>
+        <w:rFonts w:hint="default" w:ascii="Courier New" w:hAnsi="Courier New" w:cs="Courier New"/>
       </w:rPr>
     </w:lvl>
     <w:lvl w:ilvl="2" w:tplc="240A0005" w:tentative="1">
@@ -16254,7 +16185,7 @@
         <w:ind w:left="2869" w:hanging="360"/>
       </w:pPr>
       <w:rPr>
-        <w:rFonts w:ascii="Wingdings" w:hAnsi="Wingdings" w:hint="default"/>
+        <w:rFonts w:hint="default" w:ascii="Wingdings" w:hAnsi="Wingdings"/>
       </w:rPr>
     </w:lvl>
     <w:lvl w:ilvl="3" w:tplc="240A0001" w:tentative="1">
@@ -16266,7 +16197,7 @@
         <w:ind w:left="3589" w:hanging="360"/>
       </w:pPr>
       <w:rPr>
-        <w:rFonts w:ascii="Symbol" w:hAnsi="Symbol" w:hint="default"/>
+        <w:rFonts w:hint="default" w:ascii="Symbol" w:hAnsi="Symbol"/>
       </w:rPr>
     </w:lvl>
     <w:lvl w:ilvl="4" w:tplc="240A0003" w:tentative="1">
@@ -16278,7 +16209,7 @@
         <w:ind w:left="4309" w:hanging="360"/>
       </w:pPr>
       <w:rPr>
-        <w:rFonts w:ascii="Courier New" w:hAnsi="Courier New" w:cs="Courier New" w:hint="default"/>
+        <w:rFonts w:hint="default" w:ascii="Courier New" w:hAnsi="Courier New" w:cs="Courier New"/>
       </w:rPr>
     </w:lvl>
     <w:lvl w:ilvl="5" w:tplc="240A0005" w:tentative="1">
@@ -16290,7 +16221,7 @@
         <w:ind w:left="5029" w:hanging="360"/>
       </w:pPr>
       <w:rPr>
-        <w:rFonts w:ascii="Wingdings" w:hAnsi="Wingdings" w:hint="default"/>
+        <w:rFonts w:hint="default" w:ascii="Wingdings" w:hAnsi="Wingdings"/>
       </w:rPr>
     </w:lvl>
     <w:lvl w:ilvl="6" w:tplc="240A0001" w:tentative="1">
@@ -16302,7 +16233,7 @@
         <w:ind w:left="5749" w:hanging="360"/>
       </w:pPr>
       <w:rPr>
-        <w:rFonts w:ascii="Symbol" w:hAnsi="Symbol" w:hint="default"/>
+        <w:rFonts w:hint="default" w:ascii="Symbol" w:hAnsi="Symbol"/>
       </w:rPr>
     </w:lvl>
     <w:lvl w:ilvl="7" w:tplc="240A0003" w:tentative="1">
@@ -16314,7 +16245,7 @@
         <w:ind w:left="6469" w:hanging="360"/>
       </w:pPr>
       <w:rPr>
-        <w:rFonts w:ascii="Courier New" w:hAnsi="Courier New" w:cs="Courier New" w:hint="default"/>
+        <w:rFonts w:hint="default" w:ascii="Courier New" w:hAnsi="Courier New" w:cs="Courier New"/>
       </w:rPr>
     </w:lvl>
     <w:lvl w:ilvl="8" w:tplc="240A0005" w:tentative="1">
@@ -16326,7 +16257,7 @@
         <w:ind w:left="7189" w:hanging="360"/>
       </w:pPr>
       <w:rPr>
-        <w:rFonts w:ascii="Wingdings" w:hAnsi="Wingdings" w:hint="default"/>
+        <w:rFonts w:hint="default" w:ascii="Wingdings" w:hAnsi="Wingdings"/>
       </w:rPr>
     </w:lvl>
   </w:abstractNum>
@@ -16355,7 +16286,7 @@
         <w:ind w:left="2149" w:hanging="360"/>
       </w:pPr>
       <w:rPr>
-        <w:rFonts w:ascii="Courier New" w:hAnsi="Courier New" w:cs="Courier New" w:hint="default"/>
+        <w:rFonts w:hint="default" w:ascii="Courier New" w:hAnsi="Courier New" w:cs="Courier New"/>
       </w:rPr>
     </w:lvl>
     <w:lvl w:ilvl="2" w:tplc="240A0005" w:tentative="1">
@@ -16367,7 +16298,7 @@
         <w:ind w:left="2869" w:hanging="360"/>
       </w:pPr>
       <w:rPr>
-        <w:rFonts w:ascii="Wingdings" w:hAnsi="Wingdings" w:hint="default"/>
+        <w:rFonts w:hint="default" w:ascii="Wingdings" w:hAnsi="Wingdings"/>
       </w:rPr>
     </w:lvl>
     <w:lvl w:ilvl="3" w:tplc="240A0001" w:tentative="1">
@@ -16379,7 +16310,7 @@
         <w:ind w:left="3589" w:hanging="360"/>
       </w:pPr>
       <w:rPr>
-        <w:rFonts w:ascii="Symbol" w:hAnsi="Symbol" w:hint="default"/>
+        <w:rFonts w:hint="default" w:ascii="Symbol" w:hAnsi="Symbol"/>
       </w:rPr>
     </w:lvl>
     <w:lvl w:ilvl="4" w:tplc="240A0003" w:tentative="1">
@@ -16391,7 +16322,7 @@
         <w:ind w:left="4309" w:hanging="360"/>
       </w:pPr>
       <w:rPr>
-        <w:rFonts w:ascii="Courier New" w:hAnsi="Courier New" w:cs="Courier New" w:hint="default"/>
+        <w:rFonts w:hint="default" w:ascii="Courier New" w:hAnsi="Courier New" w:cs="Courier New"/>
       </w:rPr>
     </w:lvl>
     <w:lvl w:ilvl="5" w:tplc="240A0005" w:tentative="1">
@@ -16403,7 +16334,7 @@
         <w:ind w:left="5029" w:hanging="360"/>
       </w:pPr>
       <w:rPr>
-        <w:rFonts w:ascii="Wingdings" w:hAnsi="Wingdings" w:hint="default"/>
+        <w:rFonts w:hint="default" w:ascii="Wingdings" w:hAnsi="Wingdings"/>
       </w:rPr>
     </w:lvl>
     <w:lvl w:ilvl="6" w:tplc="240A0001" w:tentative="1">
@@ -16415,7 +16346,7 @@
         <w:ind w:left="5749" w:hanging="360"/>
       </w:pPr>
       <w:rPr>
-        <w:rFonts w:ascii="Symbol" w:hAnsi="Symbol" w:hint="default"/>
+        <w:rFonts w:hint="default" w:ascii="Symbol" w:hAnsi="Symbol"/>
       </w:rPr>
     </w:lvl>
     <w:lvl w:ilvl="7" w:tplc="240A0003" w:tentative="1">
@@ -16427,7 +16358,7 @@
         <w:ind w:left="6469" w:hanging="360"/>
       </w:pPr>
       <w:rPr>
-        <w:rFonts w:ascii="Courier New" w:hAnsi="Courier New" w:cs="Courier New" w:hint="default"/>
+        <w:rFonts w:hint="default" w:ascii="Courier New" w:hAnsi="Courier New" w:cs="Courier New"/>
       </w:rPr>
     </w:lvl>
     <w:lvl w:ilvl="8" w:tplc="240A0005" w:tentative="1">
@@ -16439,7 +16370,7 @@
         <w:ind w:left="7189" w:hanging="360"/>
       </w:pPr>
       <w:rPr>
-        <w:rFonts w:ascii="Wingdings" w:hAnsi="Wingdings" w:hint="default"/>
+        <w:rFonts w:hint="default" w:ascii="Wingdings" w:hAnsi="Wingdings"/>
       </w:rPr>
     </w:lvl>
   </w:abstractNum>
@@ -16456,7 +16387,7 @@
         <w:ind w:left="1429" w:hanging="360"/>
       </w:pPr>
       <w:rPr>
-        <w:rFonts w:ascii="Symbol" w:hAnsi="Symbol" w:hint="default"/>
+        <w:rFonts w:hint="default" w:ascii="Symbol" w:hAnsi="Symbol"/>
       </w:rPr>
     </w:lvl>
     <w:lvl w:ilvl="1" w:tplc="240A0003" w:tentative="1">
@@ -16468,7 +16399,7 @@
         <w:ind w:left="2149" w:hanging="360"/>
       </w:pPr>
       <w:rPr>
-        <w:rFonts w:ascii="Courier New" w:hAnsi="Courier New" w:cs="Courier New" w:hint="default"/>
+        <w:rFonts w:hint="default" w:ascii="Courier New" w:hAnsi="Courier New" w:cs="Courier New"/>
       </w:rPr>
     </w:lvl>
     <w:lvl w:ilvl="2" w:tplc="240A0005" w:tentative="1">
@@ -16480,7 +16411,7 @@
         <w:ind w:left="2869" w:hanging="360"/>
       </w:pPr>
       <w:rPr>
-        <w:rFonts w:ascii="Wingdings" w:hAnsi="Wingdings" w:hint="default"/>
+        <w:rFonts w:hint="default" w:ascii="Wingdings" w:hAnsi="Wingdings"/>
       </w:rPr>
     </w:lvl>
     <w:lvl w:ilvl="3" w:tplc="240A0001" w:tentative="1">
@@ -16492,7 +16423,7 @@
         <w:ind w:left="3589" w:hanging="360"/>
       </w:pPr>
       <w:rPr>
-        <w:rFonts w:ascii="Symbol" w:hAnsi="Symbol" w:hint="default"/>
+        <w:rFonts w:hint="default" w:ascii="Symbol" w:hAnsi="Symbol"/>
       </w:rPr>
     </w:lvl>
     <w:lvl w:ilvl="4" w:tplc="240A0003" w:tentative="1">
@@ -16504,7 +16435,7 @@
         <w:ind w:left="4309" w:hanging="360"/>
       </w:pPr>
       <w:rPr>
-        <w:rFonts w:ascii="Courier New" w:hAnsi="Courier New" w:cs="Courier New" w:hint="default"/>
+        <w:rFonts w:hint="default" w:ascii="Courier New" w:hAnsi="Courier New" w:cs="Courier New"/>
       </w:rPr>
     </w:lvl>
     <w:lvl w:ilvl="5" w:tplc="240A0005" w:tentative="1">
@@ -16516,7 +16447,7 @@
         <w:ind w:left="5029" w:hanging="360"/>
       </w:pPr>
       <w:rPr>
-        <w:rFonts w:ascii="Wingdings" w:hAnsi="Wingdings" w:hint="default"/>
+        <w:rFonts w:hint="default" w:ascii="Wingdings" w:hAnsi="Wingdings"/>
       </w:rPr>
     </w:lvl>
     <w:lvl w:ilvl="6" w:tplc="240A0001" w:tentative="1">
@@ -16528,7 +16459,7 @@
         <w:ind w:left="5749" w:hanging="360"/>
       </w:pPr>
       <w:rPr>
-        <w:rFonts w:ascii="Symbol" w:hAnsi="Symbol" w:hint="default"/>
+        <w:rFonts w:hint="default" w:ascii="Symbol" w:hAnsi="Symbol"/>
       </w:rPr>
     </w:lvl>
     <w:lvl w:ilvl="7" w:tplc="240A0003" w:tentative="1">
@@ -16540,7 +16471,7 @@
         <w:ind w:left="6469" w:hanging="360"/>
       </w:pPr>
       <w:rPr>
-        <w:rFonts w:ascii="Courier New" w:hAnsi="Courier New" w:cs="Courier New" w:hint="default"/>
+        <w:rFonts w:hint="default" w:ascii="Courier New" w:hAnsi="Courier New" w:cs="Courier New"/>
       </w:rPr>
     </w:lvl>
     <w:lvl w:ilvl="8" w:tplc="240A0005" w:tentative="1">
@@ -16552,7 +16483,7 @@
         <w:ind w:left="7189" w:hanging="360"/>
       </w:pPr>
       <w:rPr>
-        <w:rFonts w:ascii="Wingdings" w:hAnsi="Wingdings" w:hint="default"/>
+        <w:rFonts w:hint="default" w:ascii="Wingdings" w:hAnsi="Wingdings"/>
       </w:rPr>
     </w:lvl>
   </w:abstractNum>
@@ -16569,7 +16500,7 @@
         <w:ind w:left="1429" w:hanging="360"/>
       </w:pPr>
       <w:rPr>
-        <w:rFonts w:ascii="Symbol" w:hAnsi="Symbol" w:hint="default"/>
+        <w:rFonts w:hint="default" w:ascii="Symbol" w:hAnsi="Symbol"/>
       </w:rPr>
     </w:lvl>
     <w:lvl w:ilvl="1" w:tplc="240A0003" w:tentative="1">
@@ -16581,7 +16512,7 @@
         <w:ind w:left="2149" w:hanging="360"/>
       </w:pPr>
       <w:rPr>
-        <w:rFonts w:ascii="Courier New" w:hAnsi="Courier New" w:cs="Courier New" w:hint="default"/>
+        <w:rFonts w:hint="default" w:ascii="Courier New" w:hAnsi="Courier New" w:cs="Courier New"/>
       </w:rPr>
     </w:lvl>
     <w:lvl w:ilvl="2" w:tplc="240A0005" w:tentative="1">
@@ -16593,7 +16524,7 @@
         <w:ind w:left="2869" w:hanging="360"/>
       </w:pPr>
       <w:rPr>
-        <w:rFonts w:ascii="Wingdings" w:hAnsi="Wingdings" w:hint="default"/>
+        <w:rFonts w:hint="default" w:ascii="Wingdings" w:hAnsi="Wingdings"/>
       </w:rPr>
     </w:lvl>
     <w:lvl w:ilvl="3" w:tplc="240A0001" w:tentative="1">
@@ -16605,7 +16536,7 @@
         <w:ind w:left="3589" w:hanging="360"/>
       </w:pPr>
       <w:rPr>
-        <w:rFonts w:ascii="Symbol" w:hAnsi="Symbol" w:hint="default"/>
+        <w:rFonts w:hint="default" w:ascii="Symbol" w:hAnsi="Symbol"/>
       </w:rPr>
     </w:lvl>
     <w:lvl w:ilvl="4" w:tplc="240A0003" w:tentative="1">
@@ -16617,7 +16548,7 @@
         <w:ind w:left="4309" w:hanging="360"/>
       </w:pPr>
       <w:rPr>
-        <w:rFonts w:ascii="Courier New" w:hAnsi="Courier New" w:cs="Courier New" w:hint="default"/>
+        <w:rFonts w:hint="default" w:ascii="Courier New" w:hAnsi="Courier New" w:cs="Courier New"/>
       </w:rPr>
     </w:lvl>
     <w:lvl w:ilvl="5" w:tplc="240A0005" w:tentative="1">
@@ -16629,7 +16560,7 @@
         <w:ind w:left="5029" w:hanging="360"/>
       </w:pPr>
       <w:rPr>
-        <w:rFonts w:ascii="Wingdings" w:hAnsi="Wingdings" w:hint="default"/>
+        <w:rFonts w:hint="default" w:ascii="Wingdings" w:hAnsi="Wingdings"/>
       </w:rPr>
     </w:lvl>
     <w:lvl w:ilvl="6" w:tplc="240A0001" w:tentative="1">
@@ -16641,7 +16572,7 @@
         <w:ind w:left="5749" w:hanging="360"/>
       </w:pPr>
       <w:rPr>
-        <w:rFonts w:ascii="Symbol" w:hAnsi="Symbol" w:hint="default"/>
+        <w:rFonts w:hint="default" w:ascii="Symbol" w:hAnsi="Symbol"/>
       </w:rPr>
     </w:lvl>
     <w:lvl w:ilvl="7" w:tplc="240A0003" w:tentative="1">
@@ -16653,7 +16584,7 @@
         <w:ind w:left="6469" w:hanging="360"/>
       </w:pPr>
       <w:rPr>
-        <w:rFonts w:ascii="Courier New" w:hAnsi="Courier New" w:cs="Courier New" w:hint="default"/>
+        <w:rFonts w:hint="default" w:ascii="Courier New" w:hAnsi="Courier New" w:cs="Courier New"/>
       </w:rPr>
     </w:lvl>
     <w:lvl w:ilvl="8" w:tplc="240A0005" w:tentative="1">
@@ -16665,7 +16596,7 @@
         <w:ind w:left="7189" w:hanging="360"/>
       </w:pPr>
       <w:rPr>
-        <w:rFonts w:ascii="Wingdings" w:hAnsi="Wingdings" w:hint="default"/>
+        <w:rFonts w:hint="default" w:ascii="Wingdings" w:hAnsi="Wingdings"/>
       </w:rPr>
     </w:lvl>
   </w:abstractNum>
@@ -16682,7 +16613,7 @@
         <w:ind w:left="1429" w:hanging="360"/>
       </w:pPr>
       <w:rPr>
-        <w:rFonts w:ascii="Courier New" w:hAnsi="Courier New" w:cs="Courier New" w:hint="default"/>
+        <w:rFonts w:hint="default" w:ascii="Courier New" w:hAnsi="Courier New" w:cs="Courier New"/>
       </w:rPr>
     </w:lvl>
     <w:lvl w:ilvl="1" w:tplc="240A0003" w:tentative="1">
@@ -16694,7 +16625,7 @@
         <w:ind w:left="2149" w:hanging="360"/>
       </w:pPr>
       <w:rPr>
-        <w:rFonts w:ascii="Courier New" w:hAnsi="Courier New" w:cs="Courier New" w:hint="default"/>
+        <w:rFonts w:hint="default" w:ascii="Courier New" w:hAnsi="Courier New" w:cs="Courier New"/>
       </w:rPr>
     </w:lvl>
     <w:lvl w:ilvl="2" w:tplc="240A0005" w:tentative="1">
@@ -16706,7 +16637,7 @@
         <w:ind w:left="2869" w:hanging="360"/>
       </w:pPr>
       <w:rPr>
-        <w:rFonts w:ascii="Wingdings" w:hAnsi="Wingdings" w:hint="default"/>
+        <w:rFonts w:hint="default" w:ascii="Wingdings" w:hAnsi="Wingdings"/>
       </w:rPr>
     </w:lvl>
     <w:lvl w:ilvl="3" w:tplc="240A0001" w:tentative="1">
@@ -16718,7 +16649,7 @@
         <w:ind w:left="3589" w:hanging="360"/>
       </w:pPr>
       <w:rPr>
-        <w:rFonts w:ascii="Symbol" w:hAnsi="Symbol" w:hint="default"/>
+        <w:rFonts w:hint="default" w:ascii="Symbol" w:hAnsi="Symbol"/>
       </w:rPr>
     </w:lvl>
     <w:lvl w:ilvl="4" w:tplc="240A0003" w:tentative="1">
@@ -16730,7 +16661,7 @@
         <w:ind w:left="4309" w:hanging="360"/>
       </w:pPr>
       <w:rPr>
-        <w:rFonts w:ascii="Courier New" w:hAnsi="Courier New" w:cs="Courier New" w:hint="default"/>
+        <w:rFonts w:hint="default" w:ascii="Courier New" w:hAnsi="Courier New" w:cs="Courier New"/>
       </w:rPr>
     </w:lvl>
     <w:lvl w:ilvl="5" w:tplc="240A0005" w:tentative="1">
@@ -16742,7 +16673,7 @@
         <w:ind w:left="5029" w:hanging="360"/>
       </w:pPr>
       <w:rPr>
-        <w:rFonts w:ascii="Wingdings" w:hAnsi="Wingdings" w:hint="default"/>
+        <w:rFonts w:hint="default" w:ascii="Wingdings" w:hAnsi="Wingdings"/>
       </w:rPr>
     </w:lvl>
     <w:lvl w:ilvl="6" w:tplc="240A0001" w:tentative="1">
@@ -16754,7 +16685,7 @@
         <w:ind w:left="5749" w:hanging="360"/>
       </w:pPr>
       <w:rPr>
-        <w:rFonts w:ascii="Symbol" w:hAnsi="Symbol" w:hint="default"/>
+        <w:rFonts w:hint="default" w:ascii="Symbol" w:hAnsi="Symbol"/>
       </w:rPr>
     </w:lvl>
     <w:lvl w:ilvl="7" w:tplc="240A0003" w:tentative="1">
@@ -16766,7 +16697,7 @@
         <w:ind w:left="6469" w:hanging="360"/>
       </w:pPr>
       <w:rPr>
-        <w:rFonts w:ascii="Courier New" w:hAnsi="Courier New" w:cs="Courier New" w:hint="default"/>
+        <w:rFonts w:hint="default" w:ascii="Courier New" w:hAnsi="Courier New" w:cs="Courier New"/>
       </w:rPr>
     </w:lvl>
     <w:lvl w:ilvl="8" w:tplc="240A0005" w:tentative="1">
@@ -16778,7 +16709,7 @@
         <w:ind w:left="7189" w:hanging="360"/>
       </w:pPr>
       <w:rPr>
-        <w:rFonts w:ascii="Wingdings" w:hAnsi="Wingdings" w:hint="default"/>
+        <w:rFonts w:hint="default" w:ascii="Wingdings" w:hAnsi="Wingdings"/>
       </w:rPr>
     </w:lvl>
   </w:abstractNum>
@@ -16796,7 +16727,7 @@
         <w:ind w:left="1429" w:hanging="360"/>
       </w:pPr>
       <w:rPr>
-        <w:rFonts w:ascii="Arial" w:hAnsi="Arial" w:hint="default"/>
+        <w:rFonts w:hint="default" w:ascii="Arial" w:hAnsi="Arial"/>
         <w:b/>
         <w:i w:val="0"/>
         <w:caps w:val="0"/>
@@ -16889,7 +16820,7 @@
         <w:ind w:left="720" w:hanging="360"/>
       </w:pPr>
       <w:rPr>
-        <w:rFonts w:ascii="Symbol" w:hAnsi="Symbol" w:hint="default"/>
+        <w:rFonts w:hint="default" w:ascii="Symbol" w:hAnsi="Symbol"/>
       </w:rPr>
     </w:lvl>
     <w:lvl w:ilvl="1" w:tplc="240A0003" w:tentative="1">
@@ -16901,7 +16832,7 @@
         <w:ind w:left="1440" w:hanging="360"/>
       </w:pPr>
       <w:rPr>
-        <w:rFonts w:ascii="Courier New" w:hAnsi="Courier New" w:cs="Courier New" w:hint="default"/>
+        <w:rFonts w:hint="default" w:ascii="Courier New" w:hAnsi="Courier New" w:cs="Courier New"/>
       </w:rPr>
     </w:lvl>
     <w:lvl w:ilvl="2" w:tplc="240A0005" w:tentative="1">
@@ -16913,7 +16844,7 @@
         <w:ind w:left="2160" w:hanging="360"/>
       </w:pPr>
       <w:rPr>
-        <w:rFonts w:ascii="Wingdings" w:hAnsi="Wingdings" w:hint="default"/>
+        <w:rFonts w:hint="default" w:ascii="Wingdings" w:hAnsi="Wingdings"/>
       </w:rPr>
     </w:lvl>
     <w:lvl w:ilvl="3" w:tplc="240A0001" w:tentative="1">
@@ -16925,7 +16856,7 @@
         <w:ind w:left="2880" w:hanging="360"/>
       </w:pPr>
       <w:rPr>
-        <w:rFonts w:ascii="Symbol" w:hAnsi="Symbol" w:hint="default"/>
+        <w:rFonts w:hint="default" w:ascii="Symbol" w:hAnsi="Symbol"/>
       </w:rPr>
     </w:lvl>
     <w:lvl w:ilvl="4" w:tplc="240A0003" w:tentative="1">
@@ -16937,7 +16868,7 @@
         <w:ind w:left="3600" w:hanging="360"/>
       </w:pPr>
       <w:rPr>
-        <w:rFonts w:ascii="Courier New" w:hAnsi="Courier New" w:cs="Courier New" w:hint="default"/>
+        <w:rFonts w:hint="default" w:ascii="Courier New" w:hAnsi="Courier New" w:cs="Courier New"/>
       </w:rPr>
     </w:lvl>
     <w:lvl w:ilvl="5" w:tplc="240A0005" w:tentative="1">
@@ -16949,7 +16880,7 @@
         <w:ind w:left="4320" w:hanging="360"/>
       </w:pPr>
       <w:rPr>
-        <w:rFonts w:ascii="Wingdings" w:hAnsi="Wingdings" w:hint="default"/>
+        <w:rFonts w:hint="default" w:ascii="Wingdings" w:hAnsi="Wingdings"/>
       </w:rPr>
     </w:lvl>
     <w:lvl w:ilvl="6" w:tplc="240A0001" w:tentative="1">
@@ -16961,7 +16892,7 @@
         <w:ind w:left="5040" w:hanging="360"/>
       </w:pPr>
       <w:rPr>
-        <w:rFonts w:ascii="Symbol" w:hAnsi="Symbol" w:hint="default"/>
+        <w:rFonts w:hint="default" w:ascii="Symbol" w:hAnsi="Symbol"/>
       </w:rPr>
     </w:lvl>
     <w:lvl w:ilvl="7" w:tplc="240A0003" w:tentative="1">
@@ -16973,7 +16904,7 @@
         <w:ind w:left="5760" w:hanging="360"/>
       </w:pPr>
       <w:rPr>
-        <w:rFonts w:ascii="Courier New" w:hAnsi="Courier New" w:cs="Courier New" w:hint="default"/>
+        <w:rFonts w:hint="default" w:ascii="Courier New" w:hAnsi="Courier New" w:cs="Courier New"/>
       </w:rPr>
     </w:lvl>
     <w:lvl w:ilvl="8" w:tplc="240A0005" w:tentative="1">
@@ -16985,7 +16916,7 @@
         <w:ind w:left="6480" w:hanging="360"/>
       </w:pPr>
       <w:rPr>
-        <w:rFonts w:ascii="Wingdings" w:hAnsi="Wingdings" w:hint="default"/>
+        <w:rFonts w:hint="default" w:ascii="Wingdings" w:hAnsi="Wingdings"/>
       </w:rPr>
     </w:lvl>
   </w:abstractNum>
@@ -17002,7 +16933,7 @@
         <w:ind w:left="1429" w:hanging="360"/>
       </w:pPr>
       <w:rPr>
-        <w:rFonts w:ascii="Symbol" w:hAnsi="Symbol" w:hint="default"/>
+        <w:rFonts w:hint="default" w:ascii="Symbol" w:hAnsi="Symbol"/>
         <w:b/>
         <w:bCs/>
       </w:rPr>
@@ -17016,7 +16947,7 @@
         <w:ind w:left="2149" w:hanging="360"/>
       </w:pPr>
       <w:rPr>
-        <w:rFonts w:ascii="Courier New" w:hAnsi="Courier New" w:cs="Courier New" w:hint="default"/>
+        <w:rFonts w:hint="default" w:ascii="Courier New" w:hAnsi="Courier New" w:cs="Courier New"/>
       </w:rPr>
     </w:lvl>
     <w:lvl w:ilvl="2" w:tplc="240A0005" w:tentative="1">
@@ -17028,7 +16959,7 @@
         <w:ind w:left="2869" w:hanging="360"/>
       </w:pPr>
       <w:rPr>
-        <w:rFonts w:ascii="Wingdings" w:hAnsi="Wingdings" w:hint="default"/>
+        <w:rFonts w:hint="default" w:ascii="Wingdings" w:hAnsi="Wingdings"/>
       </w:rPr>
     </w:lvl>
     <w:lvl w:ilvl="3" w:tplc="240A0001" w:tentative="1">
@@ -17040,7 +16971,7 @@
         <w:ind w:left="3589" w:hanging="360"/>
       </w:pPr>
       <w:rPr>
-        <w:rFonts w:ascii="Symbol" w:hAnsi="Symbol" w:hint="default"/>
+        <w:rFonts w:hint="default" w:ascii="Symbol" w:hAnsi="Symbol"/>
       </w:rPr>
     </w:lvl>
     <w:lvl w:ilvl="4" w:tplc="240A0003" w:tentative="1">
@@ -17052,7 +16983,7 @@
         <w:ind w:left="4309" w:hanging="360"/>
       </w:pPr>
       <w:rPr>
-        <w:rFonts w:ascii="Courier New" w:hAnsi="Courier New" w:cs="Courier New" w:hint="default"/>
+        <w:rFonts w:hint="default" w:ascii="Courier New" w:hAnsi="Courier New" w:cs="Courier New"/>
       </w:rPr>
     </w:lvl>
     <w:lvl w:ilvl="5" w:tplc="240A0005" w:tentative="1">
@@ -17064,7 +16995,7 @@
         <w:ind w:left="5029" w:hanging="360"/>
       </w:pPr>
       <w:rPr>
-        <w:rFonts w:ascii="Wingdings" w:hAnsi="Wingdings" w:hint="default"/>
+        <w:rFonts w:hint="default" w:ascii="Wingdings" w:hAnsi="Wingdings"/>
       </w:rPr>
     </w:lvl>
     <w:lvl w:ilvl="6" w:tplc="240A0001" w:tentative="1">
@@ -17076,7 +17007,7 @@
         <w:ind w:left="5749" w:hanging="360"/>
       </w:pPr>
       <w:rPr>
-        <w:rFonts w:ascii="Symbol" w:hAnsi="Symbol" w:hint="default"/>
+        <w:rFonts w:hint="default" w:ascii="Symbol" w:hAnsi="Symbol"/>
       </w:rPr>
     </w:lvl>
     <w:lvl w:ilvl="7" w:tplc="240A0003" w:tentative="1">
@@ -17088,7 +17019,7 @@
         <w:ind w:left="6469" w:hanging="360"/>
       </w:pPr>
       <w:rPr>
-        <w:rFonts w:ascii="Courier New" w:hAnsi="Courier New" w:cs="Courier New" w:hint="default"/>
+        <w:rFonts w:hint="default" w:ascii="Courier New" w:hAnsi="Courier New" w:cs="Courier New"/>
       </w:rPr>
     </w:lvl>
     <w:lvl w:ilvl="8" w:tplc="240A0005" w:tentative="1">
@@ -17100,7 +17031,7 @@
         <w:ind w:left="7189" w:hanging="360"/>
       </w:pPr>
       <w:rPr>
-        <w:rFonts w:ascii="Wingdings" w:hAnsi="Wingdings" w:hint="default"/>
+        <w:rFonts w:hint="default" w:ascii="Wingdings" w:hAnsi="Wingdings"/>
       </w:rPr>
     </w:lvl>
   </w:abstractNum>
@@ -17117,7 +17048,7 @@
         <w:ind w:left="1429" w:hanging="360"/>
       </w:pPr>
       <w:rPr>
-        <w:rFonts w:ascii="Symbol" w:hAnsi="Symbol" w:hint="default"/>
+        <w:rFonts w:hint="default" w:ascii="Symbol" w:hAnsi="Symbol"/>
       </w:rPr>
     </w:lvl>
     <w:lvl w:ilvl="1" w:tplc="240A0003" w:tentative="1">
@@ -17129,7 +17060,7 @@
         <w:ind w:left="2149" w:hanging="360"/>
       </w:pPr>
       <w:rPr>
-        <w:rFonts w:ascii="Courier New" w:hAnsi="Courier New" w:cs="Courier New" w:hint="default"/>
+        <w:rFonts w:hint="default" w:ascii="Courier New" w:hAnsi="Courier New" w:cs="Courier New"/>
       </w:rPr>
     </w:lvl>
     <w:lvl w:ilvl="2" w:tplc="240A0005" w:tentative="1">
@@ -17141,7 +17072,7 @@
         <w:ind w:left="2869" w:hanging="360"/>
       </w:pPr>
       <w:rPr>
-        <w:rFonts w:ascii="Wingdings" w:hAnsi="Wingdings" w:hint="default"/>
+        <w:rFonts w:hint="default" w:ascii="Wingdings" w:hAnsi="Wingdings"/>
       </w:rPr>
     </w:lvl>
     <w:lvl w:ilvl="3" w:tplc="240A0001" w:tentative="1">
@@ -17153,7 +17084,7 @@
         <w:ind w:left="3589" w:hanging="360"/>
       </w:pPr>
       <w:rPr>
-        <w:rFonts w:ascii="Symbol" w:hAnsi="Symbol" w:hint="default"/>
+        <w:rFonts w:hint="default" w:ascii="Symbol" w:hAnsi="Symbol"/>
       </w:rPr>
     </w:lvl>
     <w:lvl w:ilvl="4" w:tplc="240A0003" w:tentative="1">
@@ -17165,7 +17096,7 @@
         <w:ind w:left="4309" w:hanging="360"/>
       </w:pPr>
       <w:rPr>
-        <w:rFonts w:ascii="Courier New" w:hAnsi="Courier New" w:cs="Courier New" w:hint="default"/>
+        <w:rFonts w:hint="default" w:ascii="Courier New" w:hAnsi="Courier New" w:cs="Courier New"/>
       </w:rPr>
     </w:lvl>
     <w:lvl w:ilvl="5" w:tplc="240A0005" w:tentative="1">
@@ -17177,7 +17108,7 @@
         <w:ind w:left="5029" w:hanging="360"/>
       </w:pPr>
       <w:rPr>
-        <w:rFonts w:ascii="Wingdings" w:hAnsi="Wingdings" w:hint="default"/>
+        <w:rFonts w:hint="default" w:ascii="Wingdings" w:hAnsi="Wingdings"/>
       </w:rPr>
     </w:lvl>
     <w:lvl w:ilvl="6" w:tplc="240A0001" w:tentative="1">
@@ -17189,7 +17120,7 @@
         <w:ind w:left="5749" w:hanging="360"/>
       </w:pPr>
       <w:rPr>
-        <w:rFonts w:ascii="Symbol" w:hAnsi="Symbol" w:hint="default"/>
+        <w:rFonts w:hint="default" w:ascii="Symbol" w:hAnsi="Symbol"/>
       </w:rPr>
     </w:lvl>
     <w:lvl w:ilvl="7" w:tplc="240A0003" w:tentative="1">
@@ -17201,7 +17132,7 @@
         <w:ind w:left="6469" w:hanging="360"/>
       </w:pPr>
       <w:rPr>
-        <w:rFonts w:ascii="Courier New" w:hAnsi="Courier New" w:cs="Courier New" w:hint="default"/>
+        <w:rFonts w:hint="default" w:ascii="Courier New" w:hAnsi="Courier New" w:cs="Courier New"/>
       </w:rPr>
     </w:lvl>
     <w:lvl w:ilvl="8" w:tplc="240A0005" w:tentative="1">
@@ -17213,7 +17144,7 @@
         <w:ind w:left="7189" w:hanging="360"/>
       </w:pPr>
       <w:rPr>
-        <w:rFonts w:ascii="Wingdings" w:hAnsi="Wingdings" w:hint="default"/>
+        <w:rFonts w:hint="default" w:ascii="Wingdings" w:hAnsi="Wingdings"/>
       </w:rPr>
     </w:lvl>
   </w:abstractNum>
@@ -17230,7 +17161,7 @@
         <w:ind w:left="1429" w:hanging="360"/>
       </w:pPr>
       <w:rPr>
-        <w:rFonts w:ascii="Symbol" w:hAnsi="Symbol" w:hint="default"/>
+        <w:rFonts w:hint="default" w:ascii="Symbol" w:hAnsi="Symbol"/>
       </w:rPr>
     </w:lvl>
     <w:lvl w:ilvl="1" w:tplc="240A0003" w:tentative="1">
@@ -17242,7 +17173,7 @@
         <w:ind w:left="2149" w:hanging="360"/>
       </w:pPr>
       <w:rPr>
-        <w:rFonts w:ascii="Courier New" w:hAnsi="Courier New" w:cs="Courier New" w:hint="default"/>
+        <w:rFonts w:hint="default" w:ascii="Courier New" w:hAnsi="Courier New" w:cs="Courier New"/>
       </w:rPr>
     </w:lvl>
     <w:lvl w:ilvl="2" w:tplc="240A0005" w:tentative="1">
@@ -17254,7 +17185,7 @@
         <w:ind w:left="2869" w:hanging="360"/>
       </w:pPr>
       <w:rPr>
-        <w:rFonts w:ascii="Wingdings" w:hAnsi="Wingdings" w:hint="default"/>
+        <w:rFonts w:hint="default" w:ascii="Wingdings" w:hAnsi="Wingdings"/>
       </w:rPr>
     </w:lvl>
     <w:lvl w:ilvl="3" w:tplc="240A0001" w:tentative="1">
@@ -17266,7 +17197,7 @@
         <w:ind w:left="3589" w:hanging="360"/>
       </w:pPr>
       <w:rPr>
-        <w:rFonts w:ascii="Symbol" w:hAnsi="Symbol" w:hint="default"/>
+        <w:rFonts w:hint="default" w:ascii="Symbol" w:hAnsi="Symbol"/>
       </w:rPr>
     </w:lvl>
     <w:lvl w:ilvl="4" w:tplc="240A0003" w:tentative="1">
@@ -17278,7 +17209,7 @@
         <w:ind w:left="4309" w:hanging="360"/>
       </w:pPr>
       <w:rPr>
-        <w:rFonts w:ascii="Courier New" w:hAnsi="Courier New" w:cs="Courier New" w:hint="default"/>
+        <w:rFonts w:hint="default" w:ascii="Courier New" w:hAnsi="Courier New" w:cs="Courier New"/>
       </w:rPr>
     </w:lvl>
     <w:lvl w:ilvl="5" w:tplc="240A0005" w:tentative="1">
@@ -17290,7 +17221,7 @@
         <w:ind w:left="5029" w:hanging="360"/>
       </w:pPr>
       <w:rPr>
-        <w:rFonts w:ascii="Wingdings" w:hAnsi="Wingdings" w:hint="default"/>
+        <w:rFonts w:hint="default" w:ascii="Wingdings" w:hAnsi="Wingdings"/>
       </w:rPr>
     </w:lvl>
     <w:lvl w:ilvl="6" w:tplc="240A0001" w:tentative="1">
@@ -17302,7 +17233,7 @@
         <w:ind w:left="5749" w:hanging="360"/>
       </w:pPr>
       <w:rPr>
-        <w:rFonts w:ascii="Symbol" w:hAnsi="Symbol" w:hint="default"/>
+        <w:rFonts w:hint="default" w:ascii="Symbol" w:hAnsi="Symbol"/>
       </w:rPr>
     </w:lvl>
     <w:lvl w:ilvl="7" w:tplc="240A0003" w:tentative="1">
@@ -17314,7 +17245,7 @@
         <w:ind w:left="6469" w:hanging="360"/>
       </w:pPr>
       <w:rPr>
-        <w:rFonts w:ascii="Courier New" w:hAnsi="Courier New" w:cs="Courier New" w:hint="default"/>
+        <w:rFonts w:hint="default" w:ascii="Courier New" w:hAnsi="Courier New" w:cs="Courier New"/>
       </w:rPr>
     </w:lvl>
     <w:lvl w:ilvl="8" w:tplc="240A0005" w:tentative="1">
@@ -17326,7 +17257,7 @@
         <w:ind w:left="7189" w:hanging="360"/>
       </w:pPr>
       <w:rPr>
-        <w:rFonts w:ascii="Wingdings" w:hAnsi="Wingdings" w:hint="default"/>
+        <w:rFonts w:hint="default" w:ascii="Wingdings" w:hAnsi="Wingdings"/>
       </w:rPr>
     </w:lvl>
   </w:abstractNum>
@@ -17433,7 +17364,7 @@
         <w:ind w:left="1429" w:hanging="360"/>
       </w:pPr>
       <w:rPr>
-        <w:rFonts w:ascii="Symbol" w:hAnsi="Symbol" w:hint="default"/>
+        <w:rFonts w:hint="default" w:ascii="Symbol" w:hAnsi="Symbol"/>
       </w:rPr>
     </w:lvl>
     <w:lvl w:ilvl="1" w:tplc="240A0003" w:tentative="1">
@@ -17445,7 +17376,7 @@
         <w:ind w:left="2149" w:hanging="360"/>
       </w:pPr>
       <w:rPr>
-        <w:rFonts w:ascii="Courier New" w:hAnsi="Courier New" w:cs="Courier New" w:hint="default"/>
+        <w:rFonts w:hint="default" w:ascii="Courier New" w:hAnsi="Courier New" w:cs="Courier New"/>
       </w:rPr>
     </w:lvl>
     <w:lvl w:ilvl="2" w:tplc="240A0005" w:tentative="1">
@@ -17457,7 +17388,7 @@
         <w:ind w:left="2869" w:hanging="360"/>
       </w:pPr>
       <w:rPr>
-        <w:rFonts w:ascii="Wingdings" w:hAnsi="Wingdings" w:hint="default"/>
+        <w:rFonts w:hint="default" w:ascii="Wingdings" w:hAnsi="Wingdings"/>
       </w:rPr>
     </w:lvl>
     <w:lvl w:ilvl="3" w:tplc="240A0001" w:tentative="1">
@@ -17469,7 +17400,7 @@
         <w:ind w:left="3589" w:hanging="360"/>
       </w:pPr>
       <w:rPr>
-        <w:rFonts w:ascii="Symbol" w:hAnsi="Symbol" w:hint="default"/>
+        <w:rFonts w:hint="default" w:ascii="Symbol" w:hAnsi="Symbol"/>
       </w:rPr>
     </w:lvl>
     <w:lvl w:ilvl="4" w:tplc="240A0003" w:tentative="1">
@@ -17481,7 +17412,7 @@
         <w:ind w:left="4309" w:hanging="360"/>
       </w:pPr>
       <w:rPr>
-        <w:rFonts w:ascii="Courier New" w:hAnsi="Courier New" w:cs="Courier New" w:hint="default"/>
+        <w:rFonts w:hint="default" w:ascii="Courier New" w:hAnsi="Courier New" w:cs="Courier New"/>
       </w:rPr>
     </w:lvl>
     <w:lvl w:ilvl="5" w:tplc="240A0005" w:tentative="1">
@@ -17493,7 +17424,7 @@
         <w:ind w:left="5029" w:hanging="360"/>
       </w:pPr>
       <w:rPr>
-        <w:rFonts w:ascii="Wingdings" w:hAnsi="Wingdings" w:hint="default"/>
+        <w:rFonts w:hint="default" w:ascii="Wingdings" w:hAnsi="Wingdings"/>
       </w:rPr>
     </w:lvl>
     <w:lvl w:ilvl="6" w:tplc="240A0001" w:tentative="1">
@@ -17505,7 +17436,7 @@
         <w:ind w:left="5749" w:hanging="360"/>
       </w:pPr>
       <w:rPr>
-        <w:rFonts w:ascii="Symbol" w:hAnsi="Symbol" w:hint="default"/>
+        <w:rFonts w:hint="default" w:ascii="Symbol" w:hAnsi="Symbol"/>
       </w:rPr>
     </w:lvl>
     <w:lvl w:ilvl="7" w:tplc="240A0003" w:tentative="1">
@@ -17517,7 +17448,7 @@
         <w:ind w:left="6469" w:hanging="360"/>
       </w:pPr>
       <w:rPr>
-        <w:rFonts w:ascii="Courier New" w:hAnsi="Courier New" w:cs="Courier New" w:hint="default"/>
+        <w:rFonts w:hint="default" w:ascii="Courier New" w:hAnsi="Courier New" w:cs="Courier New"/>
       </w:rPr>
     </w:lvl>
     <w:lvl w:ilvl="8" w:tplc="240A0005" w:tentative="1">
@@ -17529,7 +17460,7 @@
         <w:ind w:left="7189" w:hanging="360"/>
       </w:pPr>
       <w:rPr>
-        <w:rFonts w:ascii="Wingdings" w:hAnsi="Wingdings" w:hint="default"/>
+        <w:rFonts w:hint="default" w:ascii="Wingdings" w:hAnsi="Wingdings"/>
       </w:rPr>
     </w:lvl>
   </w:abstractNum>
@@ -17547,7 +17478,7 @@
         <w:ind w:left="360" w:hanging="360"/>
       </w:pPr>
       <w:rPr>
-        <w:rFonts w:ascii="Arial" w:hAnsi="Arial" w:hint="default"/>
+        <w:rFonts w:hint="default" w:ascii="Arial" w:hAnsi="Arial"/>
         <w:b/>
         <w:i w:val="0"/>
         <w:sz w:val="24"/>
@@ -17729,7 +17660,7 @@
         <w:ind w:left="1429" w:hanging="360"/>
       </w:pPr>
       <w:rPr>
-        <w:rFonts w:ascii="Symbol" w:hAnsi="Symbol" w:hint="default"/>
+        <w:rFonts w:hint="default" w:ascii="Symbol" w:hAnsi="Symbol"/>
       </w:rPr>
     </w:lvl>
     <w:lvl w:ilvl="1" w:tplc="240A0003" w:tentative="1">
@@ -17741,7 +17672,7 @@
         <w:ind w:left="2149" w:hanging="360"/>
       </w:pPr>
       <w:rPr>
-        <w:rFonts w:ascii="Courier New" w:hAnsi="Courier New" w:cs="Courier New" w:hint="default"/>
+        <w:rFonts w:hint="default" w:ascii="Courier New" w:hAnsi="Courier New" w:cs="Courier New"/>
       </w:rPr>
     </w:lvl>
     <w:lvl w:ilvl="2" w:tplc="240A0005" w:tentative="1">
@@ -17753,7 +17684,7 @@
         <w:ind w:left="2869" w:hanging="360"/>
       </w:pPr>
       <w:rPr>
-        <w:rFonts w:ascii="Wingdings" w:hAnsi="Wingdings" w:hint="default"/>
+        <w:rFonts w:hint="default" w:ascii="Wingdings" w:hAnsi="Wingdings"/>
       </w:rPr>
     </w:lvl>
     <w:lvl w:ilvl="3" w:tplc="240A0001" w:tentative="1">
@@ -17765,7 +17696,7 @@
         <w:ind w:left="3589" w:hanging="360"/>
       </w:pPr>
       <w:rPr>
-        <w:rFonts w:ascii="Symbol" w:hAnsi="Symbol" w:hint="default"/>
+        <w:rFonts w:hint="default" w:ascii="Symbol" w:hAnsi="Symbol"/>
       </w:rPr>
     </w:lvl>
     <w:lvl w:ilvl="4" w:tplc="240A0003" w:tentative="1">
@@ -17777,7 +17708,7 @@
         <w:ind w:left="4309" w:hanging="360"/>
       </w:pPr>
       <w:rPr>
-        <w:rFonts w:ascii="Courier New" w:hAnsi="Courier New" w:cs="Courier New" w:hint="default"/>
+        <w:rFonts w:hint="default" w:ascii="Courier New" w:hAnsi="Courier New" w:cs="Courier New"/>
       </w:rPr>
     </w:lvl>
     <w:lvl w:ilvl="5" w:tplc="240A0005" w:tentative="1">
@@ -17789,7 +17720,7 @@
         <w:ind w:left="5029" w:hanging="360"/>
       </w:pPr>
       <w:rPr>
-        <w:rFonts w:ascii="Wingdings" w:hAnsi="Wingdings" w:hint="default"/>
+        <w:rFonts w:hint="default" w:ascii="Wingdings" w:hAnsi="Wingdings"/>
       </w:rPr>
     </w:lvl>
     <w:lvl w:ilvl="6" w:tplc="240A0001" w:tentative="1">
@@ -17801,7 +17732,7 @@
         <w:ind w:left="5749" w:hanging="360"/>
       </w:pPr>
       <w:rPr>
-        <w:rFonts w:ascii="Symbol" w:hAnsi="Symbol" w:hint="default"/>
+        <w:rFonts w:hint="default" w:ascii="Symbol" w:hAnsi="Symbol"/>
       </w:rPr>
     </w:lvl>
     <w:lvl w:ilvl="7" w:tplc="240A0003" w:tentative="1">
@@ -17813,7 +17744,7 @@
         <w:ind w:left="6469" w:hanging="360"/>
       </w:pPr>
       <w:rPr>
-        <w:rFonts w:ascii="Courier New" w:hAnsi="Courier New" w:cs="Courier New" w:hint="default"/>
+        <w:rFonts w:hint="default" w:ascii="Courier New" w:hAnsi="Courier New" w:cs="Courier New"/>
       </w:rPr>
     </w:lvl>
     <w:lvl w:ilvl="8" w:tplc="240A0005" w:tentative="1">
@@ -17825,7 +17756,7 @@
         <w:ind w:left="7189" w:hanging="360"/>
       </w:pPr>
       <w:rPr>
-        <w:rFonts w:ascii="Wingdings" w:hAnsi="Wingdings" w:hint="default"/>
+        <w:rFonts w:hint="default" w:ascii="Wingdings" w:hAnsi="Wingdings"/>
       </w:rPr>
     </w:lvl>
   </w:abstractNum>
@@ -18283,11 +18214,11 @@
 </file>
 
 <file path=word/styles.xml><?xml version="1.0" encoding="utf-8"?>
-<w:styles xmlns:mc="http://schemas.openxmlformats.org/markup-compatibility/2006" xmlns:r="http://schemas.openxmlformats.org/officeDocument/2006/relationships" xmlns:w="http://schemas.openxmlformats.org/wordprocessingml/2006/main" xmlns:w14="http://schemas.microsoft.com/office/word/2010/wordml" xmlns:w15="http://schemas.microsoft.com/office/word/2012/wordml" xmlns:w16cex="http://schemas.microsoft.com/office/word/2018/wordml/cex" xmlns:w16cid="http://schemas.microsoft.com/office/word/2016/wordml/cid" xmlns:w16="http://schemas.microsoft.com/office/word/2018/wordml" xmlns:w16sdtdh="http://schemas.microsoft.com/office/word/2020/wordml/sdtdatahash" xmlns:w16se="http://schemas.microsoft.com/office/word/2015/wordml/symex" mc:Ignorable="w14 w15 w16se w16cid w16 w16cex w16sdtdh">
+<w:styles xmlns:wp14="http://schemas.microsoft.com/office/word/2010/wordprocessingDrawing" xmlns:mc="http://schemas.openxmlformats.org/markup-compatibility/2006" xmlns:r="http://schemas.openxmlformats.org/officeDocument/2006/relationships" xmlns:w="http://schemas.openxmlformats.org/wordprocessingml/2006/main" xmlns:w14="http://schemas.microsoft.com/office/word/2010/wordml" xmlns:w15="http://schemas.microsoft.com/office/word/2012/wordml" xmlns:w16cex="http://schemas.microsoft.com/office/word/2018/wordml/cex" xmlns:w16cid="http://schemas.microsoft.com/office/word/2016/wordml/cid" xmlns:w16="http://schemas.microsoft.com/office/word/2018/wordml" xmlns:w16sdtdh="http://schemas.microsoft.com/office/word/2020/wordml/sdtdatahash" xmlns:w16se="http://schemas.microsoft.com/office/word/2015/wordml/symex" mc:Ignorable="w14 w15 w16se w16cid w16 w16cex w16sdtdh wp14">
   <w:docDefaults>
     <w:rPrDefault>
       <w:rPr>
-        <w:rFonts w:ascii="Calibri" w:eastAsia="Calibri" w:hAnsi="Calibri" w:cs="Times New Roman"/>
+        <w:rFonts w:ascii="Calibri" w:hAnsi="Calibri" w:eastAsia="Calibri" w:cs="Times New Roman"/>
         <w:lang w:val="es-CO" w:eastAsia="es-CO" w:bidi="ar-SA"/>
       </w:rPr>
     </w:rPrDefault>
@@ -18296,14 +18227,14 @@
   <w:latentStyles w:defLockedState="0" w:defUIPriority="99" w:defSemiHidden="0" w:defUnhideWhenUsed="0" w:defQFormat="0" w:count="376">
     <w:lsdException w:name="Normal" w:uiPriority="0" w:qFormat="1"/>
     <w:lsdException w:name="heading 1" w:uiPriority="9" w:qFormat="1"/>
-    <w:lsdException w:name="heading 2" w:semiHidden="1" w:uiPriority="9" w:unhideWhenUsed="1" w:qFormat="1"/>
-    <w:lsdException w:name="heading 3" w:semiHidden="1" w:uiPriority="9" w:unhideWhenUsed="1" w:qFormat="1"/>
-    <w:lsdException w:name="heading 4" w:semiHidden="1" w:uiPriority="9" w:unhideWhenUsed="1" w:qFormat="1"/>
-    <w:lsdException w:name="heading 5" w:semiHidden="1" w:uiPriority="9" w:unhideWhenUsed="1" w:qFormat="1"/>
-    <w:lsdException w:name="heading 6" w:semiHidden="1" w:uiPriority="9" w:unhideWhenUsed="1"/>
-    <w:lsdException w:name="heading 7" w:semiHidden="1" w:uiPriority="9" w:unhideWhenUsed="1" w:qFormat="1"/>
-    <w:lsdException w:name="heading 8" w:semiHidden="1" w:uiPriority="9" w:unhideWhenUsed="1" w:qFormat="1"/>
-    <w:lsdException w:name="heading 9" w:semiHidden="1" w:uiPriority="9" w:unhideWhenUsed="1" w:qFormat="1"/>
+    <w:lsdException w:name="heading 2" w:uiPriority="9" w:semiHidden="1" w:unhideWhenUsed="1" w:qFormat="1"/>
+    <w:lsdException w:name="heading 3" w:uiPriority="9" w:semiHidden="1" w:unhideWhenUsed="1" w:qFormat="1"/>
+    <w:lsdException w:name="heading 4" w:uiPriority="9" w:semiHidden="1" w:unhideWhenUsed="1" w:qFormat="1"/>
+    <w:lsdException w:name="heading 5" w:uiPriority="9" w:semiHidden="1" w:unhideWhenUsed="1" w:qFormat="1"/>
+    <w:lsdException w:name="heading 6" w:uiPriority="9" w:semiHidden="1" w:unhideWhenUsed="1"/>
+    <w:lsdException w:name="heading 7" w:uiPriority="9" w:semiHidden="1" w:unhideWhenUsed="1" w:qFormat="1"/>
+    <w:lsdException w:name="heading 8" w:uiPriority="9" w:semiHidden="1" w:unhideWhenUsed="1" w:qFormat="1"/>
+    <w:lsdException w:name="heading 9" w:uiPriority="9" w:semiHidden="1" w:unhideWhenUsed="1" w:qFormat="1"/>
     <w:lsdException w:name="index 1" w:semiHidden="1" w:unhideWhenUsed="1"/>
     <w:lsdException w:name="index 2" w:semiHidden="1" w:unhideWhenUsed="1"/>
     <w:lsdException w:name="index 3" w:semiHidden="1" w:unhideWhenUsed="1"/>
@@ -18313,22 +18244,22 @@
     <w:lsdException w:name="index 7" w:semiHidden="1" w:unhideWhenUsed="1"/>
     <w:lsdException w:name="index 8" w:semiHidden="1" w:unhideWhenUsed="1"/>
     <w:lsdException w:name="index 9" w:semiHidden="1" w:unhideWhenUsed="1"/>
-    <w:lsdException w:name="toc 1" w:semiHidden="1" w:uiPriority="39" w:unhideWhenUsed="1"/>
-    <w:lsdException w:name="toc 2" w:semiHidden="1" w:uiPriority="39" w:unhideWhenUsed="1"/>
-    <w:lsdException w:name="toc 3" w:semiHidden="1" w:uiPriority="39" w:unhideWhenUsed="1"/>
-    <w:lsdException w:name="toc 4" w:semiHidden="1" w:uiPriority="39" w:unhideWhenUsed="1"/>
-    <w:lsdException w:name="toc 5" w:semiHidden="1" w:uiPriority="39" w:unhideWhenUsed="1"/>
-    <w:lsdException w:name="toc 6" w:semiHidden="1" w:uiPriority="39" w:unhideWhenUsed="1"/>
-    <w:lsdException w:name="toc 7" w:semiHidden="1" w:uiPriority="39" w:unhideWhenUsed="1"/>
-    <w:lsdException w:name="toc 8" w:semiHidden="1" w:uiPriority="39" w:unhideWhenUsed="1"/>
-    <w:lsdException w:name="toc 9" w:semiHidden="1" w:uiPriority="39" w:unhideWhenUsed="1"/>
+    <w:lsdException w:name="toc 1" w:uiPriority="39" w:semiHidden="1" w:unhideWhenUsed="1"/>
+    <w:lsdException w:name="toc 2" w:uiPriority="39" w:semiHidden="1" w:unhideWhenUsed="1"/>
+    <w:lsdException w:name="toc 3" w:uiPriority="39" w:semiHidden="1" w:unhideWhenUsed="1"/>
+    <w:lsdException w:name="toc 4" w:uiPriority="39" w:semiHidden="1" w:unhideWhenUsed="1"/>
+    <w:lsdException w:name="toc 5" w:uiPriority="39" w:semiHidden="1" w:unhideWhenUsed="1"/>
+    <w:lsdException w:name="toc 6" w:uiPriority="39" w:semiHidden="1" w:unhideWhenUsed="1"/>
+    <w:lsdException w:name="toc 7" w:uiPriority="39" w:semiHidden="1" w:unhideWhenUsed="1"/>
+    <w:lsdException w:name="toc 8" w:uiPriority="39" w:semiHidden="1" w:unhideWhenUsed="1"/>
+    <w:lsdException w:name="toc 9" w:uiPriority="39" w:semiHidden="1" w:unhideWhenUsed="1"/>
     <w:lsdException w:name="Normal Indent" w:semiHidden="1" w:unhideWhenUsed="1"/>
     <w:lsdException w:name="footnote text" w:semiHidden="1" w:unhideWhenUsed="1"/>
     <w:lsdException w:name="annotation text" w:semiHidden="1" w:unhideWhenUsed="1"/>
     <w:lsdException w:name="header" w:semiHidden="1" w:unhideWhenUsed="1"/>
     <w:lsdException w:name="footer" w:semiHidden="1" w:unhideWhenUsed="1"/>
     <w:lsdException w:name="index heading" w:semiHidden="1" w:unhideWhenUsed="1"/>
-    <w:lsdException w:name="caption" w:semiHidden="1" w:uiPriority="35" w:unhideWhenUsed="1" w:qFormat="1"/>
+    <w:lsdException w:name="caption" w:uiPriority="35" w:semiHidden="1" w:unhideWhenUsed="1" w:qFormat="1"/>
     <w:lsdException w:name="table of figures" w:semiHidden="1" w:unhideWhenUsed="1"/>
     <w:lsdException w:name="envelope address" w:semiHidden="1" w:unhideWhenUsed="1"/>
     <w:lsdException w:name="envelope return" w:semiHidden="1" w:unhideWhenUsed="1"/>
@@ -18359,7 +18290,7 @@
     <w:lsdException w:name="Title" w:uiPriority="10" w:qFormat="1"/>
     <w:lsdException w:name="Closing" w:semiHidden="1" w:unhideWhenUsed="1"/>
     <w:lsdException w:name="Signature" w:semiHidden="1" w:unhideWhenUsed="1"/>
-    <w:lsdException w:name="Default Paragraph Font" w:semiHidden="1" w:uiPriority="1" w:unhideWhenUsed="1"/>
+    <w:lsdException w:name="Default Paragraph Font" w:uiPriority="1" w:semiHidden="1" w:unhideWhenUsed="1"/>
     <w:lsdException w:name="Body Text" w:semiHidden="1" w:unhideWhenUsed="1"/>
     <w:lsdException w:name="Body Text Indent" w:semiHidden="1" w:unhideWhenUsed="1"/>
     <w:lsdException w:name="List Continue" w:semiHidden="1" w:unhideWhenUsed="1"/>
@@ -18559,8 +18490,8 @@
     <w:lsdException w:name="Subtle Reference" w:uiPriority="31" w:qFormat="1"/>
     <w:lsdException w:name="Intense Reference" w:uiPriority="32" w:qFormat="1"/>
     <w:lsdException w:name="Book Title" w:uiPriority="33" w:qFormat="1"/>
-    <w:lsdException w:name="Bibliography" w:semiHidden="1" w:uiPriority="37" w:unhideWhenUsed="1"/>
-    <w:lsdException w:name="TOC Heading" w:semiHidden="1" w:uiPriority="39" w:unhideWhenUsed="1" w:qFormat="1"/>
+    <w:lsdException w:name="Bibliography" w:uiPriority="37" w:semiHidden="1" w:unhideWhenUsed="1"/>
+    <w:lsdException w:name="TOC Heading" w:uiPriority="39" w:semiHidden="1" w:unhideWhenUsed="1" w:qFormat="1"/>
     <w:lsdException w:name="Plain Table 1" w:uiPriority="41"/>
     <w:lsdException w:name="Plain Table 2" w:uiPriority="42"/>
     <w:lsdException w:name="Plain Table 3" w:uiPriority="43"/>
@@ -18671,7 +18602,7 @@
     <w:lsdException w:name="Unresolved Mention" w:semiHidden="1" w:unhideWhenUsed="1"/>
     <w:lsdException w:name="Smart Link" w:semiHidden="1" w:unhideWhenUsed="1"/>
   </w:latentStyles>
-  <w:style w:type="paragraph" w:default="1" w:styleId="Normal">
+  <w:style w:type="paragraph" w:styleId="Normal" w:default="1">
     <w:name w:val="Normal"/>
     <w:qFormat/>
     <w:rsid w:val="001A6D42"/>
@@ -18831,7 +18762,7 @@
       <w:outlineLvl w:val="6"/>
     </w:pPr>
     <w:rPr>
-      <w:rFonts w:asciiTheme="majorHAnsi" w:eastAsiaTheme="majorEastAsia" w:hAnsiTheme="majorHAnsi" w:cstheme="majorBidi"/>
+      <w:rFonts w:asciiTheme="majorHAnsi" w:hAnsiTheme="majorHAnsi" w:eastAsiaTheme="majorEastAsia" w:cstheme="majorBidi"/>
       <w:i/>
       <w:iCs/>
       <w:color w:val="1F3763" w:themeColor="accent1" w:themeShade="7F"/>
@@ -18855,7 +18786,7 @@
       <w:outlineLvl w:val="7"/>
     </w:pPr>
     <w:rPr>
-      <w:rFonts w:asciiTheme="majorHAnsi" w:eastAsiaTheme="majorEastAsia" w:hAnsiTheme="majorHAnsi" w:cstheme="majorBidi"/>
+      <w:rFonts w:asciiTheme="majorHAnsi" w:hAnsiTheme="majorHAnsi" w:eastAsiaTheme="majorEastAsia" w:cstheme="majorBidi"/>
       <w:color w:val="272727" w:themeColor="text1" w:themeTint="D8"/>
       <w:sz w:val="21"/>
       <w:szCs w:val="21"/>
@@ -18879,7 +18810,7 @@
       <w:outlineLvl w:val="8"/>
     </w:pPr>
     <w:rPr>
-      <w:rFonts w:asciiTheme="majorHAnsi" w:eastAsiaTheme="majorEastAsia" w:hAnsiTheme="majorHAnsi" w:cstheme="majorBidi"/>
+      <w:rFonts w:asciiTheme="majorHAnsi" w:hAnsiTheme="majorHAnsi" w:eastAsiaTheme="majorEastAsia" w:cstheme="majorBidi"/>
       <w:i/>
       <w:iCs/>
       <w:color w:val="272727" w:themeColor="text1" w:themeTint="D8"/>
@@ -18887,13 +18818,13 @@
       <w:szCs w:val="21"/>
     </w:rPr>
   </w:style>
-  <w:style w:type="character" w:default="1" w:styleId="Fuentedeprrafopredeter">
+  <w:style w:type="character" w:styleId="Fuentedeprrafopredeter" w:default="1">
     <w:name w:val="Default Paragraph Font"/>
     <w:uiPriority w:val="1"/>
     <w:semiHidden/>
     <w:unhideWhenUsed/>
   </w:style>
-  <w:style w:type="table" w:default="1" w:styleId="Tablanormal">
+  <w:style w:type="table" w:styleId="Tablanormal" w:default="1">
     <w:name w:val="Normal Table"/>
     <w:uiPriority w:val="99"/>
     <w:semiHidden/>
@@ -18908,7 +18839,7 @@
       </w:tblCellMar>
     </w:tblPr>
   </w:style>
-  <w:style w:type="numbering" w:default="1" w:styleId="Sinlista">
+  <w:style w:type="numbering" w:styleId="Sinlista" w:default="1">
     <w:name w:val="No List"/>
     <w:uiPriority w:val="99"/>
     <w:semiHidden/>
@@ -18925,7 +18856,7 @@
       <w:contextualSpacing/>
     </w:pPr>
   </w:style>
-  <w:style w:type="paragraph" w:customStyle="1" w:styleId="TituloPortada">
+  <w:style w:type="paragraph" w:styleId="TituloPortada" w:customStyle="1">
     <w:name w:val="Titulo Portada"/>
     <w:basedOn w:val="Normal"/>
     <w:rsid w:val="00C407C1"/>
@@ -18938,7 +18869,7 @@
       <w:sz w:val="72"/>
     </w:rPr>
   </w:style>
-  <w:style w:type="character" w:customStyle="1" w:styleId="Ttulo1Car">
+  <w:style w:type="character" w:styleId="Ttulo1Car" w:customStyle="1">
     <w:name w:val="Título 1 Car"/>
     <w:basedOn w:val="Fuentedeprrafopredeter"/>
     <w:link w:val="Ttulo1"/>
@@ -18954,7 +18885,7 @@
       <w:shd w:val="clear" w:color="auto" w:fill="FFFFFF"/>
     </w:rPr>
   </w:style>
-  <w:style w:type="character" w:customStyle="1" w:styleId="Ttulo2Car">
+  <w:style w:type="character" w:styleId="Ttulo2Car" w:customStyle="1">
     <w:name w:val="Título 2 Car"/>
     <w:basedOn w:val="Fuentedeprrafopredeter"/>
     <w:link w:val="Ttulo2"/>
@@ -18968,14 +18899,14 @@
       <w:szCs w:val="26"/>
     </w:rPr>
   </w:style>
-  <w:style w:type="character" w:customStyle="1" w:styleId="Ttulo3Car">
+  <w:style w:type="character" w:styleId="Ttulo3Car" w:customStyle="1">
     <w:name w:val="Título 3 Car"/>
     <w:basedOn w:val="Fuentedeprrafopredeter"/>
     <w:link w:val="Ttulo3"/>
     <w:uiPriority w:val="9"/>
     <w:rsid w:val="00203367"/>
     <w:rPr>
-      <w:rFonts w:ascii="Calibri" w:eastAsia="Times New Roman" w:hAnsi="Calibri" w:cs="Times New Roman"/>
+      <w:rFonts w:ascii="Calibri" w:hAnsi="Calibri" w:eastAsia="Times New Roman" w:cs="Times New Roman"/>
       <w:b/>
       <w:iCs/>
       <w:color w:val="3B3838"/>
@@ -19003,7 +18934,7 @@
       <w:kern w:val="0"/>
     </w:rPr>
   </w:style>
-  <w:style w:type="character" w:customStyle="1" w:styleId="Extranjerismo">
+  <w:style w:type="character" w:styleId="Extranjerismo" w:customStyle="1">
     <w:name w:val="Extranjerismo"/>
     <w:basedOn w:val="Fuentedeprrafopredeter"/>
     <w:uiPriority w:val="1"/>
@@ -19014,7 +18945,7 @@
       <w:lang w:val="en-US"/>
     </w:rPr>
   </w:style>
-  <w:style w:type="paragraph" w:customStyle="1" w:styleId="Figura">
+  <w:style w:type="paragraph" w:styleId="Figura" w:customStyle="1">
     <w:name w:val="Figura"/>
     <w:basedOn w:val="Normal"/>
     <w:next w:val="Normal"/>
@@ -19040,7 +18971,7 @@
       <w:lang w:eastAsia="es-CO"/>
     </w:rPr>
   </w:style>
-  <w:style w:type="character" w:customStyle="1" w:styleId="FiguraCar">
+  <w:style w:type="character" w:styleId="FiguraCar" w:customStyle="1">
     <w:name w:val="Figura Car"/>
     <w:basedOn w:val="Fuentedeprrafopredeter"/>
     <w:link w:val="Figura"/>
@@ -19053,14 +18984,14 @@
       <w:szCs w:val="24"/>
     </w:rPr>
   </w:style>
-  <w:style w:type="character" w:customStyle="1" w:styleId="Ttulo4Car">
+  <w:style w:type="character" w:styleId="Ttulo4Car" w:customStyle="1">
     <w:name w:val="Título 4 Car"/>
     <w:basedOn w:val="Fuentedeprrafopredeter"/>
     <w:link w:val="Ttulo4"/>
     <w:uiPriority w:val="9"/>
     <w:rsid w:val="001B57A6"/>
     <w:rPr>
-      <w:rFonts w:ascii="Calibri" w:eastAsia="Times New Roman" w:hAnsi="Calibri" w:cs="Times New Roman"/>
+      <w:rFonts w:ascii="Calibri" w:hAnsi="Calibri" w:eastAsia="Times New Roman" w:cs="Times New Roman"/>
       <w:b/>
       <w:color w:val="000000"/>
       <w:kern w:val="0"/>
@@ -19069,14 +19000,14 @@
       <w:lang w:eastAsia="es-CO"/>
     </w:rPr>
   </w:style>
-  <w:style w:type="character" w:customStyle="1" w:styleId="Ttulo5Car">
+  <w:style w:type="character" w:styleId="Ttulo5Car" w:customStyle="1">
     <w:name w:val="Título 5 Car"/>
     <w:basedOn w:val="Fuentedeprrafopredeter"/>
     <w:link w:val="Ttulo5"/>
     <w:uiPriority w:val="9"/>
     <w:rsid w:val="00746AD1"/>
     <w:rPr>
-      <w:rFonts w:ascii="Calibri" w:eastAsia="Times New Roman" w:hAnsi="Calibri" w:cs="Times New Roman"/>
+      <w:rFonts w:ascii="Calibri" w:hAnsi="Calibri" w:eastAsia="Times New Roman" w:cs="Times New Roman"/>
       <w:b/>
       <w:color w:val="000000"/>
       <w:kern w:val="0"/>
@@ -19085,7 +19016,7 @@
       <w:lang w:eastAsia="es-CO"/>
     </w:rPr>
   </w:style>
-  <w:style w:type="paragraph" w:customStyle="1" w:styleId="Tabla">
+  <w:style w:type="paragraph" w:styleId="Tabla" w:customStyle="1">
     <w:name w:val="Tabla"/>
     <w:basedOn w:val="Normal"/>
     <w:next w:val="Normal"/>
@@ -19119,28 +19050,28 @@
       <w:contextualSpacing/>
     </w:pPr>
     <w:rPr>
-      <w:rFonts w:ascii="Calibri Light" w:eastAsia="Times New Roman" w:hAnsi="Calibri Light"/>
+      <w:rFonts w:ascii="Calibri Light" w:hAnsi="Calibri Light" w:eastAsia="Times New Roman"/>
       <w:spacing w:val="-10"/>
       <w:kern w:val="28"/>
       <w:sz w:val="56"/>
       <w:szCs w:val="56"/>
     </w:rPr>
   </w:style>
-  <w:style w:type="character" w:customStyle="1" w:styleId="TtuloCar">
+  <w:style w:type="character" w:styleId="TtuloCar" w:customStyle="1">
     <w:name w:val="Título Car"/>
     <w:basedOn w:val="Fuentedeprrafopredeter"/>
     <w:link w:val="Ttulo"/>
     <w:uiPriority w:val="10"/>
     <w:rsid w:val="00590D20"/>
     <w:rPr>
-      <w:rFonts w:ascii="Calibri Light" w:eastAsia="Times New Roman" w:hAnsi="Calibri Light" w:cs="Times New Roman"/>
+      <w:rFonts w:ascii="Calibri Light" w:hAnsi="Calibri Light" w:eastAsia="Times New Roman" w:cs="Times New Roman"/>
       <w:spacing w:val="-10"/>
       <w:kern w:val="28"/>
       <w:sz w:val="56"/>
       <w:szCs w:val="56"/>
     </w:rPr>
   </w:style>
-  <w:style w:type="character" w:customStyle="1" w:styleId="TablaCar">
+  <w:style w:type="character" w:styleId="TablaCar" w:customStyle="1">
     <w:name w:val="Tabla Car"/>
     <w:basedOn w:val="Fuentedeprrafopredeter"/>
     <w:link w:val="Tabla"/>
@@ -19153,7 +19084,7 @@
       <w:lang w:eastAsia="en-US"/>
     </w:rPr>
   </w:style>
-  <w:style w:type="table" w:customStyle="1" w:styleId="SENA">
+  <w:style w:type="table" w:styleId="SENA" w:customStyle="1">
     <w:name w:val="SENA"/>
     <w:basedOn w:val="Tablanormal"/>
     <w:uiPriority w:val="99"/>
@@ -19164,12 +19095,12 @@
     <w:tblPr>
       <w:tblStyleRowBandSize w:val="1"/>
       <w:tblBorders>
-        <w:top w:val="single" w:sz="4" w:space="0" w:color="D9D9D9"/>
-        <w:left w:val="single" w:sz="4" w:space="0" w:color="D9D9D9"/>
-        <w:bottom w:val="single" w:sz="4" w:space="0" w:color="D9D9D9"/>
-        <w:right w:val="single" w:sz="4" w:space="0" w:color="D9D9D9"/>
-        <w:insideH w:val="single" w:sz="4" w:space="0" w:color="D9D9D9"/>
-        <w:insideV w:val="single" w:sz="4" w:space="0" w:color="D9D9D9"/>
+        <w:top w:val="single" w:color="D9D9D9" w:sz="4" w:space="0"/>
+        <w:left w:val="single" w:color="D9D9D9" w:sz="4" w:space="0"/>
+        <w:bottom w:val="single" w:color="D9D9D9" w:sz="4" w:space="0"/>
+        <w:right w:val="single" w:color="D9D9D9" w:sz="4" w:space="0"/>
+        <w:insideH w:val="single" w:color="D9D9D9" w:sz="4" w:space="0"/>
+        <w:insideV w:val="single" w:color="D9D9D9" w:sz="4" w:space="0"/>
       </w:tblBorders>
     </w:tblPr>
     <w:tblStylePr w:type="firstRow">
@@ -19199,12 +19130,12 @@
     <w:rsid w:val="002401C2"/>
     <w:tblPr>
       <w:tblBorders>
-        <w:top w:val="single" w:sz="4" w:space="0" w:color="auto"/>
-        <w:left w:val="single" w:sz="4" w:space="0" w:color="auto"/>
-        <w:bottom w:val="single" w:sz="4" w:space="0" w:color="auto"/>
-        <w:right w:val="single" w:sz="4" w:space="0" w:color="auto"/>
-        <w:insideH w:val="single" w:sz="4" w:space="0" w:color="auto"/>
-        <w:insideV w:val="single" w:sz="4" w:space="0" w:color="auto"/>
+        <w:top w:val="single" w:color="auto" w:sz="4" w:space="0"/>
+        <w:left w:val="single" w:color="auto" w:sz="4" w:space="0"/>
+        <w:bottom w:val="single" w:color="auto" w:sz="4" w:space="0"/>
+        <w:right w:val="single" w:color="auto" w:sz="4" w:space="0"/>
+        <w:insideH w:val="single" w:color="auto" w:sz="4" w:space="0"/>
+        <w:insideV w:val="single" w:color="auto" w:sz="4" w:space="0"/>
       </w:tblBorders>
     </w:tblPr>
   </w:style>
@@ -19219,7 +19150,7 @@
       <w:u w:val="single"/>
     </w:rPr>
   </w:style>
-  <w:style w:type="paragraph" w:customStyle="1" w:styleId="Video">
+  <w:style w:type="paragraph" w:styleId="Video" w:customStyle="1">
     <w:name w:val="Video"/>
     <w:basedOn w:val="Normal"/>
     <w:next w:val="Normal"/>
@@ -19239,7 +19170,7 @@
       <w:kern w:val="0"/>
     </w:rPr>
   </w:style>
-  <w:style w:type="character" w:customStyle="1" w:styleId="VideoCar">
+  <w:style w:type="character" w:styleId="VideoCar" w:customStyle="1">
     <w:name w:val="Video Car"/>
     <w:basedOn w:val="Fuentedeprrafopredeter"/>
     <w:link w:val="Video"/>
@@ -19251,7 +19182,7 @@
       <w:lang w:eastAsia="en-US"/>
     </w:rPr>
   </w:style>
-  <w:style w:type="character" w:customStyle="1" w:styleId="Mencinsinresolver1">
+  <w:style w:type="character" w:styleId="Mencinsinresolver1" w:customStyle="1">
     <w:name w:val="Mención sin resolver1"/>
     <w:basedOn w:val="Fuentedeprrafopredeter"/>
     <w:uiPriority w:val="99"/>
@@ -19263,7 +19194,7 @@
       <w:shd w:val="clear" w:color="auto" w:fill="E1DFDD"/>
     </w:rPr>
   </w:style>
-  <w:style w:type="table" w:customStyle="1" w:styleId="Tablaconcuadrcula4-nfasis31">
+  <w:style w:type="table" w:styleId="Tablaconcuadrcula4-nfasis31" w:customStyle="1">
     <w:name w:val="Tabla con cuadrícula 4 - Énfasis 31"/>
     <w:basedOn w:val="Tablanormal"/>
     <w:uiPriority w:val="49"/>
@@ -19272,12 +19203,12 @@
       <w:tblStyleRowBandSize w:val="1"/>
       <w:tblStyleColBandSize w:val="1"/>
       <w:tblBorders>
-        <w:top w:val="single" w:sz="4" w:space="0" w:color="C9C9C9"/>
-        <w:left w:val="single" w:sz="4" w:space="0" w:color="C9C9C9"/>
-        <w:bottom w:val="single" w:sz="4" w:space="0" w:color="C9C9C9"/>
-        <w:right w:val="single" w:sz="4" w:space="0" w:color="C9C9C9"/>
-        <w:insideH w:val="single" w:sz="4" w:space="0" w:color="C9C9C9"/>
-        <w:insideV w:val="single" w:sz="4" w:space="0" w:color="C9C9C9"/>
+        <w:top w:val="single" w:color="C9C9C9" w:sz="4" w:space="0"/>
+        <w:left w:val="single" w:color="C9C9C9" w:sz="4" w:space="0"/>
+        <w:bottom w:val="single" w:color="C9C9C9" w:sz="4" w:space="0"/>
+        <w:right w:val="single" w:color="C9C9C9" w:sz="4" w:space="0"/>
+        <w:insideH w:val="single" w:color="C9C9C9" w:sz="4" w:space="0"/>
+        <w:insideV w:val="single" w:color="C9C9C9" w:sz="4" w:space="0"/>
       </w:tblBorders>
     </w:tblPr>
     <w:tblStylePr w:type="firstRow">
@@ -19289,10 +19220,10 @@
       <w:tblPr/>
       <w:tcPr>
         <w:tcBorders>
-          <w:top w:val="single" w:sz="4" w:space="0" w:color="A5A5A5"/>
-          <w:left w:val="single" w:sz="4" w:space="0" w:color="A5A5A5"/>
-          <w:bottom w:val="single" w:sz="4" w:space="0" w:color="A5A5A5"/>
-          <w:right w:val="single" w:sz="4" w:space="0" w:color="A5A5A5"/>
+          <w:top w:val="single" w:color="A5A5A5" w:sz="4" w:space="0"/>
+          <w:left w:val="single" w:color="A5A5A5" w:sz="4" w:space="0"/>
+          <w:bottom w:val="single" w:color="A5A5A5" w:sz="4" w:space="0"/>
+          <w:right w:val="single" w:color="A5A5A5" w:sz="4" w:space="0"/>
           <w:insideH w:val="nil"/>
           <w:insideV w:val="nil"/>
         </w:tcBorders>
@@ -19307,7 +19238,7 @@
       <w:tblPr/>
       <w:tcPr>
         <w:tcBorders>
-          <w:top w:val="double" w:sz="4" w:space="0" w:color="A5A5A5"/>
+          <w:top w:val="double" w:color="A5A5A5" w:sz="4" w:space="0"/>
         </w:tcBorders>
       </w:tcPr>
     </w:tblStylePr>
@@ -19336,7 +19267,7 @@
       </w:tcPr>
     </w:tblStylePr>
   </w:style>
-  <w:style w:type="paragraph" w:customStyle="1" w:styleId="Tablas">
+  <w:style w:type="paragraph" w:styleId="Tablas" w:customStyle="1">
     <w:name w:val="Tablas"/>
     <w:qFormat/>
     <w:rsid w:val="00CE2C4A"/>
@@ -19352,7 +19283,7 @@
       <w:lang w:eastAsia="en-US"/>
     </w:rPr>
   </w:style>
-  <w:style w:type="paragraph" w:customStyle="1" w:styleId="TextoTablas">
+  <w:style w:type="paragraph" w:styleId="TextoTablas" w:customStyle="1">
     <w:name w:val="Texto_Tablas"/>
     <w:basedOn w:val="Normal"/>
     <w:qFormat/>
@@ -19445,7 +19376,7 @@
       <w:spacing w:before="0" w:after="0" w:line="240" w:lineRule="auto"/>
     </w:pPr>
   </w:style>
-  <w:style w:type="character" w:customStyle="1" w:styleId="EncabezadoCar">
+  <w:style w:type="character" w:styleId="EncabezadoCar" w:customStyle="1">
     <w:name w:val="Encabezado Car"/>
     <w:basedOn w:val="Fuentedeprrafopredeter"/>
     <w:link w:val="Encabezado"/>
@@ -19470,7 +19401,7 @@
       <w:spacing w:before="0" w:after="0" w:line="240" w:lineRule="auto"/>
     </w:pPr>
   </w:style>
-  <w:style w:type="character" w:customStyle="1" w:styleId="PiedepginaCar">
+  <w:style w:type="character" w:styleId="PiedepginaCar" w:customStyle="1">
     <w:name w:val="Pie de página Car"/>
     <w:basedOn w:val="Fuentedeprrafopredeter"/>
     <w:link w:val="Piedepgina"/>
@@ -19480,7 +19411,7 @@
       <w:sz w:val="28"/>
     </w:rPr>
   </w:style>
-  <w:style w:type="character" w:customStyle="1" w:styleId="Ttulo6Car">
+  <w:style w:type="character" w:styleId="Ttulo6Car" w:customStyle="1">
     <w:name w:val="Título 6 Car"/>
     <w:basedOn w:val="Fuentedeprrafopredeter"/>
     <w:link w:val="Ttulo6"/>
@@ -19488,7 +19419,7 @@
     <w:semiHidden/>
     <w:rsid w:val="00C7377B"/>
     <w:rPr>
-      <w:rFonts w:ascii="Calibri" w:eastAsia="Times New Roman" w:hAnsi="Calibri" w:cs="Times New Roman"/>
+      <w:rFonts w:ascii="Calibri" w:hAnsi="Calibri" w:eastAsia="Times New Roman" w:cs="Times New Roman"/>
       <w:b/>
       <w:color w:val="000000"/>
       <w:kern w:val="0"/>
@@ -19514,7 +19445,7 @@
       <w:szCs w:val="16"/>
     </w:rPr>
   </w:style>
-  <w:style w:type="character" w:customStyle="1" w:styleId="TextodegloboCar">
+  <w:style w:type="character" w:styleId="TextodegloboCar" w:customStyle="1">
     <w:name w:val="Texto de globo Car"/>
     <w:basedOn w:val="Fuentedeprrafopredeter"/>
     <w:link w:val="Textodeglobo"/>
@@ -19527,7 +19458,7 @@
       <w:szCs w:val="16"/>
     </w:rPr>
   </w:style>
-  <w:style w:type="paragraph" w:customStyle="1" w:styleId="Titulosgenerales">
+  <w:style w:type="paragraph" w:styleId="Titulosgenerales" w:customStyle="1">
     <w:name w:val="Titulos generales"/>
     <w:basedOn w:val="Ttulo1"/>
     <w:qFormat/>
@@ -19547,7 +19478,7 @@
       <w:szCs w:val="36"/>
     </w:rPr>
   </w:style>
-  <w:style w:type="paragraph" w:customStyle="1" w:styleId="aos-init">
+  <w:style w:type="paragraph" w:styleId="aos-init" w:customStyle="1">
     <w:name w:val="aos-init"/>
     <w:basedOn w:val="Normal"/>
     <w:rsid w:val="00F911BC"/>
@@ -19556,14 +19487,14 @@
       <w:ind w:firstLine="0"/>
     </w:pPr>
     <w:rPr>
-      <w:rFonts w:ascii="Times New Roman" w:eastAsia="Times New Roman" w:hAnsi="Times New Roman"/>
+      <w:rFonts w:ascii="Times New Roman" w:hAnsi="Times New Roman" w:eastAsia="Times New Roman"/>
       <w:kern w:val="0"/>
       <w:sz w:val="24"/>
       <w:szCs w:val="24"/>
       <w:lang w:val="es-ES" w:eastAsia="es-ES"/>
     </w:rPr>
   </w:style>
-  <w:style w:type="paragraph" w:customStyle="1" w:styleId="mb-5">
+  <w:style w:type="paragraph" w:styleId="mb-5" w:customStyle="1">
     <w:name w:val="mb-5"/>
     <w:basedOn w:val="Normal"/>
     <w:rsid w:val="00F911BC"/>
@@ -19572,14 +19503,14 @@
       <w:ind w:firstLine="0"/>
     </w:pPr>
     <w:rPr>
-      <w:rFonts w:ascii="Times New Roman" w:eastAsia="Times New Roman" w:hAnsi="Times New Roman"/>
+      <w:rFonts w:ascii="Times New Roman" w:hAnsi="Times New Roman" w:eastAsia="Times New Roman"/>
       <w:kern w:val="0"/>
       <w:sz w:val="24"/>
       <w:szCs w:val="24"/>
       <w:lang w:val="es-ES" w:eastAsia="es-ES"/>
     </w:rPr>
   </w:style>
-  <w:style w:type="character" w:customStyle="1" w:styleId="Ttulo7Car">
+  <w:style w:type="character" w:styleId="Ttulo7Car" w:customStyle="1">
     <w:name w:val="Título 7 Car"/>
     <w:basedOn w:val="Fuentedeprrafopredeter"/>
     <w:link w:val="Ttulo7"/>
@@ -19587,7 +19518,7 @@
     <w:semiHidden/>
     <w:rsid w:val="00C0503D"/>
     <w:rPr>
-      <w:rFonts w:asciiTheme="majorHAnsi" w:eastAsiaTheme="majorEastAsia" w:hAnsiTheme="majorHAnsi" w:cstheme="majorBidi"/>
+      <w:rFonts w:asciiTheme="majorHAnsi" w:hAnsiTheme="majorHAnsi" w:eastAsiaTheme="majorEastAsia" w:cstheme="majorBidi"/>
       <w:i/>
       <w:iCs/>
       <w:color w:val="1F3763" w:themeColor="accent1" w:themeShade="7F"/>
@@ -19597,7 +19528,7 @@
       <w:lang w:eastAsia="en-US"/>
     </w:rPr>
   </w:style>
-  <w:style w:type="character" w:customStyle="1" w:styleId="Ttulo8Car">
+  <w:style w:type="character" w:styleId="Ttulo8Car" w:customStyle="1">
     <w:name w:val="Título 8 Car"/>
     <w:basedOn w:val="Fuentedeprrafopredeter"/>
     <w:link w:val="Ttulo8"/>
@@ -19605,7 +19536,7 @@
     <w:semiHidden/>
     <w:rsid w:val="00C0503D"/>
     <w:rPr>
-      <w:rFonts w:asciiTheme="majorHAnsi" w:eastAsiaTheme="majorEastAsia" w:hAnsiTheme="majorHAnsi" w:cstheme="majorBidi"/>
+      <w:rFonts w:asciiTheme="majorHAnsi" w:hAnsiTheme="majorHAnsi" w:eastAsiaTheme="majorEastAsia" w:cstheme="majorBidi"/>
       <w:color w:val="272727" w:themeColor="text1" w:themeTint="D8"/>
       <w:kern w:val="2"/>
       <w:sz w:val="21"/>
@@ -19613,7 +19544,7 @@
       <w:lang w:eastAsia="en-US"/>
     </w:rPr>
   </w:style>
-  <w:style w:type="character" w:customStyle="1" w:styleId="Ttulo9Car">
+  <w:style w:type="character" w:styleId="Ttulo9Car" w:customStyle="1">
     <w:name w:val="Título 9 Car"/>
     <w:basedOn w:val="Fuentedeprrafopredeter"/>
     <w:link w:val="Ttulo9"/>
@@ -19621,7 +19552,7 @@
     <w:semiHidden/>
     <w:rsid w:val="00C0503D"/>
     <w:rPr>
-      <w:rFonts w:asciiTheme="majorHAnsi" w:eastAsiaTheme="majorEastAsia" w:hAnsiTheme="majorHAnsi" w:cstheme="majorBidi"/>
+      <w:rFonts w:asciiTheme="majorHAnsi" w:hAnsiTheme="majorHAnsi" w:eastAsiaTheme="majorEastAsia" w:cstheme="majorBidi"/>
       <w:i/>
       <w:iCs/>
       <w:color w:val="272727" w:themeColor="text1" w:themeTint="D8"/>
@@ -19631,7 +19562,7 @@
       <w:lang w:eastAsia="en-US"/>
     </w:rPr>
   </w:style>
-  <w:style w:type="table" w:customStyle="1" w:styleId="SENA1">
+  <w:style w:type="table" w:styleId="SENA1" w:customStyle="1">
     <w:name w:val="SENA1"/>
     <w:basedOn w:val="Tablanormal"/>
     <w:uiPriority w:val="99"/>
@@ -19642,12 +19573,12 @@
     <w:tblPr>
       <w:tblStyleRowBandSize w:val="1"/>
       <w:tblBorders>
-        <w:top w:val="single" w:sz="4" w:space="0" w:color="D9D9D9"/>
-        <w:left w:val="single" w:sz="4" w:space="0" w:color="D9D9D9"/>
-        <w:bottom w:val="single" w:sz="4" w:space="0" w:color="D9D9D9"/>
-        <w:right w:val="single" w:sz="4" w:space="0" w:color="D9D9D9"/>
-        <w:insideH w:val="single" w:sz="4" w:space="0" w:color="D9D9D9"/>
-        <w:insideV w:val="single" w:sz="4" w:space="0" w:color="D9D9D9"/>
+        <w:top w:val="single" w:color="D9D9D9" w:sz="4" w:space="0"/>
+        <w:left w:val="single" w:color="D9D9D9" w:sz="4" w:space="0"/>
+        <w:bottom w:val="single" w:color="D9D9D9" w:sz="4" w:space="0"/>
+        <w:right w:val="single" w:color="D9D9D9" w:sz="4" w:space="0"/>
+        <w:insideH w:val="single" w:color="D9D9D9" w:sz="4" w:space="0"/>
+        <w:insideV w:val="single" w:color="D9D9D9" w:sz="4" w:space="0"/>
       </w:tblBorders>
     </w:tblPr>
     <w:tblStylePr w:type="firstRow">
@@ -19682,12 +19613,12 @@
       <w:shd w:val="clear" w:color="auto" w:fill="E1DFDD"/>
     </w:rPr>
   </w:style>
-  <w:style w:type="character" w:customStyle="1" w:styleId="normaltextrun">
+  <w:style w:type="character" w:styleId="normaltextrun" w:customStyle="1">
     <w:name w:val="normaltextrun"/>
     <w:basedOn w:val="Fuentedeprrafopredeter"/>
     <w:rsid w:val="00DC0A1F"/>
   </w:style>
-  <w:style w:type="character" w:customStyle="1" w:styleId="eop">
+  <w:style w:type="character" w:styleId="eop" w:customStyle="1">
     <w:name w:val="eop"/>
     <w:basedOn w:val="Fuentedeprrafopredeter"/>
     <w:rsid w:val="00DC0A1F"/>
@@ -19698,19 +19629,19 @@
     <w:uiPriority w:val="49"/>
     <w:rsid w:val="005B5384"/>
     <w:rPr>
-      <w:rFonts w:ascii="Arial" w:eastAsia="Arial" w:hAnsi="Arial" w:cs="Arial"/>
+      <w:rFonts w:ascii="Arial" w:hAnsi="Arial" w:eastAsia="Arial" w:cs="Arial"/>
       <w:lang w:val="en-US" w:eastAsia="en-US"/>
     </w:rPr>
     <w:tblPr>
       <w:tblStyleRowBandSize w:val="1"/>
       <w:tblStyleColBandSize w:val="1"/>
       <w:tblBorders>
-        <w:top w:val="single" w:sz="4" w:space="0" w:color="666666" w:themeColor="text1" w:themeTint="99"/>
-        <w:left w:val="single" w:sz="4" w:space="0" w:color="666666" w:themeColor="text1" w:themeTint="99"/>
-        <w:bottom w:val="single" w:sz="4" w:space="0" w:color="666666" w:themeColor="text1" w:themeTint="99"/>
-        <w:right w:val="single" w:sz="4" w:space="0" w:color="666666" w:themeColor="text1" w:themeTint="99"/>
-        <w:insideH w:val="single" w:sz="4" w:space="0" w:color="666666" w:themeColor="text1" w:themeTint="99"/>
-        <w:insideV w:val="single" w:sz="4" w:space="0" w:color="666666" w:themeColor="text1" w:themeTint="99"/>
+        <w:top w:val="single" w:color="666666" w:themeColor="text1" w:themeTint="99" w:sz="4" w:space="0"/>
+        <w:left w:val="single" w:color="666666" w:themeColor="text1" w:themeTint="99" w:sz="4" w:space="0"/>
+        <w:bottom w:val="single" w:color="666666" w:themeColor="text1" w:themeTint="99" w:sz="4" w:space="0"/>
+        <w:right w:val="single" w:color="666666" w:themeColor="text1" w:themeTint="99" w:sz="4" w:space="0"/>
+        <w:insideH w:val="single" w:color="666666" w:themeColor="text1" w:themeTint="99" w:sz="4" w:space="0"/>
+        <w:insideV w:val="single" w:color="666666" w:themeColor="text1" w:themeTint="99" w:sz="4" w:space="0"/>
       </w:tblBorders>
     </w:tblPr>
     <w:tblStylePr w:type="firstRow">
@@ -19722,10 +19653,10 @@
       <w:tblPr/>
       <w:tcPr>
         <w:tcBorders>
-          <w:top w:val="single" w:sz="4" w:space="0" w:color="000000" w:themeColor="text1"/>
-          <w:left w:val="single" w:sz="4" w:space="0" w:color="000000" w:themeColor="text1"/>
-          <w:bottom w:val="single" w:sz="4" w:space="0" w:color="000000" w:themeColor="text1"/>
-          <w:right w:val="single" w:sz="4" w:space="0" w:color="000000" w:themeColor="text1"/>
+          <w:top w:val="single" w:color="000000" w:themeColor="text1" w:sz="4" w:space="0"/>
+          <w:left w:val="single" w:color="000000" w:themeColor="text1" w:sz="4" w:space="0"/>
+          <w:bottom w:val="single" w:color="000000" w:themeColor="text1" w:sz="4" w:space="0"/>
+          <w:right w:val="single" w:color="000000" w:themeColor="text1" w:sz="4" w:space="0"/>
           <w:insideH w:val="nil"/>
           <w:insideV w:val="nil"/>
         </w:tcBorders>
@@ -19740,7 +19671,7 @@
       <w:tblPr/>
       <w:tcPr>
         <w:tcBorders>
-          <w:top w:val="double" w:sz="4" w:space="0" w:color="000000" w:themeColor="text1"/>
+          <w:top w:val="double" w:color="000000" w:themeColor="text1" w:sz="4" w:space="0"/>
         </w:tcBorders>
       </w:tcPr>
     </w:tblStylePr>
@@ -19775,17 +19706,17 @@
     <w:uiPriority w:val="48"/>
     <w:rsid w:val="00144971"/>
     <w:rPr>
-      <w:rFonts w:ascii="Arial" w:eastAsia="Arial" w:hAnsi="Arial" w:cs="Arial"/>
+      <w:rFonts w:ascii="Arial" w:hAnsi="Arial" w:eastAsia="Arial" w:cs="Arial"/>
       <w:lang w:val="en-US" w:eastAsia="en-US"/>
     </w:rPr>
     <w:tblPr>
       <w:tblStyleRowBandSize w:val="1"/>
       <w:tblStyleColBandSize w:val="1"/>
       <w:tblBorders>
-        <w:top w:val="single" w:sz="4" w:space="0" w:color="000000" w:themeColor="text1"/>
-        <w:left w:val="single" w:sz="4" w:space="0" w:color="000000" w:themeColor="text1"/>
-        <w:bottom w:val="single" w:sz="4" w:space="0" w:color="000000" w:themeColor="text1"/>
-        <w:right w:val="single" w:sz="4" w:space="0" w:color="000000" w:themeColor="text1"/>
+        <w:top w:val="single" w:color="000000" w:themeColor="text1" w:sz="4" w:space="0"/>
+        <w:left w:val="single" w:color="000000" w:themeColor="text1" w:sz="4" w:space="0"/>
+        <w:bottom w:val="single" w:color="000000" w:themeColor="text1" w:sz="4" w:space="0"/>
+        <w:right w:val="single" w:color="000000" w:themeColor="text1" w:sz="4" w:space="0"/>
       </w:tblBorders>
     </w:tblPr>
     <w:tblStylePr w:type="firstRow">
@@ -19807,7 +19738,7 @@
       <w:tblPr/>
       <w:tcPr>
         <w:tcBorders>
-          <w:top w:val="double" w:sz="4" w:space="0" w:color="000000" w:themeColor="text1"/>
+          <w:top w:val="double" w:color="000000" w:themeColor="text1" w:sz="4" w:space="0"/>
         </w:tcBorders>
         <w:shd w:val="clear" w:color="auto" w:fill="FFFFFF" w:themeFill="background1"/>
       </w:tcPr>
@@ -19842,8 +19773,8 @@
       <w:tblPr/>
       <w:tcPr>
         <w:tcBorders>
-          <w:left w:val="single" w:sz="4" w:space="0" w:color="000000" w:themeColor="text1"/>
-          <w:right w:val="single" w:sz="4" w:space="0" w:color="000000" w:themeColor="text1"/>
+          <w:left w:val="single" w:color="000000" w:themeColor="text1" w:sz="4" w:space="0"/>
+          <w:right w:val="single" w:color="000000" w:themeColor="text1" w:sz="4" w:space="0"/>
         </w:tcBorders>
       </w:tcPr>
     </w:tblStylePr>
@@ -19851,8 +19782,8 @@
       <w:tblPr/>
       <w:tcPr>
         <w:tcBorders>
-          <w:top w:val="single" w:sz="4" w:space="0" w:color="000000" w:themeColor="text1"/>
-          <w:bottom w:val="single" w:sz="4" w:space="0" w:color="000000" w:themeColor="text1"/>
+          <w:top w:val="single" w:color="000000" w:themeColor="text1" w:sz="4" w:space="0"/>
+          <w:bottom w:val="single" w:color="000000" w:themeColor="text1" w:sz="4" w:space="0"/>
           <w:insideH w:val="nil"/>
         </w:tcBorders>
       </w:tcPr>
@@ -19879,7 +19810,7 @@
       <w:tblPr/>
       <w:tcPr>
         <w:tcBorders>
-          <w:top w:val="double" w:sz="4" w:space="0" w:color="000000" w:themeColor="text1"/>
+          <w:top w:val="double" w:color="000000" w:themeColor="text1" w:sz="4" w:space="0"/>
           <w:left w:val="nil"/>
         </w:tcBorders>
       </w:tcPr>
@@ -19888,7 +19819,7 @@
       <w:tblPr/>
       <w:tcPr>
         <w:tcBorders>
-          <w:top w:val="double" w:sz="4" w:space="0" w:color="000000" w:themeColor="text1"/>
+          <w:top w:val="double" w:color="000000" w:themeColor="text1" w:sz="4" w:space="0"/>
           <w:right w:val="nil"/>
         </w:tcBorders>
       </w:tcPr>
@@ -19906,7 +19837,7 @@
       <w:ind w:firstLine="0"/>
     </w:pPr>
     <w:rPr>
-      <w:rFonts w:ascii="Times New Roman" w:eastAsia="Times New Roman" w:hAnsi="Times New Roman"/>
+      <w:rFonts w:ascii="Times New Roman" w:hAnsi="Times New Roman" w:eastAsia="Times New Roman"/>
       <w:kern w:val="0"/>
       <w:sz w:val="24"/>
       <w:szCs w:val="24"/>
@@ -19917,7 +19848,7 @@
 </file>
 
 <file path=word/theme/theme1.xml><?xml version="1.0" encoding="utf-8"?>
-<a:theme xmlns:a="http://schemas.openxmlformats.org/drawingml/2006/main" name="Tema de Office">
+<a:theme xmlns:a="http://schemas.openxmlformats.org/drawingml/2006/main" xmlns:thm15="http://schemas.microsoft.com/office/thememl/2012/main" name="Tema de Office">
   <a:themeElements>
     <a:clrScheme name="Office">
       <a:dk1>
